--- a/02-放大电路/03-音频放大电路/音调控制电路/音调控制电路.docx
+++ b/02-放大电路/03-音频放大电路/音调控制电路/音调控制电路.docx
@@ -3110,6 +3110,20 @@
     </w:p>
     <w:bookmarkEnd w:id="26"/>
     <w:bookmarkEnd w:id="27"/>
+    <w:p>
+      <w:pPr>
+        <w:spacing w:before="360"/>
+        <w:jc w:val="center"/>
+      </w:pPr>
+      <w:r>
+        <w:rPr>
+          <w:rFonts w:ascii="Times New Roman" w:hAnsi="Times New Roman"/>
+          <w:color w:val="555555"/>
+          <w:sz w:val="21"/>
+        </w:rPr>
+        <w:t>材料收集者：杜文杰</w:t>
+      </w:r>
+    </w:p>
     <w:sectPr>
       <w:headerReference r:id="rId9" w:type="default"/>
       <w:footerReference r:id="rId10" w:type="default"/>

--- a/02-放大电路/03-音频放大电路/音调控制电路/音调控制电路.docx
+++ b/02-放大电路/03-音频放大电路/音调控制电路/音调控制电路.docx
@@ -1,6 +1,6 @@
 
 <file path=word/document.xml><?xml version="1.0" encoding="utf-8"?>
-<w:document xmlns:w="http://schemas.openxmlformats.org/wordprocessingml/2006/main" xmlns:m="http://schemas.openxmlformats.org/officeDocument/2006/math" xmlns:r="http://schemas.openxmlformats.org/officeDocument/2006/relationships" xmlns:o="urn:schemas-microsoft-com:office:office" xmlns:v="urn:schemas-microsoft-com:vml" xmlns:w10="urn:schemas-microsoft-com:office:word" xmlns:a="http://schemas.openxmlformats.org/drawingml/2006/main" xmlns:pic="http://schemas.openxmlformats.org/drawingml/2006/picture" xmlns:wp="http://schemas.openxmlformats.org/drawingml/2006/wordprocessingDrawing">
+<w:document xmlns:m="http://schemas.openxmlformats.org/officeDocument/2006/math" xmlns:r="http://schemas.openxmlformats.org/officeDocument/2006/relationships" xmlns:w="http://schemas.openxmlformats.org/wordprocessingml/2006/main" xmlns:o="urn:schemas-microsoft-com:office:office" xmlns:v="urn:schemas-microsoft-com:vml" xmlns:w10="urn:schemas-microsoft-com:office:word" xmlns:a="http://schemas.openxmlformats.org/drawingml/2006/main" xmlns:pic="http://schemas.openxmlformats.org/drawingml/2006/picture" xmlns:wp="http://schemas.openxmlformats.org/drawingml/2006/wordprocessingDrawing">
   <w:body>
     <w:bookmarkStart w:id="27" w:name="音调控制电路"/>
     <w:p>
@@ -9,7 +9,7 @@
       </w:pPr>
       <w:r>
         <w:rPr>
-          <w:rFonts w:hint="eastAsia"/>
+          <w:rFonts w:hint="eastAsia" w:eastAsia="黑体"/>
         </w:rPr>
         <w:t xml:space="preserve">音调控制电路</w:t>
       </w:r>
@@ -21,7 +21,7 @@
       </w:pPr>
       <w:r>
         <w:rPr>
-          <w:rFonts w:hint="eastAsia"/>
+          <w:rFonts w:hint="eastAsia" w:eastAsia="黑体"/>
         </w:rPr>
         <w:t xml:space="preserve">拓扑描述</w:t>
       </w:r>
@@ -32,16 +32,19 @@
       </w:pPr>
       <w:r>
         <w:rPr>
-          <w:rFonts w:hint="eastAsia"/>
+          <w:rFonts w:hint="eastAsia" w:eastAsia="黑体"/>
         </w:rPr>
         <w:t xml:space="preserve">由</w:t>
       </w:r>
       <w:r>
+        <w:rPr>
+          <w:rFonts w:eastAsia="黑体"/>
+        </w:rPr>
         <w:t xml:space="preserve"> </w:t>
       </w:r>
       <w:r>
         <w:rPr>
-          <w:rFonts w:hint="eastAsia"/>
+          <w:rFonts w:hint="eastAsia" w:eastAsia="黑体"/>
           <w:b/>
           <w:bCs/>
         </w:rPr>
@@ -49,6 +52,7 @@
       </w:r>
       <w:r>
         <w:rPr>
+          <w:rFonts w:eastAsia="黑体"/>
           <w:b/>
           <w:bCs/>
         </w:rPr>
@@ -70,15 +74,19 @@
       </m:oMath>
       <w:r>
         <w:rPr>
-          <w:rFonts w:hint="eastAsia"/>
+          <w:rFonts w:hint="eastAsia" w:eastAsia="黑体"/>
         </w:rPr>
         <w:t xml:space="preserve">（或多个运放级）与</w:t>
       </w:r>
       <w:r>
+        <w:rPr>
+          <w:rFonts w:eastAsia="黑体"/>
+        </w:rPr>
         <w:t xml:space="preserve"> </w:t>
       </w:r>
       <w:r>
         <w:rPr>
+          <w:rFonts w:eastAsia="黑体"/>
           <w:b/>
           <w:bCs/>
         </w:rPr>
@@ -86,27 +94,33 @@
       </w:r>
       <w:r>
         <w:rPr>
-          <w:rFonts w:hint="eastAsia"/>
+          <w:rFonts w:hint="eastAsia" w:eastAsia="黑体"/>
           <w:b/>
           <w:bCs/>
         </w:rPr>
         <w:t xml:space="preserve">频率整形网络</w:t>
       </w:r>
       <w:r>
+        <w:rPr>
+          <w:rFonts w:eastAsia="黑体"/>
+        </w:rPr>
         <w:t xml:space="preserve"> </w:t>
       </w:r>
       <w:r>
         <w:rPr>
-          <w:rFonts w:hint="eastAsia"/>
+          <w:rFonts w:hint="eastAsia" w:eastAsia="黑体"/>
         </w:rPr>
         <w:t xml:space="preserve">组成，低音段由</w:t>
       </w:r>
       <w:r>
+        <w:rPr>
+          <w:rFonts w:eastAsia="黑体"/>
+        </w:rPr>
         <w:t xml:space="preserve"> </w:t>
       </w:r>
       <w:r>
         <w:rPr>
-          <w:rFonts w:hint="eastAsia"/>
+          <w:rFonts w:hint="eastAsia" w:eastAsia="黑体"/>
           <w:b/>
           <w:bCs/>
         </w:rPr>
@@ -114,6 +128,7 @@
       </w:r>
       <w:r>
         <w:rPr>
+          <w:rFonts w:eastAsia="黑体"/>
           <w:b/>
           <w:bCs/>
         </w:rPr>
@@ -135,7 +150,7 @@
       </m:oMath>
       <w:r>
         <w:rPr>
-          <w:rFonts w:hint="eastAsia"/>
+          <w:rFonts w:hint="eastAsia" w:eastAsia="黑体"/>
           <w:b/>
           <w:bCs/>
         </w:rPr>
@@ -143,6 +158,7 @@
       </w:r>
       <w:r>
         <w:rPr>
+          <w:rFonts w:eastAsia="黑体"/>
           <w:b/>
           <w:bCs/>
         </w:rPr>
@@ -163,20 +179,26 @@
         </m:sSub>
       </m:oMath>
       <w:r>
+        <w:rPr>
+          <w:rFonts w:eastAsia="黑体"/>
+        </w:rPr>
         <w:t xml:space="preserve"> </w:t>
       </w:r>
       <w:r>
         <w:rPr>
-          <w:rFonts w:hint="eastAsia"/>
+          <w:rFonts w:hint="eastAsia" w:eastAsia="黑体"/>
         </w:rPr>
         <w:t xml:space="preserve">与</w:t>
       </w:r>
       <w:r>
+        <w:rPr>
+          <w:rFonts w:eastAsia="黑体"/>
+        </w:rPr>
         <w:t xml:space="preserve"> </w:t>
       </w:r>
       <w:r>
         <w:rPr>
-          <w:rFonts w:hint="eastAsia"/>
+          <w:rFonts w:hint="eastAsia" w:eastAsia="黑体"/>
           <w:b/>
           <w:bCs/>
         </w:rPr>
@@ -184,6 +206,7 @@
       </w:r>
       <w:r>
         <w:rPr>
+          <w:rFonts w:eastAsia="黑体"/>
           <w:b/>
           <w:bCs/>
         </w:rPr>
@@ -204,29 +227,38 @@
         </m:sSub>
       </m:oMath>
       <w:r>
+        <w:rPr>
+          <w:rFonts w:eastAsia="黑体"/>
+        </w:rPr>
         <w:t xml:space="preserve"> </w:t>
       </w:r>
       <w:r>
         <w:rPr>
-          <w:rFonts w:hint="eastAsia"/>
+          <w:rFonts w:hint="eastAsia" w:eastAsia="黑体"/>
         </w:rPr>
         <w:t xml:space="preserve">构成</w:t>
       </w:r>
       <w:r>
+        <w:rPr>
+          <w:rFonts w:eastAsia="黑体"/>
+        </w:rPr>
         <w:t xml:space="preserve"> </w:t>
       </w:r>
       <w:r>
         <w:rPr>
-          <w:rFonts w:hint="eastAsia"/>
+          <w:rFonts w:hint="eastAsia" w:eastAsia="黑体"/>
         </w:rPr>
         <w:t xml:space="preserve">shelving（搁架式）网络，高音段由</w:t>
       </w:r>
       <w:r>
+        <w:rPr>
+          <w:rFonts w:eastAsia="黑体"/>
+        </w:rPr>
         <w:t xml:space="preserve"> </w:t>
       </w:r>
       <w:r>
         <w:rPr>
-          <w:rFonts w:hint="eastAsia"/>
+          <w:rFonts w:hint="eastAsia" w:eastAsia="黑体"/>
           <w:b/>
           <w:bCs/>
         </w:rPr>
@@ -234,6 +266,7 @@
       </w:r>
       <w:r>
         <w:rPr>
+          <w:rFonts w:eastAsia="黑体"/>
           <w:b/>
           <w:bCs/>
         </w:rPr>
@@ -255,7 +288,7 @@
       </m:oMath>
       <w:r>
         <w:rPr>
-          <w:rFonts w:hint="eastAsia"/>
+          <w:rFonts w:hint="eastAsia" w:eastAsia="黑体"/>
           <w:b/>
           <w:bCs/>
         </w:rPr>
@@ -263,6 +296,7 @@
       </w:r>
       <w:r>
         <w:rPr>
+          <w:rFonts w:eastAsia="黑体"/>
           <w:b/>
           <w:bCs/>
         </w:rPr>
@@ -283,20 +317,26 @@
         </m:sSub>
       </m:oMath>
       <w:r>
+        <w:rPr>
+          <w:rFonts w:eastAsia="黑体"/>
+        </w:rPr>
         <w:t xml:space="preserve"> </w:t>
       </w:r>
       <w:r>
         <w:rPr>
-          <w:rFonts w:hint="eastAsia"/>
+          <w:rFonts w:hint="eastAsia" w:eastAsia="黑体"/>
         </w:rPr>
         <w:t xml:space="preserve">与</w:t>
       </w:r>
       <w:r>
+        <w:rPr>
+          <w:rFonts w:eastAsia="黑体"/>
+        </w:rPr>
         <w:t xml:space="preserve"> </w:t>
       </w:r>
       <w:r>
         <w:rPr>
-          <w:rFonts w:hint="eastAsia"/>
+          <w:rFonts w:hint="eastAsia" w:eastAsia="黑体"/>
           <w:b/>
           <w:bCs/>
         </w:rPr>
@@ -304,6 +344,7 @@
       </w:r>
       <w:r>
         <w:rPr>
+          <w:rFonts w:eastAsia="黑体"/>
           <w:b/>
           <w:bCs/>
         </w:rPr>
@@ -324,20 +365,26 @@
         </m:sSub>
       </m:oMath>
       <w:r>
+        <w:rPr>
+          <w:rFonts w:eastAsia="黑体"/>
+        </w:rPr>
         <w:t xml:space="preserve"> </w:t>
       </w:r>
       <w:r>
         <w:rPr>
-          <w:rFonts w:hint="eastAsia"/>
+          <w:rFonts w:hint="eastAsia" w:eastAsia="黑体"/>
         </w:rPr>
         <w:t xml:space="preserve">构成；另含</w:t>
       </w:r>
       <w:r>
+        <w:rPr>
+          <w:rFonts w:eastAsia="黑体"/>
+        </w:rPr>
         <w:t xml:space="preserve"> </w:t>
       </w:r>
       <w:r>
         <w:rPr>
-          <w:rFonts w:hint="eastAsia"/>
+          <w:rFonts w:hint="eastAsia" w:eastAsia="黑体"/>
           <w:b/>
           <w:bCs/>
         </w:rPr>
@@ -345,6 +392,7 @@
       </w:r>
       <w:r>
         <w:rPr>
+          <w:rFonts w:eastAsia="黑体"/>
           <w:b/>
           <w:bCs/>
         </w:rPr>
@@ -368,20 +416,26 @@
         </m:sSub>
       </m:oMath>
       <w:r>
+        <w:rPr>
+          <w:rFonts w:eastAsia="黑体"/>
+        </w:rPr>
         <w:t xml:space="preserve"> </w:t>
       </w:r>
       <w:r>
         <w:rPr>
-          <w:rFonts w:hint="eastAsia"/>
+          <w:rFonts w:hint="eastAsia" w:eastAsia="黑体"/>
         </w:rPr>
         <w:t xml:space="preserve">与</w:t>
       </w:r>
       <w:r>
+        <w:rPr>
+          <w:rFonts w:eastAsia="黑体"/>
+        </w:rPr>
         <w:t xml:space="preserve"> </w:t>
       </w:r>
       <w:r>
         <w:rPr>
-          <w:rFonts w:hint="eastAsia"/>
+          <w:rFonts w:hint="eastAsia" w:eastAsia="黑体"/>
           <w:b/>
           <w:bCs/>
         </w:rPr>
@@ -389,6 +443,7 @@
       </w:r>
       <w:r>
         <w:rPr>
+          <w:rFonts w:eastAsia="黑体"/>
           <w:b/>
           <w:bCs/>
         </w:rPr>
@@ -410,22 +465,25 @@
       </m:oMath>
       <w:r>
         <w:rPr>
-          <w:rFonts w:hint="eastAsia"/>
+          <w:rFonts w:hint="eastAsia" w:eastAsia="黑体"/>
         </w:rPr>
         <w:t xml:space="preserve">。电路共有</w:t>
       </w:r>
       <w:r>
+        <w:rPr>
+          <w:rFonts w:eastAsia="黑体"/>
+        </w:rPr>
         <w:t xml:space="preserve"> 6 </w:t>
       </w:r>
       <w:r>
         <w:rPr>
-          <w:rFonts w:hint="eastAsia"/>
+          <w:rFonts w:hint="eastAsia" w:eastAsia="黑体"/>
         </w:rPr>
         <w:t xml:space="preserve">个关键节点：</w:t>
       </w:r>
       <w:r>
         <w:rPr>
-          <w:rFonts w:hint="eastAsia"/>
+          <w:rFonts w:hint="eastAsia" w:eastAsia="黑体"/>
           <w:b/>
           <w:bCs/>
         </w:rPr>
@@ -433,6 +491,7 @@
       </w:r>
       <w:r>
         <w:rPr>
+          <w:rFonts w:eastAsia="黑体"/>
           <w:b/>
           <w:bCs/>
         </w:rPr>
@@ -440,7 +499,7 @@
       </w:r>
       <w:r>
         <w:rPr>
-          <w:rFonts w:hint="eastAsia"/>
+          <w:rFonts w:hint="eastAsia" w:eastAsia="黑体"/>
           <w:b/>
           <w:bCs/>
         </w:rPr>
@@ -448,11 +507,14 @@
       </w:r>
       <w:r>
         <w:rPr>
-          <w:rFonts w:hint="eastAsia"/>
+          <w:rFonts w:hint="eastAsia" w:eastAsia="黑体"/>
         </w:rPr>
         <w:t xml:space="preserve">（输入信号</w:t>
       </w:r>
       <w:r>
+        <w:rPr>
+          <w:rFonts w:eastAsia="黑体"/>
+        </w:rPr>
         <w:t xml:space="preserve"> </w:t>
       </w:r>
       <m:oMath>
@@ -473,15 +535,21 @@
         </m:sSub>
       </m:oMath>
       <w:r>
+        <w:rPr>
+          <w:rFonts w:eastAsia="黑体"/>
+        </w:rPr>
         <w:t xml:space="preserve"> </w:t>
       </w:r>
       <w:r>
         <w:rPr>
-          <w:rFonts w:hint="eastAsia"/>
+          <w:rFonts w:hint="eastAsia" w:eastAsia="黑体"/>
         </w:rPr>
         <w:t xml:space="preserve">经输入网络接入</w:t>
       </w:r>
       <w:r>
+        <w:rPr>
+          <w:rFonts w:eastAsia="黑体"/>
+        </w:rPr>
         <w:t xml:space="preserve"> </w:t>
       </w:r>
       <m:oMath>
@@ -499,17 +567,20 @@
         </m:sSub>
       </m:oMath>
       <w:r>
+        <w:rPr>
+          <w:rFonts w:eastAsia="黑体"/>
+        </w:rPr>
         <w:t xml:space="preserve"> </w:t>
       </w:r>
       <w:r>
         <w:rPr>
-          <w:rFonts w:hint="eastAsia"/>
+          <w:rFonts w:hint="eastAsia" w:eastAsia="黑体"/>
         </w:rPr>
         <w:t xml:space="preserve">反相端）；</w:t>
       </w:r>
       <w:r>
         <w:rPr>
-          <w:rFonts w:hint="eastAsia"/>
+          <w:rFonts w:hint="eastAsia" w:eastAsia="黑体"/>
           <w:b/>
           <w:bCs/>
         </w:rPr>
@@ -517,6 +588,7 @@
       </w:r>
       <w:r>
         <w:rPr>
+          <w:rFonts w:eastAsia="黑体"/>
           <w:b/>
           <w:bCs/>
         </w:rPr>
@@ -524,7 +596,7 @@
       </w:r>
       <w:r>
         <w:rPr>
-          <w:rFonts w:hint="eastAsia"/>
+          <w:rFonts w:hint="eastAsia" w:eastAsia="黑体"/>
           <w:b/>
           <w:bCs/>
         </w:rPr>
@@ -532,7 +604,7 @@
       </w:r>
       <w:r>
         <w:rPr>
-          <w:rFonts w:hint="eastAsia"/>
+          <w:rFonts w:hint="eastAsia" w:eastAsia="黑体"/>
         </w:rPr>
         <w:t xml:space="preserve">（</w:t>
       </w:r>
@@ -551,24 +623,33 @@
         </m:sSub>
       </m:oMath>
       <w:r>
+        <w:rPr>
+          <w:rFonts w:eastAsia="黑体"/>
+        </w:rPr>
         <w:t xml:space="preserve"> </w:t>
       </w:r>
       <w:r>
         <w:rPr>
-          <w:rFonts w:hint="eastAsia"/>
+          <w:rFonts w:hint="eastAsia" w:eastAsia="黑体"/>
         </w:rPr>
         <w:t xml:space="preserve">的</w:t>
       </w:r>
       <w:r>
+        <w:rPr>
+          <w:rFonts w:eastAsia="黑体"/>
+        </w:rPr>
         <w:t xml:space="preserve"> IN− </w:t>
       </w:r>
       <w:r>
         <w:rPr>
-          <w:rFonts w:hint="eastAsia"/>
+          <w:rFonts w:hint="eastAsia" w:eastAsia="黑体"/>
         </w:rPr>
         <w:t xml:space="preserve">与</w:t>
       </w:r>
       <w:r>
+        <w:rPr>
+          <w:rFonts w:eastAsia="黑体"/>
+        </w:rPr>
         <w:t xml:space="preserve"> </w:t>
       </w:r>
       <m:oMath>
@@ -589,11 +670,14 @@
         </m:sSub>
       </m:oMath>
       <w:r>
+        <w:rPr>
+          <w:rFonts w:eastAsia="黑体"/>
+        </w:rPr>
         <w:t xml:space="preserve"> </w:t>
       </w:r>
       <w:r>
         <w:rPr>
-          <w:rFonts w:hint="eastAsia"/>
+          <w:rFonts w:hint="eastAsia" w:eastAsia="黑体"/>
         </w:rPr>
         <w:t xml:space="preserve">一端、</w:t>
       </w:r>
@@ -612,17 +696,20 @@
         </m:sSub>
       </m:oMath>
       <w:r>
+        <w:rPr>
+          <w:rFonts w:eastAsia="黑体"/>
+        </w:rPr>
         <w:t xml:space="preserve"> </w:t>
       </w:r>
       <w:r>
         <w:rPr>
-          <w:rFonts w:hint="eastAsia"/>
+          <w:rFonts w:hint="eastAsia" w:eastAsia="黑体"/>
         </w:rPr>
         <w:t xml:space="preserve">一端、低音网络一端、高音网络一端相连）；</w:t>
       </w:r>
       <w:r>
         <w:rPr>
-          <w:rFonts w:hint="eastAsia"/>
+          <w:rFonts w:hint="eastAsia" w:eastAsia="黑体"/>
           <w:b/>
           <w:bCs/>
         </w:rPr>
@@ -630,6 +717,7 @@
       </w:r>
       <w:r>
         <w:rPr>
+          <w:rFonts w:eastAsia="黑体"/>
           <w:b/>
           <w:bCs/>
         </w:rPr>
@@ -637,7 +725,7 @@
       </w:r>
       <w:r>
         <w:rPr>
-          <w:rFonts w:hint="eastAsia"/>
+          <w:rFonts w:hint="eastAsia" w:eastAsia="黑体"/>
           <w:b/>
           <w:bCs/>
         </w:rPr>
@@ -645,7 +733,7 @@
       </w:r>
       <w:r>
         <w:rPr>
-          <w:rFonts w:hint="eastAsia"/>
+          <w:rFonts w:hint="eastAsia" w:eastAsia="黑体"/>
         </w:rPr>
         <w:t xml:space="preserve">（</w:t>
       </w:r>
@@ -664,35 +752,44 @@
         </m:sSub>
       </m:oMath>
       <w:r>
+        <w:rPr>
+          <w:rFonts w:eastAsia="黑体"/>
+        </w:rPr>
         <w:t xml:space="preserve"> </w:t>
       </w:r>
       <w:r>
         <w:rPr>
-          <w:rFonts w:hint="eastAsia"/>
+          <w:rFonts w:hint="eastAsia" w:eastAsia="黑体"/>
         </w:rPr>
         <w:t xml:space="preserve">的</w:t>
       </w:r>
       <w:r>
+        <w:rPr>
+          <w:rFonts w:eastAsia="黑体"/>
+        </w:rPr>
         <w:t xml:space="preserve"> IN+ </w:t>
       </w:r>
       <w:r>
         <w:rPr>
-          <w:rFonts w:hint="eastAsia"/>
+          <w:rFonts w:hint="eastAsia" w:eastAsia="黑体"/>
         </w:rPr>
         <w:t xml:space="preserve">接</w:t>
       </w:r>
       <w:r>
+        <w:rPr>
+          <w:rFonts w:eastAsia="黑体"/>
+        </w:rPr>
         <w:t xml:space="preserve"> GND </w:t>
       </w:r>
       <w:r>
         <w:rPr>
-          <w:rFonts w:hint="eastAsia"/>
+          <w:rFonts w:hint="eastAsia" w:eastAsia="黑体"/>
         </w:rPr>
         <w:t xml:space="preserve">或参考电位）；</w:t>
       </w:r>
       <w:r>
         <w:rPr>
-          <w:rFonts w:hint="eastAsia"/>
+          <w:rFonts w:hint="eastAsia" w:eastAsia="黑体"/>
           <w:b/>
           <w:bCs/>
         </w:rPr>
@@ -700,6 +797,7 @@
       </w:r>
       <w:r>
         <w:rPr>
+          <w:rFonts w:eastAsia="黑体"/>
           <w:b/>
           <w:bCs/>
         </w:rPr>
@@ -707,7 +805,7 @@
       </w:r>
       <w:r>
         <w:rPr>
-          <w:rFonts w:hint="eastAsia"/>
+          <w:rFonts w:hint="eastAsia" w:eastAsia="黑体"/>
           <w:b/>
           <w:bCs/>
         </w:rPr>
@@ -715,7 +813,7 @@
       </w:r>
       <w:r>
         <w:rPr>
-          <w:rFonts w:hint="eastAsia"/>
+          <w:rFonts w:hint="eastAsia" w:eastAsia="黑体"/>
         </w:rPr>
         <w:t xml:space="preserve">（</w:t>
       </w:r>
@@ -734,24 +832,33 @@
         </m:sSub>
       </m:oMath>
       <w:r>
+        <w:rPr>
+          <w:rFonts w:eastAsia="黑体"/>
+        </w:rPr>
         <w:t xml:space="preserve"> </w:t>
       </w:r>
       <w:r>
         <w:rPr>
-          <w:rFonts w:hint="eastAsia"/>
+          <w:rFonts w:hint="eastAsia" w:eastAsia="黑体"/>
         </w:rPr>
         <w:t xml:space="preserve">的</w:t>
       </w:r>
       <w:r>
+        <w:rPr>
+          <w:rFonts w:eastAsia="黑体"/>
+        </w:rPr>
         <w:t xml:space="preserve"> OUT </w:t>
       </w:r>
       <w:r>
         <w:rPr>
-          <w:rFonts w:hint="eastAsia"/>
+          <w:rFonts w:hint="eastAsia" w:eastAsia="黑体"/>
         </w:rPr>
         <w:t xml:space="preserve">与</w:t>
       </w:r>
       <w:r>
+        <w:rPr>
+          <w:rFonts w:eastAsia="黑体"/>
+        </w:rPr>
         <w:t xml:space="preserve"> </w:t>
       </w:r>
       <m:oMath>
@@ -769,17 +876,20 @@
         </m:sSub>
       </m:oMath>
       <w:r>
+        <w:rPr>
+          <w:rFonts w:eastAsia="黑体"/>
+        </w:rPr>
         <w:t xml:space="preserve"> </w:t>
       </w:r>
       <w:r>
         <w:rPr>
-          <w:rFonts w:hint="eastAsia"/>
+          <w:rFonts w:hint="eastAsia" w:eastAsia="黑体"/>
         </w:rPr>
         <w:t xml:space="preserve">另一端、低音网络另一端、高音网络另一端相连）；</w:t>
       </w:r>
       <w:r>
         <w:rPr>
-          <w:rFonts w:hint="eastAsia"/>
+          <w:rFonts w:hint="eastAsia" w:eastAsia="黑体"/>
           <w:b/>
           <w:bCs/>
         </w:rPr>
@@ -787,6 +897,7 @@
       </w:r>
       <w:r>
         <w:rPr>
+          <w:rFonts w:eastAsia="黑体"/>
           <w:b/>
           <w:bCs/>
         </w:rPr>
@@ -794,7 +905,7 @@
       </w:r>
       <w:r>
         <w:rPr>
-          <w:rFonts w:hint="eastAsia"/>
+          <w:rFonts w:hint="eastAsia" w:eastAsia="黑体"/>
           <w:b/>
           <w:bCs/>
         </w:rPr>
@@ -802,7 +913,7 @@
       </w:r>
       <w:r>
         <w:rPr>
-          <w:rFonts w:hint="eastAsia"/>
+          <w:rFonts w:hint="eastAsia" w:eastAsia="黑体"/>
         </w:rPr>
         <w:t xml:space="preserve">（</w:t>
       </w:r>
@@ -821,6 +932,9 @@
         </m:sSub>
       </m:oMath>
       <w:r>
+        <w:rPr>
+          <w:rFonts w:eastAsia="黑体"/>
+        </w:rPr>
         <w:t xml:space="preserve">、</w:t>
       </w:r>
       <m:oMath>
@@ -838,6 +952,9 @@
         </m:sSub>
       </m:oMath>
       <w:r>
+        <w:rPr>
+          <w:rFonts w:eastAsia="黑体"/>
+        </w:rPr>
         <w:t xml:space="preserve">、</w:t>
       </w:r>
       <m:oMath>
@@ -855,26 +972,32 @@
         </m:sSub>
       </m:oMath>
       <w:r>
+        <w:rPr>
+          <w:rFonts w:eastAsia="黑体"/>
+        </w:rPr>
         <w:t xml:space="preserve"> </w:t>
       </w:r>
       <w:r>
         <w:rPr>
-          <w:rFonts w:hint="eastAsia"/>
+          <w:rFonts w:hint="eastAsia" w:eastAsia="黑体"/>
         </w:rPr>
         <w:t xml:space="preserve">构成的低音</w:t>
       </w:r>
       <w:r>
+        <w:rPr>
+          <w:rFonts w:eastAsia="黑体"/>
+        </w:rPr>
         <w:t xml:space="preserve"> shelving </w:t>
       </w:r>
       <w:r>
         <w:rPr>
-          <w:rFonts w:hint="eastAsia"/>
+          <w:rFonts w:hint="eastAsia" w:eastAsia="黑体"/>
         </w:rPr>
         <w:t xml:space="preserve">分支内部两端）；</w:t>
       </w:r>
       <w:r>
         <w:rPr>
-          <w:rFonts w:hint="eastAsia"/>
+          <w:rFonts w:hint="eastAsia" w:eastAsia="黑体"/>
           <w:b/>
           <w:bCs/>
         </w:rPr>
@@ -882,6 +1005,7 @@
       </w:r>
       <w:r>
         <w:rPr>
+          <w:rFonts w:eastAsia="黑体"/>
           <w:b/>
           <w:bCs/>
         </w:rPr>
@@ -889,7 +1013,7 @@
       </w:r>
       <w:r>
         <w:rPr>
-          <w:rFonts w:hint="eastAsia"/>
+          <w:rFonts w:hint="eastAsia" w:eastAsia="黑体"/>
           <w:b/>
           <w:bCs/>
         </w:rPr>
@@ -897,16 +1021,19 @@
       </w:r>
       <w:r>
         <w:rPr>
-          <w:rFonts w:hint="eastAsia"/>
+          <w:rFonts w:hint="eastAsia" w:eastAsia="黑体"/>
         </w:rPr>
         <w:t xml:space="preserve">（网络接地端与电位器滑臂参考端接</w:t>
       </w:r>
       <w:r>
+        <w:rPr>
+          <w:rFonts w:eastAsia="黑体"/>
+        </w:rPr>
         <w:t xml:space="preserve"> </w:t>
       </w:r>
       <w:r>
         <w:rPr>
-          <w:rFonts w:hint="eastAsia"/>
+          <w:rFonts w:hint="eastAsia" w:eastAsia="黑体"/>
         </w:rPr>
         <w:t xml:space="preserve">GND）。</w:t>
       </w:r>
@@ -915,7 +1042,7 @@
       <w:pPr/>
       <w:r>
         <w:rPr>
-          <w:rFonts w:hint="eastAsia"/>
+          <w:rFonts w:hint="eastAsia" w:eastAsia="黑体"/>
         </w:rPr>
         <w:t xml:space="preserve">各元件管脚连接：</w:t>
       </w:r>
@@ -934,65 +1061,86 @@
         </m:sSub>
       </m:oMath>
       <w:r>
+        <w:rPr>
+          <w:rFonts w:eastAsia="黑体"/>
+        </w:rPr>
         <w:t xml:space="preserve"> </w:t>
       </w:r>
       <w:r>
         <w:rPr>
-          <w:rFonts w:hint="eastAsia"/>
+          <w:rFonts w:hint="eastAsia" w:eastAsia="黑体"/>
         </w:rPr>
         <w:t xml:space="preserve">的</w:t>
       </w:r>
       <w:r>
+        <w:rPr>
+          <w:rFonts w:eastAsia="黑体"/>
+        </w:rPr>
         <w:t xml:space="preserve"> IN− </w:t>
       </w:r>
       <w:r>
         <w:rPr>
-          <w:rFonts w:hint="eastAsia"/>
+          <w:rFonts w:hint="eastAsia" w:eastAsia="黑体"/>
         </w:rPr>
         <w:t xml:space="preserve">接反相输入端节点、IN+</w:t>
       </w:r>
       <w:r>
+        <w:rPr>
+          <w:rFonts w:eastAsia="黑体"/>
+        </w:rPr>
         <w:t xml:space="preserve"> </w:t>
       </w:r>
       <w:r>
         <w:rPr>
-          <w:rFonts w:hint="eastAsia"/>
+          <w:rFonts w:hint="eastAsia" w:eastAsia="黑体"/>
         </w:rPr>
         <w:t xml:space="preserve">接同相输入端节点、OUT</w:t>
       </w:r>
       <w:r>
+        <w:rPr>
+          <w:rFonts w:eastAsia="黑体"/>
+        </w:rPr>
         <w:t xml:space="preserve"> </w:t>
       </w:r>
       <w:r>
         <w:rPr>
-          <w:rFonts w:hint="eastAsia"/>
+          <w:rFonts w:hint="eastAsia" w:eastAsia="黑体"/>
         </w:rPr>
         <w:t xml:space="preserve">接输出节点、V+</w:t>
       </w:r>
       <w:r>
+        <w:rPr>
+          <w:rFonts w:eastAsia="黑体"/>
+        </w:rPr>
         <w:t xml:space="preserve"> </w:t>
       </w:r>
       <w:r>
         <w:rPr>
-          <w:rFonts w:hint="eastAsia"/>
+          <w:rFonts w:hint="eastAsia" w:eastAsia="黑体"/>
         </w:rPr>
         <w:t xml:space="preserve">接</w:t>
       </w:r>
       <w:r>
+        <w:rPr>
+          <w:rFonts w:eastAsia="黑体"/>
+        </w:rPr>
         <w:t xml:space="preserve"> +VCC、V− </w:t>
       </w:r>
       <w:r>
         <w:rPr>
-          <w:rFonts w:hint="eastAsia"/>
+          <w:rFonts w:hint="eastAsia" w:eastAsia="黑体"/>
         </w:rPr>
         <w:t xml:space="preserve">接</w:t>
       </w:r>
       <w:r>
+        <w:rPr>
+          <w:rFonts w:eastAsia="黑体"/>
+        </w:rPr>
         <w:t xml:space="preserve"> </w:t>
       </w:r>
       <w:r>
         <w:rPr>
-          <w:rFonts w:hint="eastAsia"/>
+          <w:rFonts w:hint="eastAsia" w:eastAsia="黑体"/>
         </w:rPr>
         <w:t xml:space="preserve">−VEE；</w:t>
       </w:r>
@@ -1014,11 +1162,14 @@
         </m:sSub>
       </m:oMath>
       <w:r>
+        <w:rPr>
+          <w:rFonts w:eastAsia="黑体"/>
+        </w:rPr>
         <w:t xml:space="preserve"> </w:t>
       </w:r>
       <w:r>
         <w:rPr>
-          <w:rFonts w:hint="eastAsia"/>
+          <w:rFonts w:hint="eastAsia" w:eastAsia="黑体"/>
         </w:rPr>
         <w:t xml:space="preserve">一端接输入节点、另一端接反相输入端节点；</w:t>
       </w:r>
@@ -1037,11 +1188,14 @@
         </m:sSub>
       </m:oMath>
       <w:r>
+        <w:rPr>
+          <w:rFonts w:eastAsia="黑体"/>
+        </w:rPr>
         <w:t xml:space="preserve"> </w:t>
       </w:r>
       <w:r>
         <w:rPr>
-          <w:rFonts w:hint="eastAsia"/>
+          <w:rFonts w:hint="eastAsia" w:eastAsia="黑体"/>
         </w:rPr>
         <w:t xml:space="preserve">一端接反相输入端节点、另一端接输出节点；</w:t>
       </w:r>
@@ -1060,11 +1214,14 @@
         </m:sSub>
       </m:oMath>
       <w:r>
+        <w:rPr>
+          <w:rFonts w:eastAsia="黑体"/>
+        </w:rPr>
         <w:t xml:space="preserve"> </w:t>
       </w:r>
       <w:r>
         <w:rPr>
-          <w:rFonts w:hint="eastAsia"/>
+          <w:rFonts w:hint="eastAsia" w:eastAsia="黑体"/>
         </w:rPr>
         <w:t xml:space="preserve">一端接反相输入端节点、另一端接低音网络中间节点；</w:t>
       </w:r>
@@ -1083,15 +1240,21 @@
         </m:sSub>
       </m:oMath>
       <w:r>
+        <w:rPr>
+          <w:rFonts w:eastAsia="黑体"/>
+        </w:rPr>
         <w:t xml:space="preserve"> </w:t>
       </w:r>
       <w:r>
         <w:rPr>
-          <w:rFonts w:hint="eastAsia"/>
+          <w:rFonts w:hint="eastAsia" w:eastAsia="黑体"/>
         </w:rPr>
         <w:t xml:space="preserve">一端接低音网络中间节点、另一端接输出节点（与</w:t>
       </w:r>
       <w:r>
+        <w:rPr>
+          <w:rFonts w:eastAsia="黑体"/>
+        </w:rPr>
         <w:t xml:space="preserve"> </w:t>
       </w:r>
       <m:oMath>
@@ -1109,11 +1272,14 @@
         </m:sSub>
       </m:oMath>
       <w:r>
+        <w:rPr>
+          <w:rFonts w:eastAsia="黑体"/>
+        </w:rPr>
         <w:t xml:space="preserve"> </w:t>
       </w:r>
       <w:r>
         <w:rPr>
-          <w:rFonts w:hint="eastAsia"/>
+          <w:rFonts w:hint="eastAsia" w:eastAsia="黑体"/>
         </w:rPr>
         <w:t xml:space="preserve">滑臂一起调节低音提升/衰减）；</w:t>
       </w:r>
@@ -1132,11 +1298,14 @@
         </m:sSub>
       </m:oMath>
       <w:r>
+        <w:rPr>
+          <w:rFonts w:eastAsia="黑体"/>
+        </w:rPr>
         <w:t xml:space="preserve"> </w:t>
       </w:r>
       <w:r>
         <w:rPr>
-          <w:rFonts w:hint="eastAsia"/>
+          <w:rFonts w:hint="eastAsia" w:eastAsia="黑体"/>
         </w:rPr>
         <w:t xml:space="preserve">一端接反相输入端节点、另一端接高音网络中间节点；</w:t>
       </w:r>
@@ -1155,15 +1324,21 @@
         </m:sSub>
       </m:oMath>
       <w:r>
+        <w:rPr>
+          <w:rFonts w:eastAsia="黑体"/>
+        </w:rPr>
         <w:t xml:space="preserve"> </w:t>
       </w:r>
       <w:r>
         <w:rPr>
-          <w:rFonts w:hint="eastAsia"/>
+          <w:rFonts w:hint="eastAsia" w:eastAsia="黑体"/>
         </w:rPr>
         <w:t xml:space="preserve">一端接高音网络中间节点、另一端接输出节点（与</w:t>
       </w:r>
       <w:r>
+        <w:rPr>
+          <w:rFonts w:eastAsia="黑体"/>
+        </w:rPr>
         <w:t xml:space="preserve"> </w:t>
       </w:r>
       <m:oMath>
@@ -1181,11 +1356,14 @@
         </m:sSub>
       </m:oMath>
       <w:r>
+        <w:rPr>
+          <w:rFonts w:eastAsia="黑体"/>
+        </w:rPr>
         <w:t xml:space="preserve"> </w:t>
       </w:r>
       <w:r>
         <w:rPr>
-          <w:rFonts w:hint="eastAsia"/>
+          <w:rFonts w:hint="eastAsia" w:eastAsia="黑体"/>
         </w:rPr>
         <w:t xml:space="preserve">滑臂一起调节高音提升/衰减）；</w:t>
       </w:r>
@@ -1204,6 +1382,9 @@
         </m:sSub>
       </m:oMath>
       <w:r>
+        <w:rPr>
+          <w:rFonts w:eastAsia="黑体"/>
+        </w:rPr>
         <w:t xml:space="preserve">、</w:t>
       </w:r>
       <m:oMath>
@@ -1221,11 +1402,14 @@
         </m:sSub>
       </m:oMath>
       <w:r>
+        <w:rPr>
+          <w:rFonts w:eastAsia="黑体"/>
+        </w:rPr>
         <w:t xml:space="preserve"> </w:t>
       </w:r>
       <w:r>
         <w:rPr>
-          <w:rFonts w:hint="eastAsia"/>
+          <w:rFonts w:hint="eastAsia" w:eastAsia="黑体"/>
         </w:rPr>
         <w:t xml:space="preserve">的一端与滑臂分别接对应网络节点、另一端接输出节点或地。</w:t>
       </w:r>
@@ -1234,11 +1418,14 @@
       <w:pPr/>
       <w:r>
         <w:rPr>
-          <w:rFonts w:hint="eastAsia"/>
+          <w:rFonts w:hint="eastAsia" w:eastAsia="黑体"/>
         </w:rPr>
         <w:t xml:space="preserve">由此构成”运放负反馈环内接入低音</w:t>
       </w:r>
       <w:r>
+        <w:rPr>
+          <w:rFonts w:eastAsia="黑体"/>
+        </w:rPr>
         <w:t xml:space="preserve"> </w:t>
       </w:r>
       <m:oMath>
@@ -1256,6 +1443,9 @@
         </m:sSub>
       </m:oMath>
       <w:r>
+        <w:rPr>
+          <w:rFonts w:eastAsia="黑体"/>
+        </w:rPr>
         <w:t xml:space="preserve">-</w:t>
       </w:r>
       <m:oMath>
@@ -1273,15 +1463,21 @@
         </m:sSub>
       </m:oMath>
       <w:r>
+        <w:rPr>
+          <w:rFonts w:eastAsia="黑体"/>
+        </w:rPr>
         <w:t xml:space="preserve"> </w:t>
       </w:r>
       <w:r>
         <w:rPr>
-          <w:rFonts w:hint="eastAsia"/>
+          <w:rFonts w:hint="eastAsia" w:eastAsia="黑体"/>
         </w:rPr>
         <w:t xml:space="preserve">与高音</w:t>
       </w:r>
       <w:r>
+        <w:rPr>
+          <w:rFonts w:eastAsia="黑体"/>
+        </w:rPr>
         <w:t xml:space="preserve"> </w:t>
       </w:r>
       <m:oMath>
@@ -1299,6 +1495,9 @@
         </m:sSub>
       </m:oMath>
       <w:r>
+        <w:rPr>
+          <w:rFonts w:eastAsia="黑体"/>
+        </w:rPr>
         <w:t xml:space="preserve">-</w:t>
       </w:r>
       <m:oMath>
@@ -1316,20 +1515,26 @@
         </m:sSub>
       </m:oMath>
       <w:r>
+        <w:rPr>
+          <w:rFonts w:eastAsia="黑体"/>
+        </w:rPr>
         <w:t xml:space="preserve"> </w:t>
       </w:r>
       <w:r>
         <w:rPr>
-          <w:rFonts w:hint="eastAsia"/>
+          <w:rFonts w:hint="eastAsia" w:eastAsia="黑体"/>
         </w:rPr>
         <w:t xml:space="preserve">频率整形网络、电位器改变反馈量与输入分压”的有源音调控制组态，低音段由大时间常数的</w:t>
       </w:r>
       <w:r>
+        <w:rPr>
+          <w:rFonts w:eastAsia="黑体"/>
+        </w:rPr>
         <w:t xml:space="preserve"> RC </w:t>
       </w:r>
       <w:r>
         <w:rPr>
-          <w:rFonts w:hint="eastAsia"/>
+          <w:rFonts w:hint="eastAsia" w:eastAsia="黑体"/>
         </w:rPr>
         <w:t xml:space="preserve">网络决定转折频率、高音段由小时间常数网络决定，对低频（bass）与高频（treble）幅度做可调提升或衰减，是均衡器（EQ）的基本单元。</w:t>
       </w:r>
@@ -1342,7 +1547,7 @@
       </w:pPr>
       <w:r>
         <w:rPr>
-          <w:rFonts w:hint="eastAsia"/>
+          <w:rFonts w:hint="eastAsia" w:eastAsia="黑体"/>
         </w:rPr>
         <w:t xml:space="preserve">工作原理</w:t>
       </w:r>
@@ -1353,43 +1558,55 @@
       </w:pPr>
       <w:r>
         <w:rPr>
-          <w:rFonts w:hint="eastAsia"/>
+          <w:rFonts w:hint="eastAsia" w:eastAsia="黑体"/>
         </w:rPr>
         <w:t xml:space="preserve">低频段由大时间常数的</w:t>
       </w:r>
       <w:r>
+        <w:rPr>
+          <w:rFonts w:eastAsia="黑体"/>
+        </w:rPr>
         <w:t xml:space="preserve"> RC </w:t>
       </w:r>
       <w:r>
         <w:rPr>
-          <w:rFonts w:hint="eastAsia"/>
+          <w:rFonts w:hint="eastAsia" w:eastAsia="黑体"/>
         </w:rPr>
         <w:t xml:space="preserve">网络决定转折频率，高音段由小时间常数网络决定。当电位器滑臂移动时，反馈量与输入分压随之改变，使某频段增益被提升或衰减，而其他频段保持接近</w:t>
       </w:r>
       <w:r>
+        <w:rPr>
+          <w:rFonts w:eastAsia="黑体"/>
+        </w:rPr>
         <w:t xml:space="preserve"> 0 </w:t>
       </w:r>
       <w:r>
         <w:rPr>
-          <w:rFonts w:hint="eastAsia"/>
+          <w:rFonts w:hint="eastAsia" w:eastAsia="黑体"/>
         </w:rPr>
         <w:t xml:space="preserve">dB，形成</w:t>
       </w:r>
       <w:r>
+        <w:rPr>
+          <w:rFonts w:eastAsia="黑体"/>
+        </w:rPr>
         <w:t xml:space="preserve"> </w:t>
       </w:r>
       <w:r>
         <w:rPr>
-          <w:rFonts w:hint="eastAsia"/>
+          <w:rFonts w:hint="eastAsia" w:eastAsia="黑体"/>
         </w:rPr>
         <w:t xml:space="preserve">shelving（搁架式）或</w:t>
       </w:r>
       <w:r>
+        <w:rPr>
+          <w:rFonts w:eastAsia="黑体"/>
+        </w:rPr>
         <w:t xml:space="preserve"> </w:t>
       </w:r>
       <w:r>
         <w:rPr>
-          <w:rFonts w:hint="eastAsia"/>
+          <w:rFonts w:hint="eastAsia" w:eastAsia="黑体"/>
         </w:rPr>
         <w:t xml:space="preserve">peaking（峰值式）响应。</w:t>
       </w:r>
@@ -1402,7 +1619,7 @@
       </w:pPr>
       <w:r>
         <w:rPr>
-          <w:rFonts w:hint="eastAsia"/>
+          <w:rFonts w:hint="eastAsia" w:eastAsia="黑体"/>
         </w:rPr>
         <w:t xml:space="preserve">关键计算公式</w:t>
       </w:r>
@@ -1416,7 +1633,7 @@
       </w:pPr>
       <w:r>
         <w:rPr>
-          <w:rFonts w:hint="eastAsia"/>
+          <w:rFonts w:hint="eastAsia" w:eastAsia="黑体"/>
         </w:rPr>
         <w:t xml:space="preserve">低音转折频率：</w:t>
       </w:r>
@@ -1503,7 +1720,7 @@
       </w:pPr>
       <w:r>
         <w:rPr>
-          <w:rFonts w:hint="eastAsia"/>
+          <w:rFonts w:hint="eastAsia" w:eastAsia="黑体"/>
         </w:rPr>
         <w:t xml:space="preserve">高音转折频率：</w:t>
       </w:r>
@@ -1590,7 +1807,7 @@
       </w:pPr>
       <w:r>
         <w:rPr>
-          <w:rFonts w:hint="eastAsia"/>
+          <w:rFonts w:hint="eastAsia" w:eastAsia="黑体"/>
         </w:rPr>
         <w:t xml:space="preserve">搁架滤波器传递函数（低通架）：</w:t>
       </w:r>
@@ -1710,7 +1927,7 @@
       </w:pPr>
       <w:r>
         <w:rPr>
-          <w:rFonts w:hint="eastAsia"/>
+          <w:rFonts w:hint="eastAsia" w:eastAsia="黑体"/>
         </w:rPr>
         <w:t xml:space="preserve">最大提升增益（低频段）：</w:t>
       </w:r>
@@ -1846,7 +2063,7 @@
             </w:pPr>
             <w:r>
               <w:rPr>
-                <w:rFonts w:hint="eastAsia"/>
+                <w:rFonts w:hint="eastAsia" w:eastAsia="黑体"/>
               </w:rPr>
               <w:t xml:space="preserve">符号</w:t>
             </w:r>
@@ -1860,7 +2077,7 @@
             </w:pPr>
             <w:r>
               <w:rPr>
-                <w:rFonts w:hint="eastAsia"/>
+                <w:rFonts w:hint="eastAsia" w:eastAsia="黑体"/>
               </w:rPr>
               <w:t xml:space="preserve">含义</w:t>
             </w:r>
@@ -1874,7 +2091,7 @@
             </w:pPr>
             <w:r>
               <w:rPr>
-                <w:rFonts w:hint="eastAsia"/>
+                <w:rFonts w:hint="eastAsia" w:eastAsia="黑体"/>
               </w:rPr>
               <w:t xml:space="preserve">单位</w:t>
             </w:r>
@@ -1903,12 +2120,21 @@
               </m:sSub>
             </m:oMath>
             <w:r>
+              <w:rPr>
+                <w:rFonts w:eastAsia="黑体"/>
+              </w:rPr>
               <w:t xml:space="preserve"> </w:t>
             </w:r>
             <w:r>
+              <w:rPr>
+                <w:rFonts w:eastAsia="黑体"/>
+              </w:rPr>
               <w:t xml:space="preserve">/</w:t>
             </w:r>
             <w:r>
+              <w:rPr>
+                <w:rFonts w:eastAsia="黑体"/>
+              </w:rPr>
               <w:t xml:space="preserve"> </w:t>
             </w:r>
             <m:oMath>
@@ -1935,16 +2161,19 @@
             </w:pPr>
             <w:r>
               <w:rPr>
-                <w:rFonts w:hint="eastAsia"/>
+                <w:rFonts w:hint="eastAsia" w:eastAsia="黑体"/>
               </w:rPr>
               <w:t xml:space="preserve">低音</w:t>
             </w:r>
             <w:r>
+              <w:rPr>
+                <w:rFonts w:eastAsia="黑体"/>
+              </w:rPr>
               <w:t xml:space="preserve"> / </w:t>
             </w:r>
             <w:r>
               <w:rPr>
-                <w:rFonts w:hint="eastAsia"/>
+                <w:rFonts w:hint="eastAsia" w:eastAsia="黑体"/>
               </w:rPr>
               <w:t xml:space="preserve">高音转折频率</w:t>
             </w:r>
@@ -1957,6 +2186,9 @@
               <w:pStyle w:val="Compact"/>
             </w:pPr>
             <w:r>
+              <w:rPr>
+                <w:rFonts w:eastAsia="黑体"/>
+              </w:rPr>
               <w:t xml:space="preserve">Hz</w:t>
             </w:r>
           </w:p>
@@ -1984,12 +2216,21 @@
               </m:sSub>
             </m:oMath>
             <w:r>
+              <w:rPr>
+                <w:rFonts w:eastAsia="黑体"/>
+              </w:rPr>
               <w:t xml:space="preserve"> </w:t>
             </w:r>
             <w:r>
+              <w:rPr>
+                <w:rFonts w:eastAsia="黑体"/>
+              </w:rPr>
               <w:t xml:space="preserve">/</w:t>
             </w:r>
             <w:r>
+              <w:rPr>
+                <w:rFonts w:eastAsia="黑体"/>
+              </w:rPr>
               <w:t xml:space="preserve"> </w:t>
             </w:r>
             <m:oMath>
@@ -2016,16 +2257,19 @@
             </w:pPr>
             <w:r>
               <w:rPr>
-                <w:rFonts w:hint="eastAsia"/>
+                <w:rFonts w:hint="eastAsia" w:eastAsia="黑体"/>
               </w:rPr>
               <w:t xml:space="preserve">低音段电阻</w:t>
             </w:r>
             <w:r>
+              <w:rPr>
+                <w:rFonts w:eastAsia="黑体"/>
+              </w:rPr>
               <w:t xml:space="preserve"> / </w:t>
             </w:r>
             <w:r>
               <w:rPr>
-                <w:rFonts w:hint="eastAsia"/>
+                <w:rFonts w:hint="eastAsia" w:eastAsia="黑体"/>
               </w:rPr>
               <w:t xml:space="preserve">电容</w:t>
             </w:r>
@@ -2038,6 +2282,9 @@
               <w:pStyle w:val="Compact"/>
             </w:pPr>
             <w:r>
+              <w:rPr>
+                <w:rFonts w:eastAsia="黑体"/>
+              </w:rPr>
               <w:t xml:space="preserve">Ω / F</w:t>
             </w:r>
           </w:p>
@@ -2065,12 +2312,21 @@
               </m:sSub>
             </m:oMath>
             <w:r>
+              <w:rPr>
+                <w:rFonts w:eastAsia="黑体"/>
+              </w:rPr>
               <w:t xml:space="preserve"> </w:t>
             </w:r>
             <w:r>
+              <w:rPr>
+                <w:rFonts w:eastAsia="黑体"/>
+              </w:rPr>
               <w:t xml:space="preserve">/</w:t>
             </w:r>
             <w:r>
+              <w:rPr>
+                <w:rFonts w:eastAsia="黑体"/>
+              </w:rPr>
               <w:t xml:space="preserve"> </w:t>
             </w:r>
             <m:oMath>
@@ -2097,16 +2353,19 @@
             </w:pPr>
             <w:r>
               <w:rPr>
-                <w:rFonts w:hint="eastAsia"/>
+                <w:rFonts w:hint="eastAsia" w:eastAsia="黑体"/>
               </w:rPr>
               <w:t xml:space="preserve">高音段电阻</w:t>
             </w:r>
             <w:r>
+              <w:rPr>
+                <w:rFonts w:eastAsia="黑体"/>
+              </w:rPr>
               <w:t xml:space="preserve"> / </w:t>
             </w:r>
             <w:r>
               <w:rPr>
-                <w:rFonts w:hint="eastAsia"/>
+                <w:rFonts w:hint="eastAsia" w:eastAsia="黑体"/>
               </w:rPr>
               <w:t xml:space="preserve">电容</w:t>
             </w:r>
@@ -2119,6 +2378,9 @@
               <w:pStyle w:val="Compact"/>
             </w:pPr>
             <w:r>
+              <w:rPr>
+                <w:rFonts w:eastAsia="黑体"/>
+              </w:rPr>
               <w:t xml:space="preserve">Ω / F</w:t>
             </w:r>
           </w:p>
@@ -2146,12 +2408,21 @@
               </m:sSub>
             </m:oMath>
             <w:r>
+              <w:rPr>
+                <w:rFonts w:eastAsia="黑体"/>
+              </w:rPr>
               <w:t xml:space="preserve"> </w:t>
             </w:r>
             <w:r>
+              <w:rPr>
+                <w:rFonts w:eastAsia="黑体"/>
+              </w:rPr>
               <w:t xml:space="preserve">/</w:t>
             </w:r>
             <w:r>
+              <w:rPr>
+                <w:rFonts w:eastAsia="黑体"/>
+              </w:rPr>
               <w:t xml:space="preserve"> </w:t>
             </w:r>
             <m:oMath>
@@ -2178,16 +2449,19 @@
             </w:pPr>
             <w:r>
               <w:rPr>
-                <w:rFonts w:hint="eastAsia"/>
+                <w:rFonts w:hint="eastAsia" w:eastAsia="黑体"/>
               </w:rPr>
               <w:t xml:space="preserve">零点</w:t>
             </w:r>
             <w:r>
+              <w:rPr>
+                <w:rFonts w:eastAsia="黑体"/>
+              </w:rPr>
               <w:t xml:space="preserve"> / </w:t>
             </w:r>
             <w:r>
               <w:rPr>
-                <w:rFonts w:hint="eastAsia"/>
+                <w:rFonts w:hint="eastAsia" w:eastAsia="黑体"/>
               </w:rPr>
               <w:t xml:space="preserve">极点角频率</w:t>
             </w:r>
@@ -2200,6 +2474,9 @@
               <w:pStyle w:val="Compact"/>
             </w:pPr>
             <w:r>
+              <w:rPr>
+                <w:rFonts w:eastAsia="黑体"/>
+              </w:rPr>
               <w:t xml:space="preserve">rad/s</w:t>
             </w:r>
           </w:p>
@@ -2251,6 +2528,9 @@
               </m:sSub>
             </m:oMath>
             <w:r>
+              <w:rPr>
+                <w:rFonts w:eastAsia="黑体"/>
+              </w:rPr>
               <w:t xml:space="preserve">​</w:t>
             </w:r>
           </w:p>
@@ -2263,7 +2543,7 @@
             </w:pPr>
             <w:r>
               <w:rPr>
-                <w:rFonts w:hint="eastAsia"/>
+                <w:rFonts w:hint="eastAsia" w:eastAsia="黑体"/>
               </w:rPr>
               <w:t xml:space="preserve">低音最大提升增益</w:t>
             </w:r>
@@ -2277,7 +2557,7 @@
             </w:pPr>
             <w:r>
               <w:rPr>
-                <w:rFonts w:hint="eastAsia"/>
+                <w:rFonts w:hint="eastAsia" w:eastAsia="黑体"/>
               </w:rPr>
               <w:t xml:space="preserve">（无量纲）</w:t>
             </w:r>
@@ -2293,7 +2573,7 @@
       </w:pPr>
       <w:r>
         <w:rPr>
-          <w:rFonts w:hint="eastAsia"/>
+          <w:rFonts w:hint="eastAsia" w:eastAsia="黑体"/>
         </w:rPr>
         <w:t xml:space="preserve">元件调整影响</w:t>
       </w:r>
@@ -2322,6 +2602,7 @@
       </m:oMath>
       <w:r>
         <w:rPr>
+          <w:rFonts w:eastAsia="黑体"/>
           <w:b/>
           <w:bCs/>
         </w:rPr>
@@ -2329,21 +2610,27 @@
       </w:r>
       <w:r>
         <w:rPr>
-          <w:rFonts w:hint="eastAsia"/>
+          <w:rFonts w:hint="eastAsia" w:eastAsia="黑体"/>
           <w:b/>
           <w:bCs/>
         </w:rPr>
         <w:t xml:space="preserve">增大</w:t>
       </w:r>
       <w:r>
+        <w:rPr>
+          <w:rFonts w:eastAsia="黑体"/>
+        </w:rPr>
         <w:t xml:space="preserve"> </w:t>
       </w:r>
       <w:r>
+        <w:rPr>
+          <w:rFonts w:eastAsia="黑体"/>
+        </w:rPr>
         <w:t xml:space="preserve">→ </w:t>
       </w:r>
       <w:r>
         <w:rPr>
-          <w:rFonts w:hint="eastAsia"/>
+          <w:rFonts w:hint="eastAsia" w:eastAsia="黑体"/>
         </w:rPr>
         <w:t xml:space="preserve">低音转折频率下降，低音增强范围下移。</w:t>
       </w:r>
@@ -2372,6 +2659,7 @@
       </m:oMath>
       <w:r>
         <w:rPr>
+          <w:rFonts w:eastAsia="黑体"/>
           <w:b/>
           <w:bCs/>
         </w:rPr>
@@ -2379,21 +2667,27 @@
       </w:r>
       <w:r>
         <w:rPr>
-          <w:rFonts w:hint="eastAsia"/>
+          <w:rFonts w:hint="eastAsia" w:eastAsia="黑体"/>
           <w:b/>
           <w:bCs/>
         </w:rPr>
         <w:t xml:space="preserve">增大</w:t>
       </w:r>
       <w:r>
+        <w:rPr>
+          <w:rFonts w:eastAsia="黑体"/>
+        </w:rPr>
         <w:t xml:space="preserve"> </w:t>
       </w:r>
       <w:r>
+        <w:rPr>
+          <w:rFonts w:eastAsia="黑体"/>
+        </w:rPr>
         <w:t xml:space="preserve">→ </w:t>
       </w:r>
       <w:r>
         <w:rPr>
-          <w:rFonts w:hint="eastAsia"/>
+          <w:rFonts w:hint="eastAsia" w:eastAsia="黑体"/>
         </w:rPr>
         <w:t xml:space="preserve">低音转折频率下降。</w:t>
       </w:r>
@@ -2422,6 +2716,7 @@
       </m:oMath>
       <w:r>
         <w:rPr>
+          <w:rFonts w:eastAsia="黑体"/>
           <w:b/>
           <w:bCs/>
         </w:rPr>
@@ -2429,21 +2724,27 @@
       </w:r>
       <w:r>
         <w:rPr>
-          <w:rFonts w:hint="eastAsia"/>
+          <w:rFonts w:hint="eastAsia" w:eastAsia="黑体"/>
           <w:b/>
           <w:bCs/>
         </w:rPr>
         <w:t xml:space="preserve">增大</w:t>
       </w:r>
       <w:r>
+        <w:rPr>
+          <w:rFonts w:eastAsia="黑体"/>
+        </w:rPr>
         <w:t xml:space="preserve"> </w:t>
       </w:r>
       <w:r>
+        <w:rPr>
+          <w:rFonts w:eastAsia="黑体"/>
+        </w:rPr>
         <w:t xml:space="preserve">→ </w:t>
       </w:r>
       <w:r>
         <w:rPr>
-          <w:rFonts w:hint="eastAsia"/>
+          <w:rFonts w:hint="eastAsia" w:eastAsia="黑体"/>
         </w:rPr>
         <w:t xml:space="preserve">高音转折频率下降，高频增强提前介入。</w:t>
       </w:r>
@@ -2458,7 +2759,7 @@
       </w:pPr>
       <w:r>
         <w:rPr>
-          <w:rFonts w:hint="eastAsia"/>
+          <w:rFonts w:hint="eastAsia" w:eastAsia="黑体"/>
           <w:b/>
           <w:bCs/>
         </w:rPr>
@@ -2466,6 +2767,7 @@
       </w:r>
       <w:r>
         <w:rPr>
+          <w:rFonts w:eastAsia="黑体"/>
           <w:b/>
           <w:bCs/>
         </w:rPr>
@@ -2508,6 +2810,7 @@
       </m:oMath>
       <w:r>
         <w:rPr>
+          <w:rFonts w:eastAsia="黑体"/>
           <w:b/>
           <w:bCs/>
         </w:rPr>
@@ -2515,21 +2818,27 @@
       </w:r>
       <w:r>
         <w:rPr>
-          <w:rFonts w:hint="eastAsia"/>
+          <w:rFonts w:hint="eastAsia" w:eastAsia="黑体"/>
           <w:b/>
           <w:bCs/>
         </w:rPr>
         <w:t xml:space="preserve">增大</w:t>
       </w:r>
       <w:r>
+        <w:rPr>
+          <w:rFonts w:eastAsia="黑体"/>
+        </w:rPr>
         <w:t xml:space="preserve"> </w:t>
       </w:r>
       <w:r>
+        <w:rPr>
+          <w:rFonts w:eastAsia="黑体"/>
+        </w:rPr>
         <w:t xml:space="preserve">→ </w:t>
       </w:r>
       <w:r>
         <w:rPr>
-          <w:rFonts w:hint="eastAsia"/>
+          <w:rFonts w:hint="eastAsia" w:eastAsia="黑体"/>
         </w:rPr>
         <w:t xml:space="preserve">最大提升/衰减量增大，调节范围变宽。</w:t>
       </w:r>
@@ -2544,7 +2853,7 @@
       </w:pPr>
       <w:r>
         <w:rPr>
-          <w:rFonts w:hint="eastAsia"/>
+          <w:rFonts w:hint="eastAsia" w:eastAsia="黑体"/>
         </w:rPr>
         <w:t xml:space="preserve">电位器滑臂平移改变零点与极点位置，从而改变提升斜率与频段范围。</w:t>
       </w:r>
@@ -2557,7 +2866,7 @@
       </w:pPr>
       <w:r>
         <w:rPr>
-          <w:rFonts w:hint="eastAsia"/>
+          <w:rFonts w:hint="eastAsia" w:eastAsia="黑体"/>
         </w:rPr>
         <w:t xml:space="preserve">典型参数示例</w:t>
       </w:r>
@@ -2572,11 +2881,14 @@
       </w:pPr>
       <w:r>
         <w:rPr>
-          <w:rFonts w:hint="eastAsia"/>
+          <w:rFonts w:hint="eastAsia" w:eastAsia="黑体"/>
         </w:rPr>
         <w:t xml:space="preserve">低音段取</w:t>
       </w:r>
       <w:r>
+        <w:rPr>
+          <w:rFonts w:eastAsia="黑体"/>
+        </w:rPr>
         <w:t xml:space="preserve"> </w:t>
       </w:r>
       <m:oMath>
@@ -2613,6 +2925,9 @@
         </m:r>
       </m:oMath>
       <w:r>
+        <w:rPr>
+          <w:rFonts w:eastAsia="黑体"/>
+        </w:rPr>
         <w:t xml:space="preserve">、</w:t>
       </w:r>
       <m:oMath>
@@ -2650,7 +2965,7 @@
       </m:oMath>
       <w:r>
         <w:rPr>
-          <w:rFonts w:hint="eastAsia"/>
+          <w:rFonts w:hint="eastAsia" w:eastAsia="黑体"/>
         </w:rPr>
         <w:t xml:space="preserve">：</w:t>
       </w:r>
@@ -2754,6 +3069,9 @@
         </m:r>
       </m:oMath>
       <w:r>
+        <w:rPr>
+          <w:rFonts w:eastAsia="黑体"/>
+        </w:rPr>
         <w:t xml:space="preserve">。</w:t>
       </w:r>
     </w:p>
@@ -2767,11 +3085,14 @@
       </w:pPr>
       <w:r>
         <w:rPr>
-          <w:rFonts w:hint="eastAsia"/>
+          <w:rFonts w:hint="eastAsia" w:eastAsia="黑体"/>
         </w:rPr>
         <w:t xml:space="preserve">高音段取</w:t>
       </w:r>
       <w:r>
+        <w:rPr>
+          <w:rFonts w:eastAsia="黑体"/>
+        </w:rPr>
         <w:t xml:space="preserve"> </w:t>
       </w:r>
       <m:oMath>
@@ -2808,6 +3129,9 @@
         </m:r>
       </m:oMath>
       <w:r>
+        <w:rPr>
+          <w:rFonts w:eastAsia="黑体"/>
+        </w:rPr>
         <w:t xml:space="preserve">、</w:t>
       </w:r>
       <m:oMath>
@@ -2845,7 +3169,7 @@
       </m:oMath>
       <w:r>
         <w:rPr>
-          <w:rFonts w:hint="eastAsia"/>
+          <w:rFonts w:hint="eastAsia" w:eastAsia="黑体"/>
         </w:rPr>
         <w:t xml:space="preserve">：</w:t>
       </w:r>
@@ -2883,6 +3207,9 @@
         </m:r>
       </m:oMath>
       <w:r>
+        <w:rPr>
+          <w:rFonts w:eastAsia="黑体"/>
+        </w:rPr>
         <w:t xml:space="preserve">。</w:t>
       </w:r>
     </w:p>
@@ -2894,7 +3221,7 @@
       </w:pPr>
       <w:r>
         <w:rPr>
-          <w:rFonts w:hint="eastAsia"/>
+          <w:rFonts w:hint="eastAsia" w:eastAsia="黑体"/>
         </w:rPr>
         <w:t xml:space="preserve">常见器件型号</w:t>
       </w:r>
@@ -2909,7 +3236,7 @@
       </w:pPr>
       <w:r>
         <w:rPr>
-          <w:rFonts w:hint="eastAsia"/>
+          <w:rFonts w:hint="eastAsia" w:eastAsia="黑体"/>
         </w:rPr>
         <w:t xml:space="preserve">运放：NE5532、TL072、OPA2134、LM4562。</w:t>
       </w:r>
@@ -2924,16 +3251,19 @@
       </w:pPr>
       <w:r>
         <w:rPr>
-          <w:rFonts w:hint="eastAsia"/>
+          <w:rFonts w:hint="eastAsia" w:eastAsia="黑体"/>
         </w:rPr>
         <w:t xml:space="preserve">电位器：B</w:t>
       </w:r>
       <w:r>
+        <w:rPr>
+          <w:rFonts w:eastAsia="黑体"/>
+        </w:rPr>
         <w:t xml:space="preserve"> </w:t>
       </w:r>
       <w:r>
         <w:rPr>
-          <w:rFonts w:hint="eastAsia"/>
+          <w:rFonts w:hint="eastAsia" w:eastAsia="黑体"/>
         </w:rPr>
         <w:t xml:space="preserve">型对数单联/双联电位器；电容：薄膜电容（WIMA、Poly）。</w:t>
       </w:r>
@@ -2946,7 +3276,7 @@
       </w:pPr>
       <w:r>
         <w:rPr>
-          <w:rFonts w:hint="eastAsia"/>
+          <w:rFonts w:hint="eastAsia" w:eastAsia="黑体"/>
         </w:rPr>
         <w:t xml:space="preserve">注意事项</w:t>
       </w:r>
@@ -2961,25 +3291,31 @@
       </w:pPr>
       <w:r>
         <w:rPr>
-          <w:rFonts w:hint="eastAsia"/>
+          <w:rFonts w:hint="eastAsia" w:eastAsia="黑体"/>
         </w:rPr>
         <w:t xml:space="preserve">使用对数（A</w:t>
       </w:r>
       <w:r>
+        <w:rPr>
+          <w:rFonts w:eastAsia="黑体"/>
+        </w:rPr>
         <w:t xml:space="preserve"> </w:t>
       </w:r>
       <w:r>
         <w:rPr>
-          <w:rFonts w:hint="eastAsia"/>
+          <w:rFonts w:hint="eastAsia" w:eastAsia="黑体"/>
         </w:rPr>
         <w:t xml:space="preserve">型）或线性（B</w:t>
       </w:r>
       <w:r>
+        <w:rPr>
+          <w:rFonts w:eastAsia="黑体"/>
+        </w:rPr>
         <w:t xml:space="preserve"> </w:t>
       </w:r>
       <w:r>
         <w:rPr>
-          <w:rFonts w:hint="eastAsia"/>
+          <w:rFonts w:hint="eastAsia" w:eastAsia="黑体"/>
         </w:rPr>
         <w:t xml:space="preserve">型）电位器需匹配电路设计，否则调节手感与范围不符。</w:t>
       </w:r>
@@ -2994,16 +3330,19 @@
       </w:pPr>
       <w:r>
         <w:rPr>
-          <w:rFonts w:hint="eastAsia"/>
+          <w:rFonts w:hint="eastAsia" w:eastAsia="黑体"/>
         </w:rPr>
         <w:t xml:space="preserve">级联多段</w:t>
       </w:r>
       <w:r>
+        <w:rPr>
+          <w:rFonts w:eastAsia="黑体"/>
+        </w:rPr>
         <w:t xml:space="preserve"> EQ </w:t>
       </w:r>
       <w:r>
         <w:rPr>
-          <w:rFonts w:hint="eastAsia"/>
+          <w:rFonts w:hint="eastAsia" w:eastAsia="黑体"/>
         </w:rPr>
         <w:t xml:space="preserve">时相邻频段的重叠会影响整体响应，需统筹各段转折频率。</w:t>
       </w:r>
@@ -3018,16 +3357,19 @@
       </w:pPr>
       <w:r>
         <w:rPr>
-          <w:rFonts w:hint="eastAsia"/>
+          <w:rFonts w:hint="eastAsia" w:eastAsia="黑体"/>
         </w:rPr>
         <w:t xml:space="preserve">高提升量会带来噪声与相位畸变，实际</w:t>
       </w:r>
       <w:r>
+        <w:rPr>
+          <w:rFonts w:eastAsia="黑体"/>
+        </w:rPr>
         <w:t xml:space="preserve"> ≥ ±12 dB </w:t>
       </w:r>
       <w:r>
         <w:rPr>
-          <w:rFonts w:hint="eastAsia"/>
+          <w:rFonts w:hint="eastAsia" w:eastAsia="黑体"/>
         </w:rPr>
         <w:t xml:space="preserve">时需关注稳定性与失真。</w:t>
       </w:r>
@@ -3040,7 +3382,7 @@
       </w:pPr>
       <w:r>
         <w:rPr>
-          <w:rFonts w:hint="eastAsia"/>
+          <w:rFonts w:hint="eastAsia" w:eastAsia="黑体"/>
         </w:rPr>
         <w:t xml:space="preserve">参考资料</w:t>
       </w:r>
@@ -3055,16 +3397,19 @@
       </w:pPr>
       <w:r>
         <w:rPr>
-          <w:rFonts w:hint="eastAsia"/>
+          <w:rFonts w:hint="eastAsia" w:eastAsia="黑体"/>
         </w:rPr>
         <w:t xml:space="preserve">《音频功率放大器设计手册》（Douglas</w:t>
       </w:r>
       <w:r>
+        <w:rPr>
+          <w:rFonts w:eastAsia="黑体"/>
+        </w:rPr>
         <w:t xml:space="preserve"> </w:t>
       </w:r>
       <w:r>
         <w:rPr>
-          <w:rFonts w:hint="eastAsia"/>
+          <w:rFonts w:hint="eastAsia" w:eastAsia="黑体"/>
         </w:rPr>
         <w:t xml:space="preserve">Self）。</w:t>
       </w:r>
@@ -3078,6 +3423,9 @@
         </w:numPr>
       </w:pPr>
       <w:r>
+        <w:rPr>
+          <w:rFonts w:eastAsia="黑体"/>
+        </w:rPr>
         <w:t xml:space="preserve">Wikipedia: Equalization (audio)。</w:t>
       </w:r>
     </w:p>
@@ -3090,20 +3438,26 @@
         </w:numPr>
       </w:pPr>
       <w:r>
+        <w:rPr>
+          <w:rFonts w:eastAsia="黑体"/>
+        </w:rPr>
         <w:t xml:space="preserve">TI </w:t>
       </w:r>
       <w:r>
         <w:rPr>
-          <w:rFonts w:hint="eastAsia"/>
+          <w:rFonts w:hint="eastAsia" w:eastAsia="黑体"/>
         </w:rPr>
         <w:t xml:space="preserve">应用笔记</w:t>
       </w:r>
       <w:r>
+        <w:rPr>
+          <w:rFonts w:eastAsia="黑体"/>
+        </w:rPr>
         <w:t xml:space="preserve"> </w:t>
       </w:r>
       <w:r>
         <w:rPr>
-          <w:rFonts w:hint="eastAsia"/>
+          <w:rFonts w:hint="eastAsia" w:eastAsia="黑体"/>
         </w:rPr>
         <w:t xml:space="preserve">SLOA054（有源滤波器设计）。</w:t>
       </w:r>
@@ -3117,11 +3471,11 @@
       </w:pPr>
       <w:r>
         <w:rPr>
-          <w:rFonts w:ascii="Times New Roman" w:hAnsi="Times New Roman"/>
+          <w:rFonts w:ascii="Times New Roman" w:hAnsi="Times New Roman" w:eastAsia="黑体"/>
           <w:color w:val="555555"/>
           <w:sz w:val="21"/>
         </w:rPr>
-        <w:t>材料收集者：杜文杰</w:t>
+        <w:t>材料收集者：杜文杰，WX手机：19519196569，QQ:3478827729</w:t>
       </w:r>
     </w:p>
     <w:sectPr>
@@ -3141,7 +3495,7 @@
 </file>
 
 <file path=word/footer1.xml><?xml version="1.0" encoding="utf-8"?>
-<w:ftr xmlns:m="http://schemas.openxmlformats.org/officeDocument/2006/math" xmlns:mc="http://schemas.openxmlformats.org/markup-compatibility/2006" xmlns:mo="http://schemas.microsoft.com/office/mac/office/2008/main" xmlns:mv="urn:schemas-microsoft-com:mac:vml" xmlns:o="urn:schemas-microsoft-com:office:office" xmlns:r="http://schemas.openxmlformats.org/officeDocument/2006/relationships" xmlns:v="urn:schemas-microsoft-com:vml" xmlns:w10="urn:schemas-microsoft-com:office:word" xmlns:w14="http://schemas.microsoft.com/office/word/2010/wordml" xmlns:w="http://schemas.openxmlformats.org/wordprocessingml/2006/main" xmlns:wne="http://schemas.microsoft.com/office/word/2006/wordml" xmlns:wp14="http://schemas.microsoft.com/office/word/2010/wordprocessingDrawing" xmlns:wp="http://schemas.openxmlformats.org/drawingml/2006/wordprocessingDrawing" xmlns:wpc="http://schemas.microsoft.com/office/word/2010/wordprocessingCanvas" xmlns:wpg="http://schemas.microsoft.com/office/word/2010/wordprocessingGroup" xmlns:wpi="http://schemas.microsoft.com/office/word/2010/wordprocessingInk" xmlns:wps="http://schemas.microsoft.com/office/word/2010/wordprocessingShape" mc:Ignorable="w14 wp14">
+<w:ftr xmlns:mc="http://schemas.openxmlformats.org/markup-compatibility/2006" xmlns:w="http://schemas.openxmlformats.org/wordprocessingml/2006/main" xmlns:m="http://schemas.openxmlformats.org/officeDocument/2006/math" xmlns:mo="http://schemas.microsoft.com/office/mac/office/2008/main" xmlns:mv="urn:schemas-microsoft-com:mac:vml" xmlns:o="urn:schemas-microsoft-com:office:office" xmlns:r="http://schemas.openxmlformats.org/officeDocument/2006/relationships" xmlns:v="urn:schemas-microsoft-com:vml" xmlns:w10="urn:schemas-microsoft-com:office:word" xmlns:w14="http://schemas.microsoft.com/office/word/2010/wordml" xmlns:wne="http://schemas.microsoft.com/office/word/2006/wordml" xmlns:wp14="http://schemas.microsoft.com/office/word/2010/wordprocessingDrawing" xmlns:wp="http://schemas.openxmlformats.org/drawingml/2006/wordprocessingDrawing" xmlns:wpc="http://schemas.microsoft.com/office/word/2010/wordprocessingCanvas" xmlns:wpg="http://schemas.microsoft.com/office/word/2010/wordprocessingGroup" xmlns:wpi="http://schemas.microsoft.com/office/word/2010/wordprocessingInk" xmlns:wps="http://schemas.microsoft.com/office/word/2010/wordprocessingShape" mc:Ignorable="w14 wp14">
   <w:p>
     <w:pPr>
       <w:pStyle w:val="Footer"/>
@@ -3149,12 +3503,14 @@
     </w:pPr>
     <w:r>
       <w:rPr>
+        <w:rFonts w:eastAsia="黑体"/>
         <w:sz w:val="18"/>
       </w:rPr>
       <w:t xml:space="preserve">第 </w:t>
     </w:r>
     <w:r>
       <w:rPr>
+        <w:rFonts w:eastAsia="黑体"/>
         <w:sz w:val="18"/>
       </w:rPr>
       <w:fldChar w:fldCharType="begin"/>
@@ -3163,6 +3519,7 @@
     </w:r>
     <w:r>
       <w:rPr>
+        <w:rFonts w:eastAsia="黑体"/>
         <w:sz w:val="18"/>
       </w:rPr>
       <w:t xml:space="preserve"> 页</w:t>
@@ -3176,6 +3533,9 @@
   <w:footnote w:type="continuationSeparator" w:id="0">
     <w:p>
       <w:r>
+        <w:rPr>
+          <w:rFonts w:eastAsia="黑体"/>
+        </w:rPr>
         <w:continuationSeparator/>
       </w:r>
     </w:p>
@@ -3183,6 +3543,9 @@
   <w:footnote w:type="separator" w:id="-1">
     <w:p>
       <w:r>
+        <w:rPr>
+          <w:rFonts w:eastAsia="黑体"/>
+        </w:rPr>
         <w:separator/>
       </w:r>
     </w:p>
@@ -3191,7 +3554,7 @@
 </file>
 
 <file path=word/header1.xml><?xml version="1.0" encoding="utf-8"?>
-<w:hdr xmlns:m="http://schemas.openxmlformats.org/officeDocument/2006/math" xmlns:mc="http://schemas.openxmlformats.org/markup-compatibility/2006" xmlns:mo="http://schemas.microsoft.com/office/mac/office/2008/main" xmlns:mv="urn:schemas-microsoft-com:mac:vml" xmlns:o="urn:schemas-microsoft-com:office:office" xmlns:r="http://schemas.openxmlformats.org/officeDocument/2006/relationships" xmlns:v="urn:schemas-microsoft-com:vml" xmlns:w10="urn:schemas-microsoft-com:office:word" xmlns:w14="http://schemas.microsoft.com/office/word/2010/wordml" xmlns:w="http://schemas.openxmlformats.org/wordprocessingml/2006/main" xmlns:wne="http://schemas.microsoft.com/office/word/2006/wordml" xmlns:wp14="http://schemas.microsoft.com/office/word/2010/wordprocessingDrawing" xmlns:wp="http://schemas.openxmlformats.org/drawingml/2006/wordprocessingDrawing" xmlns:wpc="http://schemas.microsoft.com/office/word/2010/wordprocessingCanvas" xmlns:wpg="http://schemas.microsoft.com/office/word/2010/wordprocessingGroup" xmlns:wpi="http://schemas.microsoft.com/office/word/2010/wordprocessingInk" xmlns:wps="http://schemas.microsoft.com/office/word/2010/wordprocessingShape" mc:Ignorable="w14 wp14">
+<w:hdr xmlns:mc="http://schemas.openxmlformats.org/markup-compatibility/2006" xmlns:w="http://schemas.openxmlformats.org/wordprocessingml/2006/main" xmlns:m="http://schemas.openxmlformats.org/officeDocument/2006/math" xmlns:mo="http://schemas.microsoft.com/office/mac/office/2008/main" xmlns:mv="urn:schemas-microsoft-com:mac:vml" xmlns:o="urn:schemas-microsoft-com:office:office" xmlns:r="http://schemas.openxmlformats.org/officeDocument/2006/relationships" xmlns:v="urn:schemas-microsoft-com:vml" xmlns:w10="urn:schemas-microsoft-com:office:word" xmlns:w14="http://schemas.microsoft.com/office/word/2010/wordml" xmlns:wne="http://schemas.microsoft.com/office/word/2006/wordml" xmlns:wp14="http://schemas.microsoft.com/office/word/2010/wordprocessingDrawing" xmlns:wp="http://schemas.openxmlformats.org/drawingml/2006/wordprocessingDrawing" xmlns:wpc="http://schemas.microsoft.com/office/word/2010/wordprocessingCanvas" xmlns:wpg="http://schemas.microsoft.com/office/word/2010/wordprocessingGroup" xmlns:wpi="http://schemas.microsoft.com/office/word/2010/wordprocessingInk" xmlns:wps="http://schemas.microsoft.com/office/word/2010/wordprocessingShape" mc:Ignorable="w14 wp14">
   <w:p>
     <w:pPr>
       <w:pStyle w:val="Header"/>
@@ -3199,7 +3562,7 @@
     </w:pPr>
     <w:r>
       <w:rPr>
-        <w:rFonts w:ascii="Times New Roman" w:hAnsi="Times New Roman"/>
+        <w:rFonts w:ascii="Times New Roman" w:hAnsi="Times New Roman" w:eastAsia="黑体"/>
         <w:sz w:val="18"/>
         <w:rFonts w:eastAsia="黑体"/>
         <w:rFonts w:eastAsia="黑体"/>
@@ -3211,7 +3574,7 @@
 </file>
 
 <file path=word/numbering.xml><?xml version="1.0" encoding="utf-8"?>
-<w:numbering xmlns:m="http://schemas.openxmlformats.org/officeDocument/2006/math" xmlns:mc="http://schemas.openxmlformats.org/markup-compatibility/2006" xmlns:mo="http://schemas.microsoft.com/office/mac/office/2008/main" xmlns:mv="urn:schemas-microsoft-com:mac:vml" xmlns:o="urn:schemas-microsoft-com:office:office" xmlns:r="http://schemas.openxmlformats.org/officeDocument/2006/relationships" xmlns:v="urn:schemas-microsoft-com:vml" xmlns:w="http://schemas.openxmlformats.org/wordprocessingml/2006/main" xmlns:w10="urn:schemas-microsoft-com:office:word" xmlns:w14="http://schemas.microsoft.com/office/word/2010/wordml" xmlns:wne="http://schemas.microsoft.com/office/word/2006/wordml" xmlns:wp="http://schemas.openxmlformats.org/drawingml/2006/wordprocessingDrawing" xmlns:wp14="http://schemas.microsoft.com/office/word/2010/wordprocessingDrawing" xmlns:wpc="http://schemas.microsoft.com/office/word/2010/wordprocessingCanvas" xmlns:wpg="http://schemas.microsoft.com/office/word/2010/wordprocessingGroup" xmlns:wpi="http://schemas.microsoft.com/office/word/2010/wordprocessingInk" xmlns:wps="http://schemas.microsoft.com/office/word/2010/wordprocessingShape" mc:Ignorable="w14 wp14">
+<w:numbering xmlns:mc="http://schemas.openxmlformats.org/markup-compatibility/2006" xmlns:w="http://schemas.openxmlformats.org/wordprocessingml/2006/main" xmlns:m="http://schemas.openxmlformats.org/officeDocument/2006/math" xmlns:mo="http://schemas.microsoft.com/office/mac/office/2008/main" xmlns:mv="urn:schemas-microsoft-com:mac:vml" xmlns:o="urn:schemas-microsoft-com:office:office" xmlns:r="http://schemas.openxmlformats.org/officeDocument/2006/relationships" xmlns:v="urn:schemas-microsoft-com:vml" xmlns:w10="urn:schemas-microsoft-com:office:word" xmlns:w14="http://schemas.microsoft.com/office/word/2010/wordml" xmlns:wne="http://schemas.microsoft.com/office/word/2006/wordml" xmlns:wp="http://schemas.openxmlformats.org/drawingml/2006/wordprocessingDrawing" xmlns:wp14="http://schemas.microsoft.com/office/word/2010/wordprocessingDrawing" xmlns:wpc="http://schemas.microsoft.com/office/word/2010/wordprocessingCanvas" xmlns:wpg="http://schemas.microsoft.com/office/word/2010/wordprocessingGroup" xmlns:wpi="http://schemas.microsoft.com/office/word/2010/wordprocessingInk" xmlns:wps="http://schemas.microsoft.com/office/word/2010/wordprocessingShape" mc:Ignorable="w14 wp14">
   <w:abstractNum w:abstractNumId="0">
     <w:nsid w:val="FFFFFF7C"/>
     <w:multiLevelType w:val="singleLevel"/>
@@ -3298,7 +3661,7 @@
         <w:ind w:hanging="360" w:left="1440"/>
       </w:pPr>
       <w:rPr>
-        <w:rFonts w:ascii="Symbol" w:hAnsi="Symbol" w:hint="default"/>
+        <w:rFonts w:ascii="Symbol" w:hAnsi="Symbol" w:hint="default" w:eastAsia="黑体"/>
       </w:rPr>
     </w:lvl>
   </w:abstractNum>
@@ -3319,7 +3682,7 @@
         <w:ind w:hanging="360" w:left="1080"/>
       </w:pPr>
       <w:rPr>
-        <w:rFonts w:ascii="Symbol" w:hAnsi="Symbol" w:hint="default"/>
+        <w:rFonts w:ascii="Symbol" w:hAnsi="Symbol" w:hint="default" w:eastAsia="黑体"/>
       </w:rPr>
     </w:lvl>
   </w:abstractNum>
@@ -3340,7 +3703,7 @@
         <w:ind w:hanging="360" w:left="720"/>
       </w:pPr>
       <w:rPr>
-        <w:rFonts w:ascii="Symbol" w:hAnsi="Symbol" w:hint="default"/>
+        <w:rFonts w:ascii="Symbol" w:hAnsi="Symbol" w:hint="default" w:eastAsia="黑体"/>
       </w:rPr>
     </w:lvl>
   </w:abstractNum>
@@ -3379,7 +3742,7 @@
         <w:ind w:hanging="360" w:left="360"/>
       </w:pPr>
       <w:rPr>
-        <w:rFonts w:ascii="Symbol" w:hAnsi="Symbol" w:hint="default"/>
+        <w:rFonts w:ascii="Symbol" w:hAnsi="Symbol" w:hint="default" w:eastAsia="黑体"/>
       </w:rPr>
     </w:lvl>
   </w:abstractNum>
@@ -3470,7 +3833,7 @@
         <w:ind w:left="720" w:hanging="360"/>
       </w:pPr>
       <w:rPr>
-        <w:rFonts w:ascii="Symbol" w:hAnsi="Symbol" w:cs="Symbol" w:hint="default"/>
+        <w:rFonts w:ascii="Symbol" w:hAnsi="Symbol" w:cs="Symbol" w:hint="default" w:eastAsia="黑体"/>
       </w:rPr>
     </w:lvl>
     <w:lvl w:ilvl="1">
@@ -3481,7 +3844,7 @@
         <w:ind w:left="1440" w:hanging="360"/>
       </w:pPr>
       <w:rPr>
-        <w:rFonts w:ascii="Courier New" w:hAnsi="Courier New" w:cs="Courier New" w:hint="default"/>
+        <w:rFonts w:ascii="Courier New" w:hAnsi="Courier New" w:cs="Courier New" w:hint="default" w:eastAsia="黑体"/>
       </w:rPr>
     </w:lvl>
     <w:lvl w:ilvl="2">
@@ -3492,7 +3855,7 @@
         <w:ind w:left="2160" w:hanging="360"/>
       </w:pPr>
       <w:rPr>
-        <w:rFonts w:ascii="Wingdings" w:hAnsi="Wingdings" w:cs="Wingdings" w:hint="default"/>
+        <w:rFonts w:ascii="Wingdings" w:hAnsi="Wingdings" w:cs="Wingdings" w:hint="default" w:eastAsia="黑体"/>
       </w:rPr>
     </w:lvl>
     <w:lvl w:ilvl="3">
@@ -3503,7 +3866,7 @@
         <w:ind w:left="2880" w:hanging="360"/>
       </w:pPr>
       <w:rPr>
-        <w:rFonts w:ascii="Symbol" w:hAnsi="Symbol" w:cs="Symbol" w:hint="default"/>
+        <w:rFonts w:ascii="Symbol" w:hAnsi="Symbol" w:cs="Symbol" w:hint="default" w:eastAsia="黑体"/>
       </w:rPr>
     </w:lvl>
     <w:lvl w:ilvl="4">
@@ -3514,7 +3877,7 @@
         <w:ind w:left="3600" w:hanging="360"/>
       </w:pPr>
       <w:rPr>
-        <w:rFonts w:ascii="Courier New" w:hAnsi="Courier New" w:cs="Courier New" w:hint="default"/>
+        <w:rFonts w:ascii="Courier New" w:hAnsi="Courier New" w:cs="Courier New" w:hint="default" w:eastAsia="黑体"/>
       </w:rPr>
     </w:lvl>
     <w:lvl w:ilvl="5">
@@ -3525,7 +3888,7 @@
         <w:ind w:left="4320" w:hanging="360"/>
       </w:pPr>
       <w:rPr>
-        <w:rFonts w:ascii="Wingdings" w:hAnsi="Wingdings" w:cs="Wingdings" w:hint="default"/>
+        <w:rFonts w:ascii="Wingdings" w:hAnsi="Wingdings" w:cs="Wingdings" w:hint="default" w:eastAsia="黑体"/>
       </w:rPr>
     </w:lvl>
     <w:lvl w:ilvl="6">
@@ -3536,7 +3899,7 @@
         <w:ind w:left="5040" w:hanging="360"/>
       </w:pPr>
       <w:rPr>
-        <w:rFonts w:ascii="Symbol" w:hAnsi="Symbol" w:cs="Symbol" w:hint="default"/>
+        <w:rFonts w:ascii="Symbol" w:hAnsi="Symbol" w:cs="Symbol" w:hint="default" w:eastAsia="黑体"/>
       </w:rPr>
     </w:lvl>
     <w:lvl w:ilvl="7">
@@ -3547,7 +3910,7 @@
         <w:ind w:left="5760" w:hanging="360"/>
       </w:pPr>
       <w:rPr>
-        <w:rFonts w:ascii="Courier New" w:hAnsi="Courier New" w:cs="Courier New" w:hint="default"/>
+        <w:rFonts w:ascii="Courier New" w:hAnsi="Courier New" w:cs="Courier New" w:hint="default" w:eastAsia="黑体"/>
       </w:rPr>
     </w:lvl>
     <w:lvl w:ilvl="8">
@@ -3558,7 +3921,7 @@
         <w:ind w:left="6480" w:hanging="360"/>
       </w:pPr>
       <w:rPr>
-        <w:rFonts w:ascii="Wingdings" w:hAnsi="Wingdings" w:cs="Wingdings" w:hint="default"/>
+        <w:rFonts w:ascii="Wingdings" w:hAnsi="Wingdings" w:cs="Wingdings" w:hint="default" w:eastAsia="黑体"/>
       </w:rPr>
     </w:lvl>
   </w:abstractNum>
@@ -3614,11 +3977,11 @@
 </file>
 
 <file path=word/styles.xml><?xml version="1.0" encoding="utf-8"?>
-<w:styles xmlns:mc="http://schemas.openxmlformats.org/markup-compatibility/2006" xmlns:r="http://schemas.openxmlformats.org/officeDocument/2006/relationships" xmlns:w="http://schemas.openxmlformats.org/wordprocessingml/2006/main" xmlns:w14="http://schemas.microsoft.com/office/word/2010/wordml" mc:Ignorable="w14">
+<w:styles xmlns:mc="http://schemas.openxmlformats.org/markup-compatibility/2006" xmlns:w="http://schemas.openxmlformats.org/wordprocessingml/2006/main" xmlns:r="http://schemas.openxmlformats.org/officeDocument/2006/relationships" xmlns:w14="http://schemas.microsoft.com/office/word/2010/wordml" mc:Ignorable="w14">
   <w:docDefaults>
     <w:rPrDefault>
       <w:rPr>
-        <w:rFonts w:asciiTheme="minorHAnsi" w:cstheme="minorBidi" w:eastAsiaTheme="minorEastAsia" w:hAnsiTheme="minorHAnsi"/>
+        <w:rFonts w:asciiTheme="minorHAnsi" w:cstheme="minorBidi" w:hAnsiTheme="minorHAnsi" w:eastAsia="黑体"/>
         <w:sz w:val="22"/>
         <w:szCs w:val="22"/>
         <w:lang w:bidi="ar-SA" w:eastAsia="en-US" w:val="en-US"/>
@@ -3840,7 +4203,7 @@
       <w:outlineLvl w:val="0"/>
     </w:pPr>
     <w:rPr>
-      <w:rFonts w:ascii="Times New Roman" w:asciiTheme="majorHAnsi" w:cstheme="majorBidi" w:eastAsia="黑体" w:eastAsiaTheme="majorEastAsia" w:hAnsi="Times New Roman" w:hAnsiTheme="majorHAnsi"/>
+      <w:rFonts w:ascii="Times New Roman" w:asciiTheme="majorHAnsi" w:cstheme="majorBidi" w:eastAsia="黑体" w:hAnsi="Times New Roman" w:hAnsiTheme="majorHAnsi"/>
       <w:b/>
       <w:bCs/>
       <w:color w:val="1F3864"/>
@@ -3864,7 +4227,7 @@
       <w:outlineLvl w:val="1"/>
     </w:pPr>
     <w:rPr>
-      <w:rFonts w:ascii="Times New Roman" w:asciiTheme="majorHAnsi" w:cstheme="majorBidi" w:eastAsia="黑体" w:eastAsiaTheme="majorEastAsia" w:hAnsi="Times New Roman" w:hAnsiTheme="majorHAnsi"/>
+      <w:rFonts w:ascii="Times New Roman" w:asciiTheme="majorHAnsi" w:cstheme="majorBidi" w:eastAsia="黑体" w:hAnsi="Times New Roman" w:hAnsiTheme="majorHAnsi"/>
       <w:b/>
       <w:bCs/>
       <w:color w:val="2E4E7E"/>
@@ -3888,7 +4251,7 @@
       <w:outlineLvl w:val="2"/>
     </w:pPr>
     <w:rPr>
-      <w:rFonts w:ascii="Times New Roman" w:asciiTheme="majorHAnsi" w:cstheme="majorBidi" w:eastAsia="黑体" w:eastAsiaTheme="majorEastAsia" w:hAnsi="Times New Roman" w:hAnsiTheme="majorHAnsi"/>
+      <w:rFonts w:ascii="Times New Roman" w:asciiTheme="majorHAnsi" w:cstheme="majorBidi" w:eastAsia="黑体" w:hAnsi="Times New Roman" w:hAnsiTheme="majorHAnsi"/>
       <w:b/>
       <w:bCs/>
       <w:color w:val="2E4E7E"/>
@@ -3912,7 +4275,7 @@
       <w:outlineLvl w:val="3"/>
     </w:pPr>
     <w:rPr>
-      <w:rFonts w:ascii="Times New Roman" w:asciiTheme="majorHAnsi" w:cstheme="majorBidi" w:eastAsia="黑体" w:eastAsiaTheme="majorEastAsia" w:hAnsi="Times New Roman" w:hAnsiTheme="majorHAnsi"/>
+      <w:rFonts w:ascii="Times New Roman" w:asciiTheme="majorHAnsi" w:cstheme="majorBidi" w:eastAsia="黑体" w:hAnsi="Times New Roman" w:hAnsiTheme="majorHAnsi"/>
       <w:b/>
       <w:bCs/>
       <w:i/>
@@ -3938,7 +4301,7 @@
       <w:outlineLvl w:val="4"/>
     </w:pPr>
     <w:rPr>
-      <w:rFonts w:ascii="Times New Roman" w:asciiTheme="majorHAnsi" w:cstheme="majorBidi" w:eastAsia="黑体" w:eastAsiaTheme="majorEastAsia" w:hAnsi="Times New Roman" w:hAnsiTheme="majorHAnsi"/>
+      <w:rFonts w:ascii="Times New Roman" w:asciiTheme="majorHAnsi" w:cstheme="majorBidi" w:eastAsia="黑体" w:hAnsi="Times New Roman" w:hAnsiTheme="majorHAnsi"/>
       <w:b/>
       <w:color w:val="333333"/>
       <w:sz w:val="22"/>
@@ -3961,7 +4324,7 @@
       <w:outlineLvl w:val="5"/>
     </w:pPr>
     <w:rPr>
-      <w:rFonts w:asciiTheme="majorHAnsi" w:cstheme="majorBidi" w:eastAsiaTheme="majorEastAsia" w:hAnsiTheme="majorHAnsi"/>
+      <w:rFonts w:asciiTheme="majorHAnsi" w:cstheme="majorBidi" w:hAnsiTheme="majorHAnsi" w:eastAsia="黑体"/>
       <w:i/>
       <w:iCs/>
       <w:color w:themeColor="accent1" w:themeShade="7F" w:val="243F60"/>
@@ -3984,7 +4347,7 @@
       <w:outlineLvl w:val="6"/>
     </w:pPr>
     <w:rPr>
-      <w:rFonts w:asciiTheme="majorHAnsi" w:cstheme="majorBidi" w:eastAsiaTheme="majorEastAsia" w:hAnsiTheme="majorHAnsi"/>
+      <w:rFonts w:asciiTheme="majorHAnsi" w:cstheme="majorBidi" w:hAnsiTheme="majorHAnsi" w:eastAsia="黑体"/>
       <w:i/>
       <w:iCs/>
       <w:color w:themeColor="text1" w:themeTint="BF" w:val="404040"/>
@@ -4007,7 +4370,7 @@
       <w:outlineLvl w:val="7"/>
     </w:pPr>
     <w:rPr>
-      <w:rFonts w:asciiTheme="majorHAnsi" w:cstheme="majorBidi" w:eastAsiaTheme="majorEastAsia" w:hAnsiTheme="majorHAnsi"/>
+      <w:rFonts w:asciiTheme="majorHAnsi" w:cstheme="majorBidi" w:hAnsiTheme="majorHAnsi" w:eastAsia="黑体"/>
       <w:color w:themeColor="accent1" w:val="4F81BD"/>
       <w:sz w:val="20"/>
       <w:szCs w:val="20"/>
@@ -4030,7 +4393,7 @@
       <w:outlineLvl w:val="8"/>
     </w:pPr>
     <w:rPr>
-      <w:rFonts w:asciiTheme="majorHAnsi" w:cstheme="majorBidi" w:eastAsiaTheme="majorEastAsia" w:hAnsiTheme="majorHAnsi"/>
+      <w:rFonts w:asciiTheme="majorHAnsi" w:cstheme="majorBidi" w:hAnsiTheme="majorHAnsi" w:eastAsia="黑体"/>
       <w:i/>
       <w:iCs/>
       <w:color w:themeColor="text1" w:themeTint="BF" w:val="404040"/>
@@ -4081,7 +4444,7 @@
     <w:uiPriority w:val="9"/>
     <w:rsid w:val="00FC693F"/>
     <w:rPr>
-      <w:rFonts w:asciiTheme="majorHAnsi" w:cstheme="majorBidi" w:eastAsiaTheme="majorEastAsia" w:hAnsiTheme="majorHAnsi"/>
+      <w:rFonts w:asciiTheme="majorHAnsi" w:cstheme="majorBidi" w:hAnsiTheme="majorHAnsi" w:eastAsia="黑体"/>
       <w:b/>
       <w:bCs/>
       <w:color w:themeColor="accent1" w:themeShade="BF" w:val="365F91"/>
@@ -4096,7 +4459,7 @@
     <w:uiPriority w:val="9"/>
     <w:rsid w:val="00FC693F"/>
     <w:rPr>
-      <w:rFonts w:asciiTheme="majorHAnsi" w:cstheme="majorBidi" w:eastAsiaTheme="majorEastAsia" w:hAnsiTheme="majorHAnsi"/>
+      <w:rFonts w:asciiTheme="majorHAnsi" w:cstheme="majorBidi" w:hAnsiTheme="majorHAnsi" w:eastAsia="黑体"/>
       <w:b/>
       <w:bCs/>
       <w:color w:themeColor="accent1" w:val="4F81BD"/>
@@ -4111,7 +4474,7 @@
     <w:uiPriority w:val="9"/>
     <w:rsid w:val="00FC693F"/>
     <w:rPr>
-      <w:rFonts w:asciiTheme="majorHAnsi" w:cstheme="majorBidi" w:eastAsiaTheme="majorEastAsia" w:hAnsiTheme="majorHAnsi"/>
+      <w:rFonts w:asciiTheme="majorHAnsi" w:cstheme="majorBidi" w:hAnsiTheme="majorHAnsi" w:eastAsia="黑体"/>
       <w:b/>
       <w:bCs/>
       <w:color w:themeColor="accent1" w:val="4F81BD"/>
@@ -4134,7 +4497,7 @@
       <w:contextualSpacing/>
     </w:pPr>
     <w:rPr>
-      <w:rFonts w:ascii="Times New Roman" w:asciiTheme="majorHAnsi" w:cstheme="majorBidi" w:eastAsia="黑体" w:eastAsiaTheme="majorEastAsia" w:hAnsi="Times New Roman" w:hAnsiTheme="majorHAnsi"/>
+      <w:rFonts w:ascii="Times New Roman" w:asciiTheme="majorHAnsi" w:cstheme="majorBidi" w:eastAsia="黑体" w:hAnsi="Times New Roman" w:hAnsiTheme="majorHAnsi"/>
       <w:b/>
       <w:color w:val="1F3864"/>
       <w:spacing w:val="5"/>
@@ -4150,7 +4513,7 @@
     <w:uiPriority w:val="10"/>
     <w:rsid w:val="00FC693F"/>
     <w:rPr>
-      <w:rFonts w:asciiTheme="majorHAnsi" w:cstheme="majorBidi" w:eastAsiaTheme="majorEastAsia" w:hAnsiTheme="majorHAnsi"/>
+      <w:rFonts w:asciiTheme="majorHAnsi" w:cstheme="majorBidi" w:hAnsiTheme="majorHAnsi" w:eastAsia="黑体"/>
       <w:color w:themeColor="text2" w:themeShade="BF" w:val="17365D"/>
       <w:spacing w:val="5"/>
       <w:kern w:val="28"/>
@@ -4172,7 +4535,7 @@
       </w:numPr>
     </w:pPr>
     <w:rPr>
-      <w:rFonts w:asciiTheme="majorHAnsi" w:cstheme="majorBidi" w:eastAsiaTheme="majorEastAsia" w:hAnsiTheme="majorHAnsi"/>
+      <w:rFonts w:asciiTheme="majorHAnsi" w:cstheme="majorBidi" w:hAnsiTheme="majorHAnsi" w:eastAsia="黑体"/>
       <w:i/>
       <w:iCs/>
       <w:color w:themeColor="accent1" w:val="4F81BD"/>
@@ -4188,7 +4551,7 @@
     <w:uiPriority w:val="11"/>
     <w:rsid w:val="00FC693F"/>
     <w:rPr>
-      <w:rFonts w:asciiTheme="majorHAnsi" w:cstheme="majorBidi" w:eastAsiaTheme="majorEastAsia" w:hAnsiTheme="majorHAnsi"/>
+      <w:rFonts w:asciiTheme="majorHAnsi" w:cstheme="majorBidi" w:hAnsiTheme="majorHAnsi" w:eastAsia="黑体"/>
       <w:i/>
       <w:iCs/>
       <w:color w:themeColor="accent1" w:val="4F81BD"/>
@@ -4255,6 +4618,7 @@
       <w:spacing w:after="120"/>
     </w:pPr>
     <w:rPr>
+      <w:rFonts w:eastAsia="黑体"/>
       <w:sz w:val="16"/>
       <w:szCs w:val="16"/>
     </w:rPr>
@@ -4266,6 +4630,7 @@
     <w:uiPriority w:val="99"/>
     <w:rsid w:val="00AA1D8D"/>
     <w:rPr>
+      <w:rFonts w:eastAsia="黑体"/>
       <w:sz w:val="16"/>
       <w:szCs w:val="16"/>
     </w:rPr>
@@ -4435,7 +4800,7 @@
       </w:tabs>
     </w:pPr>
     <w:rPr>
-      <w:rFonts w:ascii="Courier" w:hAnsi="Courier"/>
+      <w:rFonts w:ascii="Courier" w:hAnsi="Courier" w:eastAsia="黑体"/>
       <w:sz w:val="20"/>
       <w:szCs w:val="20"/>
     </w:rPr>
@@ -4447,7 +4812,7 @@
     <w:uiPriority w:val="99"/>
     <w:rsid w:val="0029639D"/>
     <w:rPr>
-      <w:rFonts w:ascii="Courier" w:hAnsi="Courier"/>
+      <w:rFonts w:ascii="Courier" w:hAnsi="Courier" w:eastAsia="黑体"/>
       <w:sz w:val="20"/>
       <w:szCs w:val="20"/>
     </w:rPr>
@@ -4483,6 +4848,7 @@
     <w:uiPriority w:val="29"/>
     <w:rsid w:val="00FC693F"/>
     <w:rPr>
+      <w:rFonts w:eastAsia="黑体"/>
       <w:i/>
       <w:iCs/>
       <w:color w:themeColor="text1" w:val="000000"/>
@@ -4496,7 +4862,7 @@
     <w:semiHidden/>
     <w:rsid w:val="00FC693F"/>
     <w:rPr>
-      <w:rFonts w:asciiTheme="majorHAnsi" w:cstheme="majorBidi" w:eastAsiaTheme="majorEastAsia" w:hAnsiTheme="majorHAnsi"/>
+      <w:rFonts w:asciiTheme="majorHAnsi" w:cstheme="majorBidi" w:hAnsiTheme="majorHAnsi" w:eastAsia="黑体"/>
       <w:b/>
       <w:bCs/>
       <w:i/>
@@ -4512,7 +4878,7 @@
     <w:semiHidden/>
     <w:rsid w:val="00FC693F"/>
     <w:rPr>
-      <w:rFonts w:asciiTheme="majorHAnsi" w:cstheme="majorBidi" w:eastAsiaTheme="majorEastAsia" w:hAnsiTheme="majorHAnsi"/>
+      <w:rFonts w:asciiTheme="majorHAnsi" w:cstheme="majorBidi" w:hAnsiTheme="majorHAnsi" w:eastAsia="黑体"/>
       <w:color w:themeColor="accent1" w:themeShade="7F" w:val="243F60"/>
     </w:rPr>
   </w:style>
@@ -4524,7 +4890,7 @@
     <w:semiHidden/>
     <w:rsid w:val="00FC693F"/>
     <w:rPr>
-      <w:rFonts w:asciiTheme="majorHAnsi" w:cstheme="majorBidi" w:eastAsiaTheme="majorEastAsia" w:hAnsiTheme="majorHAnsi"/>
+      <w:rFonts w:asciiTheme="majorHAnsi" w:cstheme="majorBidi" w:hAnsiTheme="majorHAnsi" w:eastAsia="黑体"/>
       <w:i/>
       <w:iCs/>
       <w:color w:themeColor="accent1" w:themeShade="7F" w:val="243F60"/>
@@ -4538,7 +4904,7 @@
     <w:semiHidden/>
     <w:rsid w:val="00FC693F"/>
     <w:rPr>
-      <w:rFonts w:asciiTheme="majorHAnsi" w:cstheme="majorBidi" w:eastAsiaTheme="majorEastAsia" w:hAnsiTheme="majorHAnsi"/>
+      <w:rFonts w:asciiTheme="majorHAnsi" w:cstheme="majorBidi" w:hAnsiTheme="majorHAnsi" w:eastAsia="黑体"/>
       <w:i/>
       <w:iCs/>
       <w:color w:themeColor="text1" w:themeTint="BF" w:val="404040"/>
@@ -4552,7 +4918,7 @@
     <w:semiHidden/>
     <w:rsid w:val="00FC693F"/>
     <w:rPr>
-      <w:rFonts w:asciiTheme="majorHAnsi" w:cstheme="majorBidi" w:eastAsiaTheme="majorEastAsia" w:hAnsiTheme="majorHAnsi"/>
+      <w:rFonts w:asciiTheme="majorHAnsi" w:cstheme="majorBidi" w:hAnsiTheme="majorHAnsi" w:eastAsia="黑体"/>
       <w:color w:themeColor="accent1" w:val="4F81BD"/>
       <w:sz w:val="20"/>
       <w:szCs w:val="20"/>
@@ -4566,7 +4932,7 @@
     <w:semiHidden/>
     <w:rsid w:val="00FC693F"/>
     <w:rPr>
-      <w:rFonts w:asciiTheme="majorHAnsi" w:cstheme="majorBidi" w:eastAsiaTheme="majorEastAsia" w:hAnsiTheme="majorHAnsi"/>
+      <w:rFonts w:asciiTheme="majorHAnsi" w:cstheme="majorBidi" w:hAnsiTheme="majorHAnsi" w:eastAsia="黑体"/>
       <w:i/>
       <w:iCs/>
       <w:color w:themeColor="text1" w:themeTint="BF" w:val="404040"/>
@@ -4587,6 +4953,7 @@
       <w:spacing w:line="240" w:lineRule="auto"/>
     </w:pPr>
     <w:rPr>
+      <w:rFonts w:eastAsia="黑体"/>
       <w:b/>
       <w:bCs/>
       <w:color w:themeColor="accent1" w:val="4F81BD"/>
@@ -4601,6 +4968,7 @@
     <w:qFormat/>
     <w:rsid w:val="00FC693F"/>
     <w:rPr>
+      <w:rFonts w:eastAsia="黑体"/>
       <w:b/>
       <w:bCs/>
     </w:rPr>
@@ -4612,6 +4980,7 @@
     <w:qFormat/>
     <w:rsid w:val="00FC693F"/>
     <w:rPr>
+      <w:rFonts w:eastAsia="黑体"/>
       <w:i/>
       <w:iCs/>
     </w:rPr>
@@ -4632,6 +5001,7 @@
       <w:ind w:left="936" w:right="936"/>
     </w:pPr>
     <w:rPr>
+      <w:rFonts w:eastAsia="黑体"/>
       <w:b/>
       <w:bCs/>
       <w:i/>
@@ -4646,6 +5016,7 @@
     <w:uiPriority w:val="30"/>
     <w:rsid w:val="00FC693F"/>
     <w:rPr>
+      <w:rFonts w:eastAsia="黑体"/>
       <w:b/>
       <w:bCs/>
       <w:i/>
@@ -4660,6 +5031,7 @@
     <w:qFormat/>
     <w:rsid w:val="00FC693F"/>
     <w:rPr>
+      <w:rFonts w:eastAsia="黑体"/>
       <w:i/>
       <w:iCs/>
       <w:color w:themeColor="text1" w:themeTint="7F" w:val="808080"/>
@@ -4672,6 +5044,7 @@
     <w:qFormat/>
     <w:rsid w:val="00FC693F"/>
     <w:rPr>
+      <w:rFonts w:eastAsia="黑体"/>
       <w:b/>
       <w:bCs/>
       <w:i/>
@@ -4686,6 +5059,7 @@
     <w:qFormat/>
     <w:rsid w:val="00FC693F"/>
     <w:rPr>
+      <w:rFonts w:eastAsia="黑体"/>
       <w:smallCaps/>
       <w:color w:themeColor="accent2" w:val="C0504D"/>
       <w:u w:val="single"/>
@@ -4698,6 +5072,7 @@
     <w:qFormat/>
     <w:rsid w:val="00FC693F"/>
     <w:rPr>
+      <w:rFonts w:eastAsia="黑体"/>
       <w:b/>
       <w:bCs/>
       <w:smallCaps/>
@@ -4713,6 +5088,7 @@
     <w:qFormat/>
     <w:rsid w:val="00FC693F"/>
     <w:rPr>
+      <w:rFonts w:eastAsia="黑体"/>
       <w:b/>
       <w:bCs/>
       <w:smallCaps/>
@@ -4767,6 +5143,7 @@
       <w:spacing w:after="0" w:line="240" w:lineRule="auto"/>
     </w:pPr>
     <w:rPr>
+      <w:rFonts w:eastAsia="黑体"/>
       <w:color w:themeColor="text1" w:themeShade="BF" w:val="000000"/>
     </w:rPr>
     <w:tblPr>
@@ -4789,6 +5166,7 @@
         <w:spacing w:after="0" w:before="0" w:line="240" w:lineRule="auto"/>
       </w:pPr>
       <w:rPr>
+        <w:rFonts w:eastAsia="黑体"/>
         <w:b/>
         <w:bCs/>
       </w:rPr>
@@ -4809,6 +5187,7 @@
         <w:spacing w:after="0" w:before="0" w:line="240" w:lineRule="auto"/>
       </w:pPr>
       <w:rPr>
+        <w:rFonts w:eastAsia="黑体"/>
         <w:b/>
         <w:bCs/>
       </w:rPr>
@@ -4826,12 +5205,14 @@
     </w:tblStylePr>
     <w:tblStylePr w:type="firstCol">
       <w:rPr>
+        <w:rFonts w:eastAsia="黑体"/>
         <w:b/>
         <w:bCs/>
       </w:rPr>
     </w:tblStylePr>
     <w:tblStylePr w:type="lastCol">
       <w:rPr>
+        <w:rFonts w:eastAsia="黑体"/>
         <w:b/>
         <w:bCs/>
       </w:rPr>
@@ -4870,6 +5251,7 @@
       <w:spacing w:after="0" w:line="240" w:lineRule="auto"/>
     </w:pPr>
     <w:rPr>
+      <w:rFonts w:eastAsia="黑体"/>
       <w:color w:themeColor="accent1" w:themeShade="BF" w:val="365F91"/>
     </w:rPr>
     <w:tblPr>
@@ -4892,6 +5274,7 @@
         <w:spacing w:after="0" w:before="0" w:line="240" w:lineRule="auto"/>
       </w:pPr>
       <w:rPr>
+        <w:rFonts w:eastAsia="黑体"/>
         <w:b/>
         <w:bCs/>
       </w:rPr>
@@ -4912,6 +5295,7 @@
         <w:spacing w:after="0" w:before="0" w:line="240" w:lineRule="auto"/>
       </w:pPr>
       <w:rPr>
+        <w:rFonts w:eastAsia="黑体"/>
         <w:b/>
         <w:bCs/>
       </w:rPr>
@@ -4929,12 +5313,14 @@
     </w:tblStylePr>
     <w:tblStylePr w:type="firstCol">
       <w:rPr>
+        <w:rFonts w:eastAsia="黑体"/>
         <w:b/>
         <w:bCs/>
       </w:rPr>
     </w:tblStylePr>
     <w:tblStylePr w:type="lastCol">
       <w:rPr>
+        <w:rFonts w:eastAsia="黑体"/>
         <w:b/>
         <w:bCs/>
       </w:rPr>
@@ -4973,6 +5359,7 @@
       <w:spacing w:after="0" w:line="240" w:lineRule="auto"/>
     </w:pPr>
     <w:rPr>
+      <w:rFonts w:eastAsia="黑体"/>
       <w:color w:themeColor="accent2" w:themeShade="BF" w:val="943634"/>
     </w:rPr>
     <w:tblPr>
@@ -4995,6 +5382,7 @@
         <w:spacing w:after="0" w:before="0" w:line="240" w:lineRule="auto"/>
       </w:pPr>
       <w:rPr>
+        <w:rFonts w:eastAsia="黑体"/>
         <w:b/>
         <w:bCs/>
       </w:rPr>
@@ -5015,6 +5403,7 @@
         <w:spacing w:after="0" w:before="0" w:line="240" w:lineRule="auto"/>
       </w:pPr>
       <w:rPr>
+        <w:rFonts w:eastAsia="黑体"/>
         <w:b/>
         <w:bCs/>
       </w:rPr>
@@ -5032,12 +5421,14 @@
     </w:tblStylePr>
     <w:tblStylePr w:type="firstCol">
       <w:rPr>
+        <w:rFonts w:eastAsia="黑体"/>
         <w:b/>
         <w:bCs/>
       </w:rPr>
     </w:tblStylePr>
     <w:tblStylePr w:type="lastCol">
       <w:rPr>
+        <w:rFonts w:eastAsia="黑体"/>
         <w:b/>
         <w:bCs/>
       </w:rPr>
@@ -5076,6 +5467,7 @@
       <w:spacing w:after="0" w:line="240" w:lineRule="auto"/>
     </w:pPr>
     <w:rPr>
+      <w:rFonts w:eastAsia="黑体"/>
       <w:color w:themeColor="accent3" w:themeShade="BF" w:val="76923C"/>
     </w:rPr>
     <w:tblPr>
@@ -5098,6 +5490,7 @@
         <w:spacing w:after="0" w:before="0" w:line="240" w:lineRule="auto"/>
       </w:pPr>
       <w:rPr>
+        <w:rFonts w:eastAsia="黑体"/>
         <w:b/>
         <w:bCs/>
       </w:rPr>
@@ -5118,6 +5511,7 @@
         <w:spacing w:after="0" w:before="0" w:line="240" w:lineRule="auto"/>
       </w:pPr>
       <w:rPr>
+        <w:rFonts w:eastAsia="黑体"/>
         <w:b/>
         <w:bCs/>
       </w:rPr>
@@ -5135,12 +5529,14 @@
     </w:tblStylePr>
     <w:tblStylePr w:type="firstCol">
       <w:rPr>
+        <w:rFonts w:eastAsia="黑体"/>
         <w:b/>
         <w:bCs/>
       </w:rPr>
     </w:tblStylePr>
     <w:tblStylePr w:type="lastCol">
       <w:rPr>
+        <w:rFonts w:eastAsia="黑体"/>
         <w:b/>
         <w:bCs/>
       </w:rPr>
@@ -5179,6 +5575,7 @@
       <w:spacing w:after="0" w:line="240" w:lineRule="auto"/>
     </w:pPr>
     <w:rPr>
+      <w:rFonts w:eastAsia="黑体"/>
       <w:color w:themeColor="accent4" w:themeShade="BF" w:val="5F497A"/>
     </w:rPr>
     <w:tblPr>
@@ -5201,6 +5598,7 @@
         <w:spacing w:after="0" w:before="0" w:line="240" w:lineRule="auto"/>
       </w:pPr>
       <w:rPr>
+        <w:rFonts w:eastAsia="黑体"/>
         <w:b/>
         <w:bCs/>
       </w:rPr>
@@ -5221,6 +5619,7 @@
         <w:spacing w:after="0" w:before="0" w:line="240" w:lineRule="auto"/>
       </w:pPr>
       <w:rPr>
+        <w:rFonts w:eastAsia="黑体"/>
         <w:b/>
         <w:bCs/>
       </w:rPr>
@@ -5238,12 +5637,14 @@
     </w:tblStylePr>
     <w:tblStylePr w:type="firstCol">
       <w:rPr>
+        <w:rFonts w:eastAsia="黑体"/>
         <w:b/>
         <w:bCs/>
       </w:rPr>
     </w:tblStylePr>
     <w:tblStylePr w:type="lastCol">
       <w:rPr>
+        <w:rFonts w:eastAsia="黑体"/>
         <w:b/>
         <w:bCs/>
       </w:rPr>
@@ -5282,6 +5683,7 @@
       <w:spacing w:after="0" w:line="240" w:lineRule="auto"/>
     </w:pPr>
     <w:rPr>
+      <w:rFonts w:eastAsia="黑体"/>
       <w:color w:themeColor="accent5" w:themeShade="BF" w:val="31849B"/>
     </w:rPr>
     <w:tblPr>
@@ -5304,6 +5706,7 @@
         <w:spacing w:after="0" w:before="0" w:line="240" w:lineRule="auto"/>
       </w:pPr>
       <w:rPr>
+        <w:rFonts w:eastAsia="黑体"/>
         <w:b/>
         <w:bCs/>
       </w:rPr>
@@ -5324,6 +5727,7 @@
         <w:spacing w:after="0" w:before="0" w:line="240" w:lineRule="auto"/>
       </w:pPr>
       <w:rPr>
+        <w:rFonts w:eastAsia="黑体"/>
         <w:b/>
         <w:bCs/>
       </w:rPr>
@@ -5341,12 +5745,14 @@
     </w:tblStylePr>
     <w:tblStylePr w:type="firstCol">
       <w:rPr>
+        <w:rFonts w:eastAsia="黑体"/>
         <w:b/>
         <w:bCs/>
       </w:rPr>
     </w:tblStylePr>
     <w:tblStylePr w:type="lastCol">
       <w:rPr>
+        <w:rFonts w:eastAsia="黑体"/>
         <w:b/>
         <w:bCs/>
       </w:rPr>
@@ -5385,6 +5791,7 @@
       <w:spacing w:after="0" w:line="240" w:lineRule="auto"/>
     </w:pPr>
     <w:rPr>
+      <w:rFonts w:eastAsia="黑体"/>
       <w:color w:themeColor="accent6" w:themeShade="BF" w:val="E36C0A"/>
     </w:rPr>
     <w:tblPr>
@@ -5407,6 +5814,7 @@
         <w:spacing w:after="0" w:before="0" w:line="240" w:lineRule="auto"/>
       </w:pPr>
       <w:rPr>
+        <w:rFonts w:eastAsia="黑体"/>
         <w:b/>
         <w:bCs/>
       </w:rPr>
@@ -5427,6 +5835,7 @@
         <w:spacing w:after="0" w:before="0" w:line="240" w:lineRule="auto"/>
       </w:pPr>
       <w:rPr>
+        <w:rFonts w:eastAsia="黑体"/>
         <w:b/>
         <w:bCs/>
       </w:rPr>
@@ -5444,12 +5853,14 @@
     </w:tblStylePr>
     <w:tblStylePr w:type="firstCol">
       <w:rPr>
+        <w:rFonts w:eastAsia="黑体"/>
         <w:b/>
         <w:bCs/>
       </w:rPr>
     </w:tblStylePr>
     <w:tblStylePr w:type="lastCol">
       <w:rPr>
+        <w:rFonts w:eastAsia="黑体"/>
         <w:b/>
         <w:bCs/>
       </w:rPr>
@@ -5509,6 +5920,7 @@
         <w:spacing w:after="0" w:before="0" w:line="240" w:lineRule="auto"/>
       </w:pPr>
       <w:rPr>
+        <w:rFonts w:eastAsia="黑体"/>
         <w:b/>
         <w:bCs/>
         <w:color w:themeColor="background1" w:val="FFFFFF"/>
@@ -5523,6 +5935,7 @@
         <w:spacing w:after="0" w:before="0" w:line="240" w:lineRule="auto"/>
       </w:pPr>
       <w:rPr>
+        <w:rFonts w:eastAsia="黑体"/>
         <w:b/>
         <w:bCs/>
       </w:rPr>
@@ -5538,12 +5951,14 @@
     </w:tblStylePr>
     <w:tblStylePr w:type="firstCol">
       <w:rPr>
+        <w:rFonts w:eastAsia="黑体"/>
         <w:b/>
         <w:bCs/>
       </w:rPr>
     </w:tblStylePr>
     <w:tblStylePr w:type="lastCol">
       <w:rPr>
+        <w:rFonts w:eastAsia="黑体"/>
         <w:b/>
         <w:bCs/>
       </w:rPr>
@@ -5601,6 +6016,7 @@
         <w:spacing w:after="0" w:before="0" w:line="240" w:lineRule="auto"/>
       </w:pPr>
       <w:rPr>
+        <w:rFonts w:eastAsia="黑体"/>
         <w:b/>
         <w:bCs/>
         <w:color w:themeColor="background1" w:val="FFFFFF"/>
@@ -5615,6 +6031,7 @@
         <w:spacing w:after="0" w:before="0" w:line="240" w:lineRule="auto"/>
       </w:pPr>
       <w:rPr>
+        <w:rFonts w:eastAsia="黑体"/>
         <w:b/>
         <w:bCs/>
       </w:rPr>
@@ -5630,12 +6047,14 @@
     </w:tblStylePr>
     <w:tblStylePr w:type="firstCol">
       <w:rPr>
+        <w:rFonts w:eastAsia="黑体"/>
         <w:b/>
         <w:bCs/>
       </w:rPr>
     </w:tblStylePr>
     <w:tblStylePr w:type="lastCol">
       <w:rPr>
+        <w:rFonts w:eastAsia="黑体"/>
         <w:b/>
         <w:bCs/>
       </w:rPr>
@@ -5693,6 +6112,7 @@
         <w:spacing w:after="0" w:before="0" w:line="240" w:lineRule="auto"/>
       </w:pPr>
       <w:rPr>
+        <w:rFonts w:eastAsia="黑体"/>
         <w:b/>
         <w:bCs/>
         <w:color w:themeColor="background1" w:val="FFFFFF"/>
@@ -5707,6 +6127,7 @@
         <w:spacing w:after="0" w:before="0" w:line="240" w:lineRule="auto"/>
       </w:pPr>
       <w:rPr>
+        <w:rFonts w:eastAsia="黑体"/>
         <w:b/>
         <w:bCs/>
       </w:rPr>
@@ -5722,12 +6143,14 @@
     </w:tblStylePr>
     <w:tblStylePr w:type="firstCol">
       <w:rPr>
+        <w:rFonts w:eastAsia="黑体"/>
         <w:b/>
         <w:bCs/>
       </w:rPr>
     </w:tblStylePr>
     <w:tblStylePr w:type="lastCol">
       <w:rPr>
+        <w:rFonts w:eastAsia="黑体"/>
         <w:b/>
         <w:bCs/>
       </w:rPr>
@@ -5785,6 +6208,7 @@
         <w:spacing w:after="0" w:before="0" w:line="240" w:lineRule="auto"/>
       </w:pPr>
       <w:rPr>
+        <w:rFonts w:eastAsia="黑体"/>
         <w:b/>
         <w:bCs/>
         <w:color w:themeColor="background1" w:val="FFFFFF"/>
@@ -5799,6 +6223,7 @@
         <w:spacing w:after="0" w:before="0" w:line="240" w:lineRule="auto"/>
       </w:pPr>
       <w:rPr>
+        <w:rFonts w:eastAsia="黑体"/>
         <w:b/>
         <w:bCs/>
       </w:rPr>
@@ -5814,12 +6239,14 @@
     </w:tblStylePr>
     <w:tblStylePr w:type="firstCol">
       <w:rPr>
+        <w:rFonts w:eastAsia="黑体"/>
         <w:b/>
         <w:bCs/>
       </w:rPr>
     </w:tblStylePr>
     <w:tblStylePr w:type="lastCol">
       <w:rPr>
+        <w:rFonts w:eastAsia="黑体"/>
         <w:b/>
         <w:bCs/>
       </w:rPr>
@@ -5877,6 +6304,7 @@
         <w:spacing w:after="0" w:before="0" w:line="240" w:lineRule="auto"/>
       </w:pPr>
       <w:rPr>
+        <w:rFonts w:eastAsia="黑体"/>
         <w:b/>
         <w:bCs/>
         <w:color w:themeColor="background1" w:val="FFFFFF"/>
@@ -5891,6 +6319,7 @@
         <w:spacing w:after="0" w:before="0" w:line="240" w:lineRule="auto"/>
       </w:pPr>
       <w:rPr>
+        <w:rFonts w:eastAsia="黑体"/>
         <w:b/>
         <w:bCs/>
       </w:rPr>
@@ -5906,12 +6335,14 @@
     </w:tblStylePr>
     <w:tblStylePr w:type="firstCol">
       <w:rPr>
+        <w:rFonts w:eastAsia="黑体"/>
         <w:b/>
         <w:bCs/>
       </w:rPr>
     </w:tblStylePr>
     <w:tblStylePr w:type="lastCol">
       <w:rPr>
+        <w:rFonts w:eastAsia="黑体"/>
         <w:b/>
         <w:bCs/>
       </w:rPr>
@@ -5969,6 +6400,7 @@
         <w:spacing w:after="0" w:before="0" w:line="240" w:lineRule="auto"/>
       </w:pPr>
       <w:rPr>
+        <w:rFonts w:eastAsia="黑体"/>
         <w:b/>
         <w:bCs/>
         <w:color w:themeColor="background1" w:val="FFFFFF"/>
@@ -5983,6 +6415,7 @@
         <w:spacing w:after="0" w:before="0" w:line="240" w:lineRule="auto"/>
       </w:pPr>
       <w:rPr>
+        <w:rFonts w:eastAsia="黑体"/>
         <w:b/>
         <w:bCs/>
       </w:rPr>
@@ -5998,12 +6431,14 @@
     </w:tblStylePr>
     <w:tblStylePr w:type="firstCol">
       <w:rPr>
+        <w:rFonts w:eastAsia="黑体"/>
         <w:b/>
         <w:bCs/>
       </w:rPr>
     </w:tblStylePr>
     <w:tblStylePr w:type="lastCol">
       <w:rPr>
+        <w:rFonts w:eastAsia="黑体"/>
         <w:b/>
         <w:bCs/>
       </w:rPr>
@@ -6061,6 +6496,7 @@
         <w:spacing w:after="0" w:before="0" w:line="240" w:lineRule="auto"/>
       </w:pPr>
       <w:rPr>
+        <w:rFonts w:eastAsia="黑体"/>
         <w:b/>
         <w:bCs/>
         <w:color w:themeColor="background1" w:val="FFFFFF"/>
@@ -6075,6 +6511,7 @@
         <w:spacing w:after="0" w:before="0" w:line="240" w:lineRule="auto"/>
       </w:pPr>
       <w:rPr>
+        <w:rFonts w:eastAsia="黑体"/>
         <w:b/>
         <w:bCs/>
       </w:rPr>
@@ -6090,12 +6527,14 @@
     </w:tblStylePr>
     <w:tblStylePr w:type="firstCol">
       <w:rPr>
+        <w:rFonts w:eastAsia="黑体"/>
         <w:b/>
         <w:bCs/>
       </w:rPr>
     </w:tblStylePr>
     <w:tblStylePr w:type="lastCol">
       <w:rPr>
+        <w:rFonts w:eastAsia="黑体"/>
         <w:b/>
         <w:bCs/>
       </w:rPr>
@@ -6155,7 +6594,7 @@
         <w:spacing w:after="0" w:before="0" w:line="240" w:lineRule="auto"/>
       </w:pPr>
       <w:rPr>
-        <w:rFonts w:asciiTheme="majorHAnsi" w:cstheme="majorBidi" w:eastAsiaTheme="majorEastAsia" w:hAnsiTheme="majorHAnsi"/>
+        <w:rFonts w:asciiTheme="majorHAnsi" w:cstheme="majorBidi" w:hAnsiTheme="majorHAnsi" w:eastAsia="黑体"/>
         <w:b/>
         <w:bCs/>
       </w:rPr>
@@ -6176,7 +6615,7 @@
         <w:spacing w:after="0" w:before="0" w:line="240" w:lineRule="auto"/>
       </w:pPr>
       <w:rPr>
-        <w:rFonts w:asciiTheme="majorHAnsi" w:cstheme="majorBidi" w:eastAsiaTheme="majorEastAsia" w:hAnsiTheme="majorHAnsi"/>
+        <w:rFonts w:asciiTheme="majorHAnsi" w:cstheme="majorBidi" w:hAnsiTheme="majorHAnsi" w:eastAsia="黑体"/>
         <w:b/>
         <w:bCs/>
       </w:rPr>
@@ -6194,14 +6633,14 @@
     </w:tblStylePr>
     <w:tblStylePr w:type="firstCol">
       <w:rPr>
-        <w:rFonts w:asciiTheme="majorHAnsi" w:cstheme="majorBidi" w:eastAsiaTheme="majorEastAsia" w:hAnsiTheme="majorHAnsi"/>
+        <w:rFonts w:asciiTheme="majorHAnsi" w:cstheme="majorBidi" w:hAnsiTheme="majorHAnsi" w:eastAsia="黑体"/>
         <w:b/>
         <w:bCs/>
       </w:rPr>
     </w:tblStylePr>
     <w:tblStylePr w:type="lastCol">
       <w:rPr>
-        <w:rFonts w:asciiTheme="majorHAnsi" w:cstheme="majorBidi" w:eastAsiaTheme="majorEastAsia" w:hAnsiTheme="majorHAnsi"/>
+        <w:rFonts w:asciiTheme="majorHAnsi" w:cstheme="majorBidi" w:hAnsiTheme="majorHAnsi" w:eastAsia="黑体"/>
         <w:b/>
         <w:bCs/>
       </w:rPr>
@@ -6285,7 +6724,7 @@
         <w:spacing w:after="0" w:before="0" w:line="240" w:lineRule="auto"/>
       </w:pPr>
       <w:rPr>
-        <w:rFonts w:asciiTheme="majorHAnsi" w:cstheme="majorBidi" w:eastAsiaTheme="majorEastAsia" w:hAnsiTheme="majorHAnsi"/>
+        <w:rFonts w:asciiTheme="majorHAnsi" w:cstheme="majorBidi" w:hAnsiTheme="majorHAnsi" w:eastAsia="黑体"/>
         <w:b/>
         <w:bCs/>
       </w:rPr>
@@ -6306,7 +6745,7 @@
         <w:spacing w:after="0" w:before="0" w:line="240" w:lineRule="auto"/>
       </w:pPr>
       <w:rPr>
-        <w:rFonts w:asciiTheme="majorHAnsi" w:cstheme="majorBidi" w:eastAsiaTheme="majorEastAsia" w:hAnsiTheme="majorHAnsi"/>
+        <w:rFonts w:asciiTheme="majorHAnsi" w:cstheme="majorBidi" w:hAnsiTheme="majorHAnsi" w:eastAsia="黑体"/>
         <w:b/>
         <w:bCs/>
       </w:rPr>
@@ -6324,14 +6763,14 @@
     </w:tblStylePr>
     <w:tblStylePr w:type="firstCol">
       <w:rPr>
-        <w:rFonts w:asciiTheme="majorHAnsi" w:cstheme="majorBidi" w:eastAsiaTheme="majorEastAsia" w:hAnsiTheme="majorHAnsi"/>
+        <w:rFonts w:asciiTheme="majorHAnsi" w:cstheme="majorBidi" w:hAnsiTheme="majorHAnsi" w:eastAsia="黑体"/>
         <w:b/>
         <w:bCs/>
       </w:rPr>
     </w:tblStylePr>
     <w:tblStylePr w:type="lastCol">
       <w:rPr>
-        <w:rFonts w:asciiTheme="majorHAnsi" w:cstheme="majorBidi" w:eastAsiaTheme="majorEastAsia" w:hAnsiTheme="majorHAnsi"/>
+        <w:rFonts w:asciiTheme="majorHAnsi" w:cstheme="majorBidi" w:hAnsiTheme="majorHAnsi" w:eastAsia="黑体"/>
         <w:b/>
         <w:bCs/>
       </w:rPr>
@@ -6415,7 +6854,7 @@
         <w:spacing w:after="0" w:before="0" w:line="240" w:lineRule="auto"/>
       </w:pPr>
       <w:rPr>
-        <w:rFonts w:asciiTheme="majorHAnsi" w:cstheme="majorBidi" w:eastAsiaTheme="majorEastAsia" w:hAnsiTheme="majorHAnsi"/>
+        <w:rFonts w:asciiTheme="majorHAnsi" w:cstheme="majorBidi" w:hAnsiTheme="majorHAnsi" w:eastAsia="黑体"/>
         <w:b/>
         <w:bCs/>
       </w:rPr>
@@ -6436,7 +6875,7 @@
         <w:spacing w:after="0" w:before="0" w:line="240" w:lineRule="auto"/>
       </w:pPr>
       <w:rPr>
-        <w:rFonts w:asciiTheme="majorHAnsi" w:cstheme="majorBidi" w:eastAsiaTheme="majorEastAsia" w:hAnsiTheme="majorHAnsi"/>
+        <w:rFonts w:asciiTheme="majorHAnsi" w:cstheme="majorBidi" w:hAnsiTheme="majorHAnsi" w:eastAsia="黑体"/>
         <w:b/>
         <w:bCs/>
       </w:rPr>
@@ -6454,14 +6893,14 @@
     </w:tblStylePr>
     <w:tblStylePr w:type="firstCol">
       <w:rPr>
-        <w:rFonts w:asciiTheme="majorHAnsi" w:cstheme="majorBidi" w:eastAsiaTheme="majorEastAsia" w:hAnsiTheme="majorHAnsi"/>
+        <w:rFonts w:asciiTheme="majorHAnsi" w:cstheme="majorBidi" w:hAnsiTheme="majorHAnsi" w:eastAsia="黑体"/>
         <w:b/>
         <w:bCs/>
       </w:rPr>
     </w:tblStylePr>
     <w:tblStylePr w:type="lastCol">
       <w:rPr>
-        <w:rFonts w:asciiTheme="majorHAnsi" w:cstheme="majorBidi" w:eastAsiaTheme="majorEastAsia" w:hAnsiTheme="majorHAnsi"/>
+        <w:rFonts w:asciiTheme="majorHAnsi" w:cstheme="majorBidi" w:hAnsiTheme="majorHAnsi" w:eastAsia="黑体"/>
         <w:b/>
         <w:bCs/>
       </w:rPr>
@@ -6545,7 +6984,7 @@
         <w:spacing w:after="0" w:before="0" w:line="240" w:lineRule="auto"/>
       </w:pPr>
       <w:rPr>
-        <w:rFonts w:asciiTheme="majorHAnsi" w:cstheme="majorBidi" w:eastAsiaTheme="majorEastAsia" w:hAnsiTheme="majorHAnsi"/>
+        <w:rFonts w:asciiTheme="majorHAnsi" w:cstheme="majorBidi" w:hAnsiTheme="majorHAnsi" w:eastAsia="黑体"/>
         <w:b/>
         <w:bCs/>
       </w:rPr>
@@ -6566,7 +7005,7 @@
         <w:spacing w:after="0" w:before="0" w:line="240" w:lineRule="auto"/>
       </w:pPr>
       <w:rPr>
-        <w:rFonts w:asciiTheme="majorHAnsi" w:cstheme="majorBidi" w:eastAsiaTheme="majorEastAsia" w:hAnsiTheme="majorHAnsi"/>
+        <w:rFonts w:asciiTheme="majorHAnsi" w:cstheme="majorBidi" w:hAnsiTheme="majorHAnsi" w:eastAsia="黑体"/>
         <w:b/>
         <w:bCs/>
       </w:rPr>
@@ -6584,14 +7023,14 @@
     </w:tblStylePr>
     <w:tblStylePr w:type="firstCol">
       <w:rPr>
-        <w:rFonts w:asciiTheme="majorHAnsi" w:cstheme="majorBidi" w:eastAsiaTheme="majorEastAsia" w:hAnsiTheme="majorHAnsi"/>
+        <w:rFonts w:asciiTheme="majorHAnsi" w:cstheme="majorBidi" w:hAnsiTheme="majorHAnsi" w:eastAsia="黑体"/>
         <w:b/>
         <w:bCs/>
       </w:rPr>
     </w:tblStylePr>
     <w:tblStylePr w:type="lastCol">
       <w:rPr>
-        <w:rFonts w:asciiTheme="majorHAnsi" w:cstheme="majorBidi" w:eastAsiaTheme="majorEastAsia" w:hAnsiTheme="majorHAnsi"/>
+        <w:rFonts w:asciiTheme="majorHAnsi" w:cstheme="majorBidi" w:hAnsiTheme="majorHAnsi" w:eastAsia="黑体"/>
         <w:b/>
         <w:bCs/>
       </w:rPr>
@@ -6675,7 +7114,7 @@
         <w:spacing w:after="0" w:before="0" w:line="240" w:lineRule="auto"/>
       </w:pPr>
       <w:rPr>
-        <w:rFonts w:asciiTheme="majorHAnsi" w:cstheme="majorBidi" w:eastAsiaTheme="majorEastAsia" w:hAnsiTheme="majorHAnsi"/>
+        <w:rFonts w:asciiTheme="majorHAnsi" w:cstheme="majorBidi" w:hAnsiTheme="majorHAnsi" w:eastAsia="黑体"/>
         <w:b/>
         <w:bCs/>
       </w:rPr>
@@ -6696,7 +7135,7 @@
         <w:spacing w:after="0" w:before="0" w:line="240" w:lineRule="auto"/>
       </w:pPr>
       <w:rPr>
-        <w:rFonts w:asciiTheme="majorHAnsi" w:cstheme="majorBidi" w:eastAsiaTheme="majorEastAsia" w:hAnsiTheme="majorHAnsi"/>
+        <w:rFonts w:asciiTheme="majorHAnsi" w:cstheme="majorBidi" w:hAnsiTheme="majorHAnsi" w:eastAsia="黑体"/>
         <w:b/>
         <w:bCs/>
       </w:rPr>
@@ -6714,14 +7153,14 @@
     </w:tblStylePr>
     <w:tblStylePr w:type="firstCol">
       <w:rPr>
-        <w:rFonts w:asciiTheme="majorHAnsi" w:cstheme="majorBidi" w:eastAsiaTheme="majorEastAsia" w:hAnsiTheme="majorHAnsi"/>
+        <w:rFonts w:asciiTheme="majorHAnsi" w:cstheme="majorBidi" w:hAnsiTheme="majorHAnsi" w:eastAsia="黑体"/>
         <w:b/>
         <w:bCs/>
       </w:rPr>
     </w:tblStylePr>
     <w:tblStylePr w:type="lastCol">
       <w:rPr>
-        <w:rFonts w:asciiTheme="majorHAnsi" w:cstheme="majorBidi" w:eastAsiaTheme="majorEastAsia" w:hAnsiTheme="majorHAnsi"/>
+        <w:rFonts w:asciiTheme="majorHAnsi" w:cstheme="majorBidi" w:hAnsiTheme="majorHAnsi" w:eastAsia="黑体"/>
         <w:b/>
         <w:bCs/>
       </w:rPr>
@@ -6805,7 +7244,7 @@
         <w:spacing w:after="0" w:before="0" w:line="240" w:lineRule="auto"/>
       </w:pPr>
       <w:rPr>
-        <w:rFonts w:asciiTheme="majorHAnsi" w:cstheme="majorBidi" w:eastAsiaTheme="majorEastAsia" w:hAnsiTheme="majorHAnsi"/>
+        <w:rFonts w:asciiTheme="majorHAnsi" w:cstheme="majorBidi" w:hAnsiTheme="majorHAnsi" w:eastAsia="黑体"/>
         <w:b/>
         <w:bCs/>
       </w:rPr>
@@ -6826,7 +7265,7 @@
         <w:spacing w:after="0" w:before="0" w:line="240" w:lineRule="auto"/>
       </w:pPr>
       <w:rPr>
-        <w:rFonts w:asciiTheme="majorHAnsi" w:cstheme="majorBidi" w:eastAsiaTheme="majorEastAsia" w:hAnsiTheme="majorHAnsi"/>
+        <w:rFonts w:asciiTheme="majorHAnsi" w:cstheme="majorBidi" w:hAnsiTheme="majorHAnsi" w:eastAsia="黑体"/>
         <w:b/>
         <w:bCs/>
       </w:rPr>
@@ -6844,14 +7283,14 @@
     </w:tblStylePr>
     <w:tblStylePr w:type="firstCol">
       <w:rPr>
-        <w:rFonts w:asciiTheme="majorHAnsi" w:cstheme="majorBidi" w:eastAsiaTheme="majorEastAsia" w:hAnsiTheme="majorHAnsi"/>
+        <w:rFonts w:asciiTheme="majorHAnsi" w:cstheme="majorBidi" w:hAnsiTheme="majorHAnsi" w:eastAsia="黑体"/>
         <w:b/>
         <w:bCs/>
       </w:rPr>
     </w:tblStylePr>
     <w:tblStylePr w:type="lastCol">
       <w:rPr>
-        <w:rFonts w:asciiTheme="majorHAnsi" w:cstheme="majorBidi" w:eastAsiaTheme="majorEastAsia" w:hAnsiTheme="majorHAnsi"/>
+        <w:rFonts w:asciiTheme="majorHAnsi" w:cstheme="majorBidi" w:hAnsiTheme="majorHAnsi" w:eastAsia="黑体"/>
         <w:b/>
         <w:bCs/>
       </w:rPr>
@@ -6935,7 +7374,7 @@
         <w:spacing w:after="0" w:before="0" w:line="240" w:lineRule="auto"/>
       </w:pPr>
       <w:rPr>
-        <w:rFonts w:asciiTheme="majorHAnsi" w:cstheme="majorBidi" w:eastAsiaTheme="majorEastAsia" w:hAnsiTheme="majorHAnsi"/>
+        <w:rFonts w:asciiTheme="majorHAnsi" w:cstheme="majorBidi" w:hAnsiTheme="majorHAnsi" w:eastAsia="黑体"/>
         <w:b/>
         <w:bCs/>
       </w:rPr>
@@ -6956,7 +7395,7 @@
         <w:spacing w:after="0" w:before="0" w:line="240" w:lineRule="auto"/>
       </w:pPr>
       <w:rPr>
-        <w:rFonts w:asciiTheme="majorHAnsi" w:cstheme="majorBidi" w:eastAsiaTheme="majorEastAsia" w:hAnsiTheme="majorHAnsi"/>
+        <w:rFonts w:asciiTheme="majorHAnsi" w:cstheme="majorBidi" w:hAnsiTheme="majorHAnsi" w:eastAsia="黑体"/>
         <w:b/>
         <w:bCs/>
       </w:rPr>
@@ -6974,14 +7413,14 @@
     </w:tblStylePr>
     <w:tblStylePr w:type="firstCol">
       <w:rPr>
-        <w:rFonts w:asciiTheme="majorHAnsi" w:cstheme="majorBidi" w:eastAsiaTheme="majorEastAsia" w:hAnsiTheme="majorHAnsi"/>
+        <w:rFonts w:asciiTheme="majorHAnsi" w:cstheme="majorBidi" w:hAnsiTheme="majorHAnsi" w:eastAsia="黑体"/>
         <w:b/>
         <w:bCs/>
       </w:rPr>
     </w:tblStylePr>
     <w:tblStylePr w:type="lastCol">
       <w:rPr>
-        <w:rFonts w:asciiTheme="majorHAnsi" w:cstheme="majorBidi" w:eastAsiaTheme="majorEastAsia" w:hAnsiTheme="majorHAnsi"/>
+        <w:rFonts w:asciiTheme="majorHAnsi" w:cstheme="majorBidi" w:hAnsiTheme="majorHAnsi" w:eastAsia="黑体"/>
         <w:b/>
         <w:bCs/>
       </w:rPr>
@@ -7064,6 +7503,7 @@
         <w:spacing w:after="0" w:before="0" w:line="240" w:lineRule="auto"/>
       </w:pPr>
       <w:rPr>
+        <w:rFonts w:eastAsia="黑体"/>
         <w:b/>
         <w:bCs/>
         <w:color w:themeColor="background1" w:val="FFFFFF"/>
@@ -7086,6 +7526,7 @@
         <w:spacing w:after="0" w:before="0" w:line="240" w:lineRule="auto"/>
       </w:pPr>
       <w:rPr>
+        <w:rFonts w:eastAsia="黑体"/>
         <w:b/>
         <w:bCs/>
       </w:rPr>
@@ -7103,12 +7544,14 @@
     </w:tblStylePr>
     <w:tblStylePr w:type="firstCol">
       <w:rPr>
+        <w:rFonts w:eastAsia="黑体"/>
         <w:b/>
         <w:bCs/>
       </w:rPr>
     </w:tblStylePr>
     <w:tblStylePr w:type="lastCol">
       <w:rPr>
+        <w:rFonts w:eastAsia="黑体"/>
         <w:b/>
         <w:bCs/>
       </w:rPr>
@@ -7170,6 +7613,7 @@
         <w:spacing w:after="0" w:before="0" w:line="240" w:lineRule="auto"/>
       </w:pPr>
       <w:rPr>
+        <w:rFonts w:eastAsia="黑体"/>
         <w:b/>
         <w:bCs/>
         <w:color w:themeColor="background1" w:val="FFFFFF"/>
@@ -7192,6 +7636,7 @@
         <w:spacing w:after="0" w:before="0" w:line="240" w:lineRule="auto"/>
       </w:pPr>
       <w:rPr>
+        <w:rFonts w:eastAsia="黑体"/>
         <w:b/>
         <w:bCs/>
       </w:rPr>
@@ -7209,12 +7654,14 @@
     </w:tblStylePr>
     <w:tblStylePr w:type="firstCol">
       <w:rPr>
+        <w:rFonts w:eastAsia="黑体"/>
         <w:b/>
         <w:bCs/>
       </w:rPr>
     </w:tblStylePr>
     <w:tblStylePr w:type="lastCol">
       <w:rPr>
+        <w:rFonts w:eastAsia="黑体"/>
         <w:b/>
         <w:bCs/>
       </w:rPr>
@@ -7276,6 +7723,7 @@
         <w:spacing w:after="0" w:before="0" w:line="240" w:lineRule="auto"/>
       </w:pPr>
       <w:rPr>
+        <w:rFonts w:eastAsia="黑体"/>
         <w:b/>
         <w:bCs/>
         <w:color w:themeColor="background1" w:val="FFFFFF"/>
@@ -7298,6 +7746,7 @@
         <w:spacing w:after="0" w:before="0" w:line="240" w:lineRule="auto"/>
       </w:pPr>
       <w:rPr>
+        <w:rFonts w:eastAsia="黑体"/>
         <w:b/>
         <w:bCs/>
       </w:rPr>
@@ -7315,12 +7764,14 @@
     </w:tblStylePr>
     <w:tblStylePr w:type="firstCol">
       <w:rPr>
+        <w:rFonts w:eastAsia="黑体"/>
         <w:b/>
         <w:bCs/>
       </w:rPr>
     </w:tblStylePr>
     <w:tblStylePr w:type="lastCol">
       <w:rPr>
+        <w:rFonts w:eastAsia="黑体"/>
         <w:b/>
         <w:bCs/>
       </w:rPr>
@@ -7382,6 +7833,7 @@
         <w:spacing w:after="0" w:before="0" w:line="240" w:lineRule="auto"/>
       </w:pPr>
       <w:rPr>
+        <w:rFonts w:eastAsia="黑体"/>
         <w:b/>
         <w:bCs/>
         <w:color w:themeColor="background1" w:val="FFFFFF"/>
@@ -7404,6 +7856,7 @@
         <w:spacing w:after="0" w:before="0" w:line="240" w:lineRule="auto"/>
       </w:pPr>
       <w:rPr>
+        <w:rFonts w:eastAsia="黑体"/>
         <w:b/>
         <w:bCs/>
       </w:rPr>
@@ -7421,12 +7874,14 @@
     </w:tblStylePr>
     <w:tblStylePr w:type="firstCol">
       <w:rPr>
+        <w:rFonts w:eastAsia="黑体"/>
         <w:b/>
         <w:bCs/>
       </w:rPr>
     </w:tblStylePr>
     <w:tblStylePr w:type="lastCol">
       <w:rPr>
+        <w:rFonts w:eastAsia="黑体"/>
         <w:b/>
         <w:bCs/>
       </w:rPr>
@@ -7488,6 +7943,7 @@
         <w:spacing w:after="0" w:before="0" w:line="240" w:lineRule="auto"/>
       </w:pPr>
       <w:rPr>
+        <w:rFonts w:eastAsia="黑体"/>
         <w:b/>
         <w:bCs/>
         <w:color w:themeColor="background1" w:val="FFFFFF"/>
@@ -7510,6 +7966,7 @@
         <w:spacing w:after="0" w:before="0" w:line="240" w:lineRule="auto"/>
       </w:pPr>
       <w:rPr>
+        <w:rFonts w:eastAsia="黑体"/>
         <w:b/>
         <w:bCs/>
       </w:rPr>
@@ -7527,12 +7984,14 @@
     </w:tblStylePr>
     <w:tblStylePr w:type="firstCol">
       <w:rPr>
+        <w:rFonts w:eastAsia="黑体"/>
         <w:b/>
         <w:bCs/>
       </w:rPr>
     </w:tblStylePr>
     <w:tblStylePr w:type="lastCol">
       <w:rPr>
+        <w:rFonts w:eastAsia="黑体"/>
         <w:b/>
         <w:bCs/>
       </w:rPr>
@@ -7594,6 +8053,7 @@
         <w:spacing w:after="0" w:before="0" w:line="240" w:lineRule="auto"/>
       </w:pPr>
       <w:rPr>
+        <w:rFonts w:eastAsia="黑体"/>
         <w:b/>
         <w:bCs/>
         <w:color w:themeColor="background1" w:val="FFFFFF"/>
@@ -7616,6 +8076,7 @@
         <w:spacing w:after="0" w:before="0" w:line="240" w:lineRule="auto"/>
       </w:pPr>
       <w:rPr>
+        <w:rFonts w:eastAsia="黑体"/>
         <w:b/>
         <w:bCs/>
       </w:rPr>
@@ -7633,12 +8094,14 @@
     </w:tblStylePr>
     <w:tblStylePr w:type="firstCol">
       <w:rPr>
+        <w:rFonts w:eastAsia="黑体"/>
         <w:b/>
         <w:bCs/>
       </w:rPr>
     </w:tblStylePr>
     <w:tblStylePr w:type="lastCol">
       <w:rPr>
+        <w:rFonts w:eastAsia="黑体"/>
         <w:b/>
         <w:bCs/>
       </w:rPr>
@@ -7700,6 +8163,7 @@
         <w:spacing w:after="0" w:before="0" w:line="240" w:lineRule="auto"/>
       </w:pPr>
       <w:rPr>
+        <w:rFonts w:eastAsia="黑体"/>
         <w:b/>
         <w:bCs/>
         <w:color w:themeColor="background1" w:val="FFFFFF"/>
@@ -7722,6 +8186,7 @@
         <w:spacing w:after="0" w:before="0" w:line="240" w:lineRule="auto"/>
       </w:pPr>
       <w:rPr>
+        <w:rFonts w:eastAsia="黑体"/>
         <w:b/>
         <w:bCs/>
       </w:rPr>
@@ -7739,12 +8204,14 @@
     </w:tblStylePr>
     <w:tblStylePr w:type="firstCol">
       <w:rPr>
+        <w:rFonts w:eastAsia="黑体"/>
         <w:b/>
         <w:bCs/>
       </w:rPr>
     </w:tblStylePr>
     <w:tblStylePr w:type="lastCol">
       <w:rPr>
+        <w:rFonts w:eastAsia="黑体"/>
         <w:b/>
         <w:bCs/>
       </w:rPr>
@@ -7803,6 +8270,7 @@
         <w:spacing w:after="0" w:before="0" w:line="240" w:lineRule="auto"/>
       </w:pPr>
       <w:rPr>
+        <w:rFonts w:eastAsia="黑体"/>
         <w:b/>
         <w:bCs/>
         <w:color w:themeColor="background1" w:val="FFFFFF"/>
@@ -7825,6 +8293,7 @@
         <w:spacing w:after="0" w:before="0" w:line="240" w:lineRule="auto"/>
       </w:pPr>
       <w:rPr>
+        <w:rFonts w:eastAsia="黑体"/>
         <w:color w:val="auto"/>
       </w:rPr>
       <w:tblPr/>
@@ -7842,6 +8311,7 @@
     </w:tblStylePr>
     <w:tblStylePr w:type="firstCol">
       <w:rPr>
+        <w:rFonts w:eastAsia="黑体"/>
         <w:b/>
         <w:bCs/>
         <w:color w:themeColor="background1" w:val="FFFFFF"/>
@@ -7861,6 +8331,7 @@
     </w:tblStylePr>
     <w:tblStylePr w:type="lastCol">
       <w:rPr>
+        <w:rFonts w:eastAsia="黑体"/>
         <w:b/>
         <w:bCs/>
         <w:color w:themeColor="background1" w:val="FFFFFF"/>
@@ -7909,6 +8380,7 @@
     </w:tblStylePr>
     <w:tblStylePr w:type="nwCell">
       <w:rPr>
+        <w:rFonts w:eastAsia="黑体"/>
         <w:color w:themeColor="background1" w:val="FFFFFF"/>
       </w:rPr>
       <w:tblPr/>
@@ -7952,6 +8424,7 @@
         <w:spacing w:after="0" w:before="0" w:line="240" w:lineRule="auto"/>
       </w:pPr>
       <w:rPr>
+        <w:rFonts w:eastAsia="黑体"/>
         <w:b/>
         <w:bCs/>
         <w:color w:themeColor="background1" w:val="FFFFFF"/>
@@ -7974,6 +8447,7 @@
         <w:spacing w:after="0" w:before="0" w:line="240" w:lineRule="auto"/>
       </w:pPr>
       <w:rPr>
+        <w:rFonts w:eastAsia="黑体"/>
         <w:color w:val="auto"/>
       </w:rPr>
       <w:tblPr/>
@@ -7991,6 +8465,7 @@
     </w:tblStylePr>
     <w:tblStylePr w:type="firstCol">
       <w:rPr>
+        <w:rFonts w:eastAsia="黑体"/>
         <w:b/>
         <w:bCs/>
         <w:color w:themeColor="background1" w:val="FFFFFF"/>
@@ -8010,6 +8485,7 @@
     </w:tblStylePr>
     <w:tblStylePr w:type="lastCol">
       <w:rPr>
+        <w:rFonts w:eastAsia="黑体"/>
         <w:b/>
         <w:bCs/>
         <w:color w:themeColor="background1" w:val="FFFFFF"/>
@@ -8058,6 +8534,7 @@
     </w:tblStylePr>
     <w:tblStylePr w:type="nwCell">
       <w:rPr>
+        <w:rFonts w:eastAsia="黑体"/>
         <w:color w:themeColor="background1" w:val="FFFFFF"/>
       </w:rPr>
       <w:tblPr/>
@@ -8101,6 +8578,7 @@
         <w:spacing w:after="0" w:before="0" w:line="240" w:lineRule="auto"/>
       </w:pPr>
       <w:rPr>
+        <w:rFonts w:eastAsia="黑体"/>
         <w:b/>
         <w:bCs/>
         <w:color w:themeColor="background1" w:val="FFFFFF"/>
@@ -8123,6 +8601,7 @@
         <w:spacing w:after="0" w:before="0" w:line="240" w:lineRule="auto"/>
       </w:pPr>
       <w:rPr>
+        <w:rFonts w:eastAsia="黑体"/>
         <w:color w:val="auto"/>
       </w:rPr>
       <w:tblPr/>
@@ -8140,6 +8619,7 @@
     </w:tblStylePr>
     <w:tblStylePr w:type="firstCol">
       <w:rPr>
+        <w:rFonts w:eastAsia="黑体"/>
         <w:b/>
         <w:bCs/>
         <w:color w:themeColor="background1" w:val="FFFFFF"/>
@@ -8159,6 +8639,7 @@
     </w:tblStylePr>
     <w:tblStylePr w:type="lastCol">
       <w:rPr>
+        <w:rFonts w:eastAsia="黑体"/>
         <w:b/>
         <w:bCs/>
         <w:color w:themeColor="background1" w:val="FFFFFF"/>
@@ -8207,6 +8688,7 @@
     </w:tblStylePr>
     <w:tblStylePr w:type="nwCell">
       <w:rPr>
+        <w:rFonts w:eastAsia="黑体"/>
         <w:color w:themeColor="background1" w:val="FFFFFF"/>
       </w:rPr>
       <w:tblPr/>
@@ -8250,6 +8732,7 @@
         <w:spacing w:after="0" w:before="0" w:line="240" w:lineRule="auto"/>
       </w:pPr>
       <w:rPr>
+        <w:rFonts w:eastAsia="黑体"/>
         <w:b/>
         <w:bCs/>
         <w:color w:themeColor="background1" w:val="FFFFFF"/>
@@ -8272,6 +8755,7 @@
         <w:spacing w:after="0" w:before="0" w:line="240" w:lineRule="auto"/>
       </w:pPr>
       <w:rPr>
+        <w:rFonts w:eastAsia="黑体"/>
         <w:color w:val="auto"/>
       </w:rPr>
       <w:tblPr/>
@@ -8289,6 +8773,7 @@
     </w:tblStylePr>
     <w:tblStylePr w:type="firstCol">
       <w:rPr>
+        <w:rFonts w:eastAsia="黑体"/>
         <w:b/>
         <w:bCs/>
         <w:color w:themeColor="background1" w:val="FFFFFF"/>
@@ -8308,6 +8793,7 @@
     </w:tblStylePr>
     <w:tblStylePr w:type="lastCol">
       <w:rPr>
+        <w:rFonts w:eastAsia="黑体"/>
         <w:b/>
         <w:bCs/>
         <w:color w:themeColor="background1" w:val="FFFFFF"/>
@@ -8356,6 +8842,7 @@
     </w:tblStylePr>
     <w:tblStylePr w:type="nwCell">
       <w:rPr>
+        <w:rFonts w:eastAsia="黑体"/>
         <w:color w:themeColor="background1" w:val="FFFFFF"/>
       </w:rPr>
       <w:tblPr/>
@@ -8399,6 +8886,7 @@
         <w:spacing w:after="0" w:before="0" w:line="240" w:lineRule="auto"/>
       </w:pPr>
       <w:rPr>
+        <w:rFonts w:eastAsia="黑体"/>
         <w:b/>
         <w:bCs/>
         <w:color w:themeColor="background1" w:val="FFFFFF"/>
@@ -8421,6 +8909,7 @@
         <w:spacing w:after="0" w:before="0" w:line="240" w:lineRule="auto"/>
       </w:pPr>
       <w:rPr>
+        <w:rFonts w:eastAsia="黑体"/>
         <w:color w:val="auto"/>
       </w:rPr>
       <w:tblPr/>
@@ -8438,6 +8927,7 @@
     </w:tblStylePr>
     <w:tblStylePr w:type="firstCol">
       <w:rPr>
+        <w:rFonts w:eastAsia="黑体"/>
         <w:b/>
         <w:bCs/>
         <w:color w:themeColor="background1" w:val="FFFFFF"/>
@@ -8457,6 +8947,7 @@
     </w:tblStylePr>
     <w:tblStylePr w:type="lastCol">
       <w:rPr>
+        <w:rFonts w:eastAsia="黑体"/>
         <w:b/>
         <w:bCs/>
         <w:color w:themeColor="background1" w:val="FFFFFF"/>
@@ -8505,6 +8996,7 @@
     </w:tblStylePr>
     <w:tblStylePr w:type="nwCell">
       <w:rPr>
+        <w:rFonts w:eastAsia="黑体"/>
         <w:color w:themeColor="background1" w:val="FFFFFF"/>
       </w:rPr>
       <w:tblPr/>
@@ -8548,6 +9040,7 @@
         <w:spacing w:after="0" w:before="0" w:line="240" w:lineRule="auto"/>
       </w:pPr>
       <w:rPr>
+        <w:rFonts w:eastAsia="黑体"/>
         <w:b/>
         <w:bCs/>
         <w:color w:themeColor="background1" w:val="FFFFFF"/>
@@ -8570,6 +9063,7 @@
         <w:spacing w:after="0" w:before="0" w:line="240" w:lineRule="auto"/>
       </w:pPr>
       <w:rPr>
+        <w:rFonts w:eastAsia="黑体"/>
         <w:color w:val="auto"/>
       </w:rPr>
       <w:tblPr/>
@@ -8587,6 +9081,7 @@
     </w:tblStylePr>
     <w:tblStylePr w:type="firstCol">
       <w:rPr>
+        <w:rFonts w:eastAsia="黑体"/>
         <w:b/>
         <w:bCs/>
         <w:color w:themeColor="background1" w:val="FFFFFF"/>
@@ -8606,6 +9101,7 @@
     </w:tblStylePr>
     <w:tblStylePr w:type="lastCol">
       <w:rPr>
+        <w:rFonts w:eastAsia="黑体"/>
         <w:b/>
         <w:bCs/>
         <w:color w:themeColor="background1" w:val="FFFFFF"/>
@@ -8654,6 +9150,7 @@
     </w:tblStylePr>
     <w:tblStylePr w:type="nwCell">
       <w:rPr>
+        <w:rFonts w:eastAsia="黑体"/>
         <w:color w:themeColor="background1" w:val="FFFFFF"/>
       </w:rPr>
       <w:tblPr/>
@@ -8697,6 +9194,7 @@
         <w:spacing w:after="0" w:before="0" w:line="240" w:lineRule="auto"/>
       </w:pPr>
       <w:rPr>
+        <w:rFonts w:eastAsia="黑体"/>
         <w:b/>
         <w:bCs/>
         <w:color w:themeColor="background1" w:val="FFFFFF"/>
@@ -8719,6 +9217,7 @@
         <w:spacing w:after="0" w:before="0" w:line="240" w:lineRule="auto"/>
       </w:pPr>
       <w:rPr>
+        <w:rFonts w:eastAsia="黑体"/>
         <w:color w:val="auto"/>
       </w:rPr>
       <w:tblPr/>
@@ -8736,6 +9235,7 @@
     </w:tblStylePr>
     <w:tblStylePr w:type="firstCol">
       <w:rPr>
+        <w:rFonts w:eastAsia="黑体"/>
         <w:b/>
         <w:bCs/>
         <w:color w:themeColor="background1" w:val="FFFFFF"/>
@@ -8755,6 +9255,7 @@
     </w:tblStylePr>
     <w:tblStylePr w:type="lastCol">
       <w:rPr>
+        <w:rFonts w:eastAsia="黑体"/>
         <w:b/>
         <w:bCs/>
         <w:color w:themeColor="background1" w:val="FFFFFF"/>
@@ -8803,6 +9304,7 @@
     </w:tblStylePr>
     <w:tblStylePr w:type="nwCell">
       <w:rPr>
+        <w:rFonts w:eastAsia="黑体"/>
         <w:color w:themeColor="background1" w:val="FFFFFF"/>
       </w:rPr>
       <w:tblPr/>
@@ -8827,6 +9329,7 @@
       <w:spacing w:after="0" w:line="240" w:lineRule="auto"/>
     </w:pPr>
     <w:rPr>
+      <w:rFonts w:eastAsia="黑体"/>
       <w:color w:themeColor="text1" w:val="000000"/>
     </w:rPr>
     <w:tblPr>
@@ -8846,7 +9349,7 @@
     </w:tblPr>
     <w:tblStylePr w:type="firstRow">
       <w:rPr>
-        <w:rFonts w:asciiTheme="majorHAnsi" w:cstheme="majorBidi" w:eastAsiaTheme="majorEastAsia" w:hAnsiTheme="majorHAnsi"/>
+        <w:rFonts w:asciiTheme="majorHAnsi" w:cstheme="majorBidi" w:hAnsiTheme="majorHAnsi" w:eastAsia="黑体"/>
       </w:rPr>
       <w:tblPr/>
       <w:tcPr>
@@ -8858,6 +9361,7 @@
     </w:tblStylePr>
     <w:tblStylePr w:type="lastRow">
       <w:rPr>
+        <w:rFonts w:eastAsia="黑体"/>
         <w:b/>
         <w:bCs/>
         <w:color w:themeColor="text2" w:val="1F497D"/>
@@ -8872,12 +9376,14 @@
     </w:tblStylePr>
     <w:tblStylePr w:type="firstCol">
       <w:rPr>
+        <w:rFonts w:eastAsia="黑体"/>
         <w:b/>
         <w:bCs/>
       </w:rPr>
     </w:tblStylePr>
     <w:tblStylePr w:type="lastCol">
       <w:rPr>
+        <w:rFonts w:eastAsia="黑体"/>
         <w:b/>
         <w:bCs/>
       </w:rPr>
@@ -8911,6 +9417,7 @@
       <w:spacing w:after="0" w:line="240" w:lineRule="auto"/>
     </w:pPr>
     <w:rPr>
+      <w:rFonts w:eastAsia="黑体"/>
       <w:color w:themeColor="text1" w:val="000000"/>
     </w:rPr>
     <w:tblPr>
@@ -8930,7 +9437,7 @@
     </w:tblPr>
     <w:tblStylePr w:type="firstRow">
       <w:rPr>
-        <w:rFonts w:asciiTheme="majorHAnsi" w:cstheme="majorBidi" w:eastAsiaTheme="majorEastAsia" w:hAnsiTheme="majorHAnsi"/>
+        <w:rFonts w:asciiTheme="majorHAnsi" w:cstheme="majorBidi" w:hAnsiTheme="majorHAnsi" w:eastAsia="黑体"/>
       </w:rPr>
       <w:tblPr/>
       <w:tcPr>
@@ -8942,6 +9449,7 @@
     </w:tblStylePr>
     <w:tblStylePr w:type="lastRow">
       <w:rPr>
+        <w:rFonts w:eastAsia="黑体"/>
         <w:b/>
         <w:bCs/>
         <w:color w:themeColor="text2" w:val="1F497D"/>
@@ -8956,12 +9464,14 @@
     </w:tblStylePr>
     <w:tblStylePr w:type="firstCol">
       <w:rPr>
+        <w:rFonts w:eastAsia="黑体"/>
         <w:b/>
         <w:bCs/>
       </w:rPr>
     </w:tblStylePr>
     <w:tblStylePr w:type="lastCol">
       <w:rPr>
+        <w:rFonts w:eastAsia="黑体"/>
         <w:b/>
         <w:bCs/>
       </w:rPr>
@@ -8995,6 +9505,7 @@
       <w:spacing w:after="0" w:line="240" w:lineRule="auto"/>
     </w:pPr>
     <w:rPr>
+      <w:rFonts w:eastAsia="黑体"/>
       <w:color w:themeColor="text1" w:val="000000"/>
     </w:rPr>
     <w:tblPr>
@@ -9014,7 +9525,7 @@
     </w:tblPr>
     <w:tblStylePr w:type="firstRow">
       <w:rPr>
-        <w:rFonts w:asciiTheme="majorHAnsi" w:cstheme="majorBidi" w:eastAsiaTheme="majorEastAsia" w:hAnsiTheme="majorHAnsi"/>
+        <w:rFonts w:asciiTheme="majorHAnsi" w:cstheme="majorBidi" w:hAnsiTheme="majorHAnsi" w:eastAsia="黑体"/>
       </w:rPr>
       <w:tblPr/>
       <w:tcPr>
@@ -9026,6 +9537,7 @@
     </w:tblStylePr>
     <w:tblStylePr w:type="lastRow">
       <w:rPr>
+        <w:rFonts w:eastAsia="黑体"/>
         <w:b/>
         <w:bCs/>
         <w:color w:themeColor="text2" w:val="1F497D"/>
@@ -9040,12 +9552,14 @@
     </w:tblStylePr>
     <w:tblStylePr w:type="firstCol">
       <w:rPr>
+        <w:rFonts w:eastAsia="黑体"/>
         <w:b/>
         <w:bCs/>
       </w:rPr>
     </w:tblStylePr>
     <w:tblStylePr w:type="lastCol">
       <w:rPr>
+        <w:rFonts w:eastAsia="黑体"/>
         <w:b/>
         <w:bCs/>
       </w:rPr>
@@ -9079,6 +9593,7 @@
       <w:spacing w:after="0" w:line="240" w:lineRule="auto"/>
     </w:pPr>
     <w:rPr>
+      <w:rFonts w:eastAsia="黑体"/>
       <w:color w:themeColor="text1" w:val="000000"/>
     </w:rPr>
     <w:tblPr>
@@ -9098,7 +9613,7 @@
     </w:tblPr>
     <w:tblStylePr w:type="firstRow">
       <w:rPr>
-        <w:rFonts w:asciiTheme="majorHAnsi" w:cstheme="majorBidi" w:eastAsiaTheme="majorEastAsia" w:hAnsiTheme="majorHAnsi"/>
+        <w:rFonts w:asciiTheme="majorHAnsi" w:cstheme="majorBidi" w:hAnsiTheme="majorHAnsi" w:eastAsia="黑体"/>
       </w:rPr>
       <w:tblPr/>
       <w:tcPr>
@@ -9110,6 +9625,7 @@
     </w:tblStylePr>
     <w:tblStylePr w:type="lastRow">
       <w:rPr>
+        <w:rFonts w:eastAsia="黑体"/>
         <w:b/>
         <w:bCs/>
         <w:color w:themeColor="text2" w:val="1F497D"/>
@@ -9124,12 +9640,14 @@
     </w:tblStylePr>
     <w:tblStylePr w:type="firstCol">
       <w:rPr>
+        <w:rFonts w:eastAsia="黑体"/>
         <w:b/>
         <w:bCs/>
       </w:rPr>
     </w:tblStylePr>
     <w:tblStylePr w:type="lastCol">
       <w:rPr>
+        <w:rFonts w:eastAsia="黑体"/>
         <w:b/>
         <w:bCs/>
       </w:rPr>
@@ -9163,6 +9681,7 @@
       <w:spacing w:after="0" w:line="240" w:lineRule="auto"/>
     </w:pPr>
     <w:rPr>
+      <w:rFonts w:eastAsia="黑体"/>
       <w:color w:themeColor="text1" w:val="000000"/>
     </w:rPr>
     <w:tblPr>
@@ -9182,7 +9701,7 @@
     </w:tblPr>
     <w:tblStylePr w:type="firstRow">
       <w:rPr>
-        <w:rFonts w:asciiTheme="majorHAnsi" w:cstheme="majorBidi" w:eastAsiaTheme="majorEastAsia" w:hAnsiTheme="majorHAnsi"/>
+        <w:rFonts w:asciiTheme="majorHAnsi" w:cstheme="majorBidi" w:hAnsiTheme="majorHAnsi" w:eastAsia="黑体"/>
       </w:rPr>
       <w:tblPr/>
       <w:tcPr>
@@ -9194,6 +9713,7 @@
     </w:tblStylePr>
     <w:tblStylePr w:type="lastRow">
       <w:rPr>
+        <w:rFonts w:eastAsia="黑体"/>
         <w:b/>
         <w:bCs/>
         <w:color w:themeColor="text2" w:val="1F497D"/>
@@ -9208,12 +9728,14 @@
     </w:tblStylePr>
     <w:tblStylePr w:type="firstCol">
       <w:rPr>
+        <w:rFonts w:eastAsia="黑体"/>
         <w:b/>
         <w:bCs/>
       </w:rPr>
     </w:tblStylePr>
     <w:tblStylePr w:type="lastCol">
       <w:rPr>
+        <w:rFonts w:eastAsia="黑体"/>
         <w:b/>
         <w:bCs/>
       </w:rPr>
@@ -9247,6 +9769,7 @@
       <w:spacing w:after="0" w:line="240" w:lineRule="auto"/>
     </w:pPr>
     <w:rPr>
+      <w:rFonts w:eastAsia="黑体"/>
       <w:color w:themeColor="text1" w:val="000000"/>
     </w:rPr>
     <w:tblPr>
@@ -9266,7 +9789,7 @@
     </w:tblPr>
     <w:tblStylePr w:type="firstRow">
       <w:rPr>
-        <w:rFonts w:asciiTheme="majorHAnsi" w:cstheme="majorBidi" w:eastAsiaTheme="majorEastAsia" w:hAnsiTheme="majorHAnsi"/>
+        <w:rFonts w:asciiTheme="majorHAnsi" w:cstheme="majorBidi" w:hAnsiTheme="majorHAnsi" w:eastAsia="黑体"/>
       </w:rPr>
       <w:tblPr/>
       <w:tcPr>
@@ -9278,6 +9801,7 @@
     </w:tblStylePr>
     <w:tblStylePr w:type="lastRow">
       <w:rPr>
+        <w:rFonts w:eastAsia="黑体"/>
         <w:b/>
         <w:bCs/>
         <w:color w:themeColor="text2" w:val="1F497D"/>
@@ -9292,12 +9816,14 @@
     </w:tblStylePr>
     <w:tblStylePr w:type="firstCol">
       <w:rPr>
+        <w:rFonts w:eastAsia="黑体"/>
         <w:b/>
         <w:bCs/>
       </w:rPr>
     </w:tblStylePr>
     <w:tblStylePr w:type="lastCol">
       <w:rPr>
+        <w:rFonts w:eastAsia="黑体"/>
         <w:b/>
         <w:bCs/>
       </w:rPr>
@@ -9331,6 +9857,7 @@
       <w:spacing w:after="0" w:line="240" w:lineRule="auto"/>
     </w:pPr>
     <w:rPr>
+      <w:rFonts w:eastAsia="黑体"/>
       <w:color w:themeColor="text1" w:val="000000"/>
     </w:rPr>
     <w:tblPr>
@@ -9350,7 +9877,7 @@
     </w:tblPr>
     <w:tblStylePr w:type="firstRow">
       <w:rPr>
-        <w:rFonts w:asciiTheme="majorHAnsi" w:cstheme="majorBidi" w:eastAsiaTheme="majorEastAsia" w:hAnsiTheme="majorHAnsi"/>
+        <w:rFonts w:asciiTheme="majorHAnsi" w:cstheme="majorBidi" w:hAnsiTheme="majorHAnsi" w:eastAsia="黑体"/>
       </w:rPr>
       <w:tblPr/>
       <w:tcPr>
@@ -9362,6 +9889,7 @@
     </w:tblStylePr>
     <w:tblStylePr w:type="lastRow">
       <w:rPr>
+        <w:rFonts w:eastAsia="黑体"/>
         <w:b/>
         <w:bCs/>
         <w:color w:themeColor="text2" w:val="1F497D"/>
@@ -9376,12 +9904,14 @@
     </w:tblStylePr>
     <w:tblStylePr w:type="firstCol">
       <w:rPr>
+        <w:rFonts w:eastAsia="黑体"/>
         <w:b/>
         <w:bCs/>
       </w:rPr>
     </w:tblStylePr>
     <w:tblStylePr w:type="lastCol">
       <w:rPr>
+        <w:rFonts w:eastAsia="黑体"/>
         <w:b/>
         <w:bCs/>
       </w:rPr>
@@ -9415,7 +9945,7 @@
       <w:spacing w:after="0" w:line="240" w:lineRule="auto"/>
     </w:pPr>
     <w:rPr>
-      <w:rFonts w:asciiTheme="majorHAnsi" w:cstheme="majorBidi" w:eastAsiaTheme="majorEastAsia" w:hAnsiTheme="majorHAnsi"/>
+      <w:rFonts w:asciiTheme="majorHAnsi" w:cstheme="majorBidi" w:hAnsiTheme="majorHAnsi" w:eastAsia="黑体"/>
       <w:color w:themeColor="text1" w:val="000000"/>
     </w:rPr>
     <w:tblPr>
@@ -9437,6 +9967,7 @@
     </w:tblPr>
     <w:tblStylePr w:type="firstRow">
       <w:rPr>
+        <w:rFonts w:eastAsia="黑体"/>
         <w:sz w:val="24"/>
         <w:szCs w:val="24"/>
       </w:rPr>
@@ -9543,7 +10074,7 @@
       <w:spacing w:after="0" w:line="240" w:lineRule="auto"/>
     </w:pPr>
     <w:rPr>
-      <w:rFonts w:asciiTheme="majorHAnsi" w:cstheme="majorBidi" w:eastAsiaTheme="majorEastAsia" w:hAnsiTheme="majorHAnsi"/>
+      <w:rFonts w:asciiTheme="majorHAnsi" w:cstheme="majorBidi" w:hAnsiTheme="majorHAnsi" w:eastAsia="黑体"/>
       <w:color w:themeColor="text1" w:val="000000"/>
     </w:rPr>
     <w:tblPr>
@@ -9565,6 +10096,7 @@
     </w:tblPr>
     <w:tblStylePr w:type="firstRow">
       <w:rPr>
+        <w:rFonts w:eastAsia="黑体"/>
         <w:sz w:val="24"/>
         <w:szCs w:val="24"/>
       </w:rPr>
@@ -9671,7 +10203,7 @@
       <w:spacing w:after="0" w:line="240" w:lineRule="auto"/>
     </w:pPr>
     <w:rPr>
-      <w:rFonts w:asciiTheme="majorHAnsi" w:cstheme="majorBidi" w:eastAsiaTheme="majorEastAsia" w:hAnsiTheme="majorHAnsi"/>
+      <w:rFonts w:asciiTheme="majorHAnsi" w:cstheme="majorBidi" w:hAnsiTheme="majorHAnsi" w:eastAsia="黑体"/>
       <w:color w:themeColor="text1" w:val="000000"/>
     </w:rPr>
     <w:tblPr>
@@ -9693,6 +10225,7 @@
     </w:tblPr>
     <w:tblStylePr w:type="firstRow">
       <w:rPr>
+        <w:rFonts w:eastAsia="黑体"/>
         <w:sz w:val="24"/>
         <w:szCs w:val="24"/>
       </w:rPr>
@@ -9799,7 +10332,7 @@
       <w:spacing w:after="0" w:line="240" w:lineRule="auto"/>
     </w:pPr>
     <w:rPr>
-      <w:rFonts w:asciiTheme="majorHAnsi" w:cstheme="majorBidi" w:eastAsiaTheme="majorEastAsia" w:hAnsiTheme="majorHAnsi"/>
+      <w:rFonts w:asciiTheme="majorHAnsi" w:cstheme="majorBidi" w:hAnsiTheme="majorHAnsi" w:eastAsia="黑体"/>
       <w:color w:themeColor="text1" w:val="000000"/>
     </w:rPr>
     <w:tblPr>
@@ -9821,6 +10354,7 @@
     </w:tblPr>
     <w:tblStylePr w:type="firstRow">
       <w:rPr>
+        <w:rFonts w:eastAsia="黑体"/>
         <w:sz w:val="24"/>
         <w:szCs w:val="24"/>
       </w:rPr>
@@ -9927,7 +10461,7 @@
       <w:spacing w:after="0" w:line="240" w:lineRule="auto"/>
     </w:pPr>
     <w:rPr>
-      <w:rFonts w:asciiTheme="majorHAnsi" w:cstheme="majorBidi" w:eastAsiaTheme="majorEastAsia" w:hAnsiTheme="majorHAnsi"/>
+      <w:rFonts w:asciiTheme="majorHAnsi" w:cstheme="majorBidi" w:hAnsiTheme="majorHAnsi" w:eastAsia="黑体"/>
       <w:color w:themeColor="text1" w:val="000000"/>
     </w:rPr>
     <w:tblPr>
@@ -9949,6 +10483,7 @@
     </w:tblPr>
     <w:tblStylePr w:type="firstRow">
       <w:rPr>
+        <w:rFonts w:eastAsia="黑体"/>
         <w:sz w:val="24"/>
         <w:szCs w:val="24"/>
       </w:rPr>
@@ -10055,7 +10590,7 @@
       <w:spacing w:after="0" w:line="240" w:lineRule="auto"/>
     </w:pPr>
     <w:rPr>
-      <w:rFonts w:asciiTheme="majorHAnsi" w:cstheme="majorBidi" w:eastAsiaTheme="majorEastAsia" w:hAnsiTheme="majorHAnsi"/>
+      <w:rFonts w:asciiTheme="majorHAnsi" w:cstheme="majorBidi" w:hAnsiTheme="majorHAnsi" w:eastAsia="黑体"/>
       <w:color w:themeColor="text1" w:val="000000"/>
     </w:rPr>
     <w:tblPr>
@@ -10077,6 +10612,7 @@
     </w:tblPr>
     <w:tblStylePr w:type="firstRow">
       <w:rPr>
+        <w:rFonts w:eastAsia="黑体"/>
         <w:sz w:val="24"/>
         <w:szCs w:val="24"/>
       </w:rPr>
@@ -10183,7 +10719,7 @@
       <w:spacing w:after="0" w:line="240" w:lineRule="auto"/>
     </w:pPr>
     <w:rPr>
-      <w:rFonts w:asciiTheme="majorHAnsi" w:cstheme="majorBidi" w:eastAsiaTheme="majorEastAsia" w:hAnsiTheme="majorHAnsi"/>
+      <w:rFonts w:asciiTheme="majorHAnsi" w:cstheme="majorBidi" w:hAnsiTheme="majorHAnsi" w:eastAsia="黑体"/>
       <w:color w:themeColor="text1" w:val="000000"/>
     </w:rPr>
     <w:tblPr>
@@ -10205,6 +10741,7 @@
     </w:tblPr>
     <w:tblStylePr w:type="firstRow">
       <w:rPr>
+        <w:rFonts w:eastAsia="黑体"/>
         <w:sz w:val="24"/>
         <w:szCs w:val="24"/>
       </w:rPr>
@@ -10334,12 +10871,14 @@
     </w:tcPr>
     <w:tblStylePr w:type="firstRow">
       <w:rPr>
+        <w:rFonts w:eastAsia="黑体"/>
         <w:b/>
         <w:bCs/>
       </w:rPr>
     </w:tblStylePr>
     <w:tblStylePr w:type="lastRow">
       <w:rPr>
+        <w:rFonts w:eastAsia="黑体"/>
         <w:b/>
         <w:bCs/>
       </w:rPr>
@@ -10352,12 +10891,14 @@
     </w:tblStylePr>
     <w:tblStylePr w:type="firstCol">
       <w:rPr>
+        <w:rFonts w:eastAsia="黑体"/>
         <w:b/>
         <w:bCs/>
       </w:rPr>
     </w:tblStylePr>
     <w:tblStylePr w:type="lastCol">
       <w:rPr>
+        <w:rFonts w:eastAsia="黑体"/>
         <w:b/>
         <w:bCs/>
       </w:rPr>
@@ -10407,12 +10948,14 @@
     </w:tcPr>
     <w:tblStylePr w:type="firstRow">
       <w:rPr>
+        <w:rFonts w:eastAsia="黑体"/>
         <w:b/>
         <w:bCs/>
       </w:rPr>
     </w:tblStylePr>
     <w:tblStylePr w:type="lastRow">
       <w:rPr>
+        <w:rFonts w:eastAsia="黑体"/>
         <w:b/>
         <w:bCs/>
       </w:rPr>
@@ -10425,12 +10968,14 @@
     </w:tblStylePr>
     <w:tblStylePr w:type="firstCol">
       <w:rPr>
+        <w:rFonts w:eastAsia="黑体"/>
         <w:b/>
         <w:bCs/>
       </w:rPr>
     </w:tblStylePr>
     <w:tblStylePr w:type="lastCol">
       <w:rPr>
+        <w:rFonts w:eastAsia="黑体"/>
         <w:b/>
         <w:bCs/>
       </w:rPr>
@@ -10480,12 +11025,14 @@
     </w:tcPr>
     <w:tblStylePr w:type="firstRow">
       <w:rPr>
+        <w:rFonts w:eastAsia="黑体"/>
         <w:b/>
         <w:bCs/>
       </w:rPr>
     </w:tblStylePr>
     <w:tblStylePr w:type="lastRow">
       <w:rPr>
+        <w:rFonts w:eastAsia="黑体"/>
         <w:b/>
         <w:bCs/>
       </w:rPr>
@@ -10498,12 +11045,14 @@
     </w:tblStylePr>
     <w:tblStylePr w:type="firstCol">
       <w:rPr>
+        <w:rFonts w:eastAsia="黑体"/>
         <w:b/>
         <w:bCs/>
       </w:rPr>
     </w:tblStylePr>
     <w:tblStylePr w:type="lastCol">
       <w:rPr>
+        <w:rFonts w:eastAsia="黑体"/>
         <w:b/>
         <w:bCs/>
       </w:rPr>
@@ -10553,12 +11102,14 @@
     </w:tcPr>
     <w:tblStylePr w:type="firstRow">
       <w:rPr>
+        <w:rFonts w:eastAsia="黑体"/>
         <w:b/>
         <w:bCs/>
       </w:rPr>
     </w:tblStylePr>
     <w:tblStylePr w:type="lastRow">
       <w:rPr>
+        <w:rFonts w:eastAsia="黑体"/>
         <w:b/>
         <w:bCs/>
       </w:rPr>
@@ -10571,12 +11122,14 @@
     </w:tblStylePr>
     <w:tblStylePr w:type="firstCol">
       <w:rPr>
+        <w:rFonts w:eastAsia="黑体"/>
         <w:b/>
         <w:bCs/>
       </w:rPr>
     </w:tblStylePr>
     <w:tblStylePr w:type="lastCol">
       <w:rPr>
+        <w:rFonts w:eastAsia="黑体"/>
         <w:b/>
         <w:bCs/>
       </w:rPr>
@@ -10626,12 +11179,14 @@
     </w:tcPr>
     <w:tblStylePr w:type="firstRow">
       <w:rPr>
+        <w:rFonts w:eastAsia="黑体"/>
         <w:b/>
         <w:bCs/>
       </w:rPr>
     </w:tblStylePr>
     <w:tblStylePr w:type="lastRow">
       <w:rPr>
+        <w:rFonts w:eastAsia="黑体"/>
         <w:b/>
         <w:bCs/>
       </w:rPr>
@@ -10644,12 +11199,14 @@
     </w:tblStylePr>
     <w:tblStylePr w:type="firstCol">
       <w:rPr>
+        <w:rFonts w:eastAsia="黑体"/>
         <w:b/>
         <w:bCs/>
       </w:rPr>
     </w:tblStylePr>
     <w:tblStylePr w:type="lastCol">
       <w:rPr>
+        <w:rFonts w:eastAsia="黑体"/>
         <w:b/>
         <w:bCs/>
       </w:rPr>
@@ -10699,12 +11256,14 @@
     </w:tcPr>
     <w:tblStylePr w:type="firstRow">
       <w:rPr>
+        <w:rFonts w:eastAsia="黑体"/>
         <w:b/>
         <w:bCs/>
       </w:rPr>
     </w:tblStylePr>
     <w:tblStylePr w:type="lastRow">
       <w:rPr>
+        <w:rFonts w:eastAsia="黑体"/>
         <w:b/>
         <w:bCs/>
       </w:rPr>
@@ -10717,12 +11276,14 @@
     </w:tblStylePr>
     <w:tblStylePr w:type="firstCol">
       <w:rPr>
+        <w:rFonts w:eastAsia="黑体"/>
         <w:b/>
         <w:bCs/>
       </w:rPr>
     </w:tblStylePr>
     <w:tblStylePr w:type="lastCol">
       <w:rPr>
+        <w:rFonts w:eastAsia="黑体"/>
         <w:b/>
         <w:bCs/>
       </w:rPr>
@@ -10772,12 +11333,14 @@
     </w:tcPr>
     <w:tblStylePr w:type="firstRow">
       <w:rPr>
+        <w:rFonts w:eastAsia="黑体"/>
         <w:b/>
         <w:bCs/>
       </w:rPr>
     </w:tblStylePr>
     <w:tblStylePr w:type="lastRow">
       <w:rPr>
+        <w:rFonts w:eastAsia="黑体"/>
         <w:b/>
         <w:bCs/>
       </w:rPr>
@@ -10790,12 +11353,14 @@
     </w:tblStylePr>
     <w:tblStylePr w:type="firstCol">
       <w:rPr>
+        <w:rFonts w:eastAsia="黑体"/>
         <w:b/>
         <w:bCs/>
       </w:rPr>
     </w:tblStylePr>
     <w:tblStylePr w:type="lastCol">
       <w:rPr>
+        <w:rFonts w:eastAsia="黑体"/>
         <w:b/>
         <w:bCs/>
       </w:rPr>
@@ -10822,7 +11387,7 @@
       <w:spacing w:after="0" w:line="240" w:lineRule="auto"/>
     </w:pPr>
     <w:rPr>
-      <w:rFonts w:asciiTheme="majorHAnsi" w:cstheme="majorBidi" w:eastAsiaTheme="majorEastAsia" w:hAnsiTheme="majorHAnsi"/>
+      <w:rFonts w:asciiTheme="majorHAnsi" w:cstheme="majorBidi" w:hAnsiTheme="majorHAnsi" w:eastAsia="黑体"/>
       <w:color w:themeColor="text1" w:val="000000"/>
     </w:rPr>
     <w:tblPr>
@@ -10849,6 +11414,7 @@
     </w:tcPr>
     <w:tblStylePr w:type="firstRow">
       <w:rPr>
+        <w:rFonts w:eastAsia="黑体"/>
         <w:b/>
         <w:bCs/>
         <w:color w:themeColor="text1" w:val="000000"/>
@@ -10860,6 +11426,7 @@
     </w:tblStylePr>
     <w:tblStylePr w:type="lastRow">
       <w:rPr>
+        <w:rFonts w:eastAsia="黑体"/>
         <w:b/>
         <w:bCs/>
         <w:color w:themeColor="text1" w:val="000000"/>
@@ -10879,6 +11446,7 @@
     </w:tblStylePr>
     <w:tblStylePr w:type="firstCol">
       <w:rPr>
+        <w:rFonts w:eastAsia="黑体"/>
         <w:b/>
         <w:bCs/>
         <w:color w:themeColor="text1" w:val="000000"/>
@@ -10898,6 +11466,7 @@
     </w:tblStylePr>
     <w:tblStylePr w:type="lastCol">
       <w:rPr>
+        <w:rFonts w:eastAsia="黑体"/>
         <w:b w:val="0"/>
         <w:bCs w:val="0"/>
         <w:color w:themeColor="text1" w:val="000000"/>
@@ -10947,7 +11516,7 @@
       <w:spacing w:after="0" w:line="240" w:lineRule="auto"/>
     </w:pPr>
     <w:rPr>
-      <w:rFonts w:asciiTheme="majorHAnsi" w:cstheme="majorBidi" w:eastAsiaTheme="majorEastAsia" w:hAnsiTheme="majorHAnsi"/>
+      <w:rFonts w:asciiTheme="majorHAnsi" w:cstheme="majorBidi" w:hAnsiTheme="majorHAnsi" w:eastAsia="黑体"/>
       <w:color w:themeColor="text1" w:val="000000"/>
     </w:rPr>
     <w:tblPr>
@@ -10974,6 +11543,7 @@
     </w:tcPr>
     <w:tblStylePr w:type="firstRow">
       <w:rPr>
+        <w:rFonts w:eastAsia="黑体"/>
         <w:b/>
         <w:bCs/>
         <w:color w:themeColor="text1" w:val="000000"/>
@@ -10985,6 +11555,7 @@
     </w:tblStylePr>
     <w:tblStylePr w:type="lastRow">
       <w:rPr>
+        <w:rFonts w:eastAsia="黑体"/>
         <w:b/>
         <w:bCs/>
         <w:color w:themeColor="text1" w:val="000000"/>
@@ -11004,6 +11575,7 @@
     </w:tblStylePr>
     <w:tblStylePr w:type="firstCol">
       <w:rPr>
+        <w:rFonts w:eastAsia="黑体"/>
         <w:b/>
         <w:bCs/>
         <w:color w:themeColor="text1" w:val="000000"/>
@@ -11023,6 +11595,7 @@
     </w:tblStylePr>
     <w:tblStylePr w:type="lastCol">
       <w:rPr>
+        <w:rFonts w:eastAsia="黑体"/>
         <w:b w:val="0"/>
         <w:bCs w:val="0"/>
         <w:color w:themeColor="text1" w:val="000000"/>
@@ -11072,7 +11645,7 @@
       <w:spacing w:after="0" w:line="240" w:lineRule="auto"/>
     </w:pPr>
     <w:rPr>
-      <w:rFonts w:asciiTheme="majorHAnsi" w:cstheme="majorBidi" w:eastAsiaTheme="majorEastAsia" w:hAnsiTheme="majorHAnsi"/>
+      <w:rFonts w:asciiTheme="majorHAnsi" w:cstheme="majorBidi" w:hAnsiTheme="majorHAnsi" w:eastAsia="黑体"/>
       <w:color w:themeColor="text1" w:val="000000"/>
     </w:rPr>
     <w:tblPr>
@@ -11099,6 +11672,7 @@
     </w:tcPr>
     <w:tblStylePr w:type="firstRow">
       <w:rPr>
+        <w:rFonts w:eastAsia="黑体"/>
         <w:b/>
         <w:bCs/>
         <w:color w:themeColor="text1" w:val="000000"/>
@@ -11110,6 +11684,7 @@
     </w:tblStylePr>
     <w:tblStylePr w:type="lastRow">
       <w:rPr>
+        <w:rFonts w:eastAsia="黑体"/>
         <w:b/>
         <w:bCs/>
         <w:color w:themeColor="text1" w:val="000000"/>
@@ -11129,6 +11704,7 @@
     </w:tblStylePr>
     <w:tblStylePr w:type="firstCol">
       <w:rPr>
+        <w:rFonts w:eastAsia="黑体"/>
         <w:b/>
         <w:bCs/>
         <w:color w:themeColor="text1" w:val="000000"/>
@@ -11148,6 +11724,7 @@
     </w:tblStylePr>
     <w:tblStylePr w:type="lastCol">
       <w:rPr>
+        <w:rFonts w:eastAsia="黑体"/>
         <w:b w:val="0"/>
         <w:bCs w:val="0"/>
         <w:color w:themeColor="text1" w:val="000000"/>
@@ -11197,7 +11774,7 @@
       <w:spacing w:after="0" w:line="240" w:lineRule="auto"/>
     </w:pPr>
     <w:rPr>
-      <w:rFonts w:asciiTheme="majorHAnsi" w:cstheme="majorBidi" w:eastAsiaTheme="majorEastAsia" w:hAnsiTheme="majorHAnsi"/>
+      <w:rFonts w:asciiTheme="majorHAnsi" w:cstheme="majorBidi" w:hAnsiTheme="majorHAnsi" w:eastAsia="黑体"/>
       <w:color w:themeColor="text1" w:val="000000"/>
     </w:rPr>
     <w:tblPr>
@@ -11224,6 +11801,7 @@
     </w:tcPr>
     <w:tblStylePr w:type="firstRow">
       <w:rPr>
+        <w:rFonts w:eastAsia="黑体"/>
         <w:b/>
         <w:bCs/>
         <w:color w:themeColor="text1" w:val="000000"/>
@@ -11235,6 +11813,7 @@
     </w:tblStylePr>
     <w:tblStylePr w:type="lastRow">
       <w:rPr>
+        <w:rFonts w:eastAsia="黑体"/>
         <w:b/>
         <w:bCs/>
         <w:color w:themeColor="text1" w:val="000000"/>
@@ -11254,6 +11833,7 @@
     </w:tblStylePr>
     <w:tblStylePr w:type="firstCol">
       <w:rPr>
+        <w:rFonts w:eastAsia="黑体"/>
         <w:b/>
         <w:bCs/>
         <w:color w:themeColor="text1" w:val="000000"/>
@@ -11273,6 +11853,7 @@
     </w:tblStylePr>
     <w:tblStylePr w:type="lastCol">
       <w:rPr>
+        <w:rFonts w:eastAsia="黑体"/>
         <w:b w:val="0"/>
         <w:bCs w:val="0"/>
         <w:color w:themeColor="text1" w:val="000000"/>
@@ -11322,7 +11903,7 @@
       <w:spacing w:after="0" w:line="240" w:lineRule="auto"/>
     </w:pPr>
     <w:rPr>
-      <w:rFonts w:asciiTheme="majorHAnsi" w:cstheme="majorBidi" w:eastAsiaTheme="majorEastAsia" w:hAnsiTheme="majorHAnsi"/>
+      <w:rFonts w:asciiTheme="majorHAnsi" w:cstheme="majorBidi" w:hAnsiTheme="majorHAnsi" w:eastAsia="黑体"/>
       <w:color w:themeColor="text1" w:val="000000"/>
     </w:rPr>
     <w:tblPr>
@@ -11349,6 +11930,7 @@
     </w:tcPr>
     <w:tblStylePr w:type="firstRow">
       <w:rPr>
+        <w:rFonts w:eastAsia="黑体"/>
         <w:b/>
         <w:bCs/>
         <w:color w:themeColor="text1" w:val="000000"/>
@@ -11360,6 +11942,7 @@
     </w:tblStylePr>
     <w:tblStylePr w:type="lastRow">
       <w:rPr>
+        <w:rFonts w:eastAsia="黑体"/>
         <w:b/>
         <w:bCs/>
         <w:color w:themeColor="text1" w:val="000000"/>
@@ -11379,6 +11962,7 @@
     </w:tblStylePr>
     <w:tblStylePr w:type="firstCol">
       <w:rPr>
+        <w:rFonts w:eastAsia="黑体"/>
         <w:b/>
         <w:bCs/>
         <w:color w:themeColor="text1" w:val="000000"/>
@@ -11398,6 +11982,7 @@
     </w:tblStylePr>
     <w:tblStylePr w:type="lastCol">
       <w:rPr>
+        <w:rFonts w:eastAsia="黑体"/>
         <w:b w:val="0"/>
         <w:bCs w:val="0"/>
         <w:color w:themeColor="text1" w:val="000000"/>
@@ -11447,7 +12032,7 @@
       <w:spacing w:after="0" w:line="240" w:lineRule="auto"/>
     </w:pPr>
     <w:rPr>
-      <w:rFonts w:asciiTheme="majorHAnsi" w:cstheme="majorBidi" w:eastAsiaTheme="majorEastAsia" w:hAnsiTheme="majorHAnsi"/>
+      <w:rFonts w:asciiTheme="majorHAnsi" w:cstheme="majorBidi" w:hAnsiTheme="majorHAnsi" w:eastAsia="黑体"/>
       <w:color w:themeColor="text1" w:val="000000"/>
     </w:rPr>
     <w:tblPr>
@@ -11474,6 +12059,7 @@
     </w:tcPr>
     <w:tblStylePr w:type="firstRow">
       <w:rPr>
+        <w:rFonts w:eastAsia="黑体"/>
         <w:b/>
         <w:bCs/>
         <w:color w:themeColor="text1" w:val="000000"/>
@@ -11485,6 +12071,7 @@
     </w:tblStylePr>
     <w:tblStylePr w:type="lastRow">
       <w:rPr>
+        <w:rFonts w:eastAsia="黑体"/>
         <w:b/>
         <w:bCs/>
         <w:color w:themeColor="text1" w:val="000000"/>
@@ -11504,6 +12091,7 @@
     </w:tblStylePr>
     <w:tblStylePr w:type="firstCol">
       <w:rPr>
+        <w:rFonts w:eastAsia="黑体"/>
         <w:b/>
         <w:bCs/>
         <w:color w:themeColor="text1" w:val="000000"/>
@@ -11523,6 +12111,7 @@
     </w:tblStylePr>
     <w:tblStylePr w:type="lastCol">
       <w:rPr>
+        <w:rFonts w:eastAsia="黑体"/>
         <w:b w:val="0"/>
         <w:bCs w:val="0"/>
         <w:color w:themeColor="text1" w:val="000000"/>
@@ -11572,7 +12161,7 @@
       <w:spacing w:after="0" w:line="240" w:lineRule="auto"/>
     </w:pPr>
     <w:rPr>
-      <w:rFonts w:asciiTheme="majorHAnsi" w:cstheme="majorBidi" w:eastAsiaTheme="majorEastAsia" w:hAnsiTheme="majorHAnsi"/>
+      <w:rFonts w:asciiTheme="majorHAnsi" w:cstheme="majorBidi" w:hAnsiTheme="majorHAnsi" w:eastAsia="黑体"/>
       <w:color w:themeColor="text1" w:val="000000"/>
     </w:rPr>
     <w:tblPr>
@@ -11599,6 +12188,7 @@
     </w:tcPr>
     <w:tblStylePr w:type="firstRow">
       <w:rPr>
+        <w:rFonts w:eastAsia="黑体"/>
         <w:b/>
         <w:bCs/>
         <w:color w:themeColor="text1" w:val="000000"/>
@@ -11610,6 +12200,7 @@
     </w:tblStylePr>
     <w:tblStylePr w:type="lastRow">
       <w:rPr>
+        <w:rFonts w:eastAsia="黑体"/>
         <w:b/>
         <w:bCs/>
         <w:color w:themeColor="text1" w:val="000000"/>
@@ -11629,6 +12220,7 @@
     </w:tblStylePr>
     <w:tblStylePr w:type="firstCol">
       <w:rPr>
+        <w:rFonts w:eastAsia="黑体"/>
         <w:b/>
         <w:bCs/>
         <w:color w:themeColor="text1" w:val="000000"/>
@@ -11648,6 +12240,7 @@
     </w:tblStylePr>
     <w:tblStylePr w:type="lastCol">
       <w:rPr>
+        <w:rFonts w:eastAsia="黑体"/>
         <w:b w:val="0"/>
         <w:bCs w:val="0"/>
         <w:color w:themeColor="text1" w:val="000000"/>
@@ -11720,6 +12313,7 @@
     </w:tcPr>
     <w:tblStylePr w:type="firstRow">
       <w:rPr>
+        <w:rFonts w:eastAsia="黑体"/>
         <w:b/>
         <w:bCs/>
         <w:i w:val="0"/>
@@ -11741,6 +12335,7 @@
     </w:tblStylePr>
     <w:tblStylePr w:type="lastRow">
       <w:rPr>
+        <w:rFonts w:eastAsia="黑体"/>
         <w:b/>
         <w:bCs/>
         <w:i w:val="0"/>
@@ -11762,6 +12357,7 @@
     </w:tblStylePr>
     <w:tblStylePr w:type="firstCol">
       <w:rPr>
+        <w:rFonts w:eastAsia="黑体"/>
         <w:b/>
         <w:bCs/>
         <w:i w:val="0"/>
@@ -11781,6 +12377,7 @@
     </w:tblStylePr>
     <w:tblStylePr w:type="lastCol">
       <w:rPr>
+        <w:rFonts w:eastAsia="黑体"/>
         <w:b/>
         <w:bCs/>
         <w:i w:val="0"/>
@@ -11861,6 +12458,7 @@
     </w:tcPr>
     <w:tblStylePr w:type="firstRow">
       <w:rPr>
+        <w:rFonts w:eastAsia="黑体"/>
         <w:b/>
         <w:bCs/>
         <w:i w:val="0"/>
@@ -11882,6 +12480,7 @@
     </w:tblStylePr>
     <w:tblStylePr w:type="lastRow">
       <w:rPr>
+        <w:rFonts w:eastAsia="黑体"/>
         <w:b/>
         <w:bCs/>
         <w:i w:val="0"/>
@@ -11903,6 +12502,7 @@
     </w:tblStylePr>
     <w:tblStylePr w:type="firstCol">
       <w:rPr>
+        <w:rFonts w:eastAsia="黑体"/>
         <w:b/>
         <w:bCs/>
         <w:i w:val="0"/>
@@ -11922,6 +12522,7 @@
     </w:tblStylePr>
     <w:tblStylePr w:type="lastCol">
       <w:rPr>
+        <w:rFonts w:eastAsia="黑体"/>
         <w:b/>
         <w:bCs/>
         <w:i w:val="0"/>
@@ -12002,6 +12603,7 @@
     </w:tcPr>
     <w:tblStylePr w:type="firstRow">
       <w:rPr>
+        <w:rFonts w:eastAsia="黑体"/>
         <w:b/>
         <w:bCs/>
         <w:i w:val="0"/>
@@ -12023,6 +12625,7 @@
     </w:tblStylePr>
     <w:tblStylePr w:type="lastRow">
       <w:rPr>
+        <w:rFonts w:eastAsia="黑体"/>
         <w:b/>
         <w:bCs/>
         <w:i w:val="0"/>
@@ -12044,6 +12647,7 @@
     </w:tblStylePr>
     <w:tblStylePr w:type="firstCol">
       <w:rPr>
+        <w:rFonts w:eastAsia="黑体"/>
         <w:b/>
         <w:bCs/>
         <w:i w:val="0"/>
@@ -12063,6 +12667,7 @@
     </w:tblStylePr>
     <w:tblStylePr w:type="lastCol">
       <w:rPr>
+        <w:rFonts w:eastAsia="黑体"/>
         <w:b/>
         <w:bCs/>
         <w:i w:val="0"/>
@@ -12143,6 +12748,7 @@
     </w:tcPr>
     <w:tblStylePr w:type="firstRow">
       <w:rPr>
+        <w:rFonts w:eastAsia="黑体"/>
         <w:b/>
         <w:bCs/>
         <w:i w:val="0"/>
@@ -12164,6 +12770,7 @@
     </w:tblStylePr>
     <w:tblStylePr w:type="lastRow">
       <w:rPr>
+        <w:rFonts w:eastAsia="黑体"/>
         <w:b/>
         <w:bCs/>
         <w:i w:val="0"/>
@@ -12185,6 +12792,7 @@
     </w:tblStylePr>
     <w:tblStylePr w:type="firstCol">
       <w:rPr>
+        <w:rFonts w:eastAsia="黑体"/>
         <w:b/>
         <w:bCs/>
         <w:i w:val="0"/>
@@ -12204,6 +12812,7 @@
     </w:tblStylePr>
     <w:tblStylePr w:type="lastCol">
       <w:rPr>
+        <w:rFonts w:eastAsia="黑体"/>
         <w:b/>
         <w:bCs/>
         <w:i w:val="0"/>
@@ -12284,6 +12893,7 @@
     </w:tcPr>
     <w:tblStylePr w:type="firstRow">
       <w:rPr>
+        <w:rFonts w:eastAsia="黑体"/>
         <w:b/>
         <w:bCs/>
         <w:i w:val="0"/>
@@ -12305,6 +12915,7 @@
     </w:tblStylePr>
     <w:tblStylePr w:type="lastRow">
       <w:rPr>
+        <w:rFonts w:eastAsia="黑体"/>
         <w:b/>
         <w:bCs/>
         <w:i w:val="0"/>
@@ -12326,6 +12937,7 @@
     </w:tblStylePr>
     <w:tblStylePr w:type="firstCol">
       <w:rPr>
+        <w:rFonts w:eastAsia="黑体"/>
         <w:b/>
         <w:bCs/>
         <w:i w:val="0"/>
@@ -12345,6 +12957,7 @@
     </w:tblStylePr>
     <w:tblStylePr w:type="lastCol">
       <w:rPr>
+        <w:rFonts w:eastAsia="黑体"/>
         <w:b/>
         <w:bCs/>
         <w:i w:val="0"/>
@@ -12425,6 +13038,7 @@
     </w:tcPr>
     <w:tblStylePr w:type="firstRow">
       <w:rPr>
+        <w:rFonts w:eastAsia="黑体"/>
         <w:b/>
         <w:bCs/>
         <w:i w:val="0"/>
@@ -12446,6 +13060,7 @@
     </w:tblStylePr>
     <w:tblStylePr w:type="lastRow">
       <w:rPr>
+        <w:rFonts w:eastAsia="黑体"/>
         <w:b/>
         <w:bCs/>
         <w:i w:val="0"/>
@@ -12467,6 +13082,7 @@
     </w:tblStylePr>
     <w:tblStylePr w:type="firstCol">
       <w:rPr>
+        <w:rFonts w:eastAsia="黑体"/>
         <w:b/>
         <w:bCs/>
         <w:i w:val="0"/>
@@ -12486,6 +13102,7 @@
     </w:tblStylePr>
     <w:tblStylePr w:type="lastCol">
       <w:rPr>
+        <w:rFonts w:eastAsia="黑体"/>
         <w:b/>
         <w:bCs/>
         <w:i w:val="0"/>
@@ -12566,6 +13183,7 @@
     </w:tcPr>
     <w:tblStylePr w:type="firstRow">
       <w:rPr>
+        <w:rFonts w:eastAsia="黑体"/>
         <w:b/>
         <w:bCs/>
         <w:i w:val="0"/>
@@ -12587,6 +13205,7 @@
     </w:tblStylePr>
     <w:tblStylePr w:type="lastRow">
       <w:rPr>
+        <w:rFonts w:eastAsia="黑体"/>
         <w:b/>
         <w:bCs/>
         <w:i w:val="0"/>
@@ -12608,6 +13227,7 @@
     </w:tblStylePr>
     <w:tblStylePr w:type="firstCol">
       <w:rPr>
+        <w:rFonts w:eastAsia="黑体"/>
         <w:b/>
         <w:bCs/>
         <w:i w:val="0"/>
@@ -12627,6 +13247,7 @@
     </w:tblStylePr>
     <w:tblStylePr w:type="lastCol">
       <w:rPr>
+        <w:rFonts w:eastAsia="黑体"/>
         <w:b/>
         <w:bCs/>
         <w:i w:val="0"/>
@@ -12684,6 +13305,7 @@
       <w:spacing w:after="0" w:line="240" w:lineRule="auto"/>
     </w:pPr>
     <w:rPr>
+      <w:rFonts w:eastAsia="黑体"/>
       <w:color w:themeColor="background1" w:val="FFFFFF"/>
     </w:rPr>
     <w:tblPr>
@@ -12702,6 +13324,7 @@
     </w:tcPr>
     <w:tblStylePr w:type="firstRow">
       <w:rPr>
+        <w:rFonts w:eastAsia="黑体"/>
         <w:b/>
         <w:bCs/>
       </w:rPr>
@@ -12798,6 +13421,7 @@
       <w:spacing w:after="0" w:line="240" w:lineRule="auto"/>
     </w:pPr>
     <w:rPr>
+      <w:rFonts w:eastAsia="黑体"/>
       <w:color w:themeColor="background1" w:val="FFFFFF"/>
     </w:rPr>
     <w:tblPr>
@@ -12816,6 +13440,7 @@
     </w:tcPr>
     <w:tblStylePr w:type="firstRow">
       <w:rPr>
+        <w:rFonts w:eastAsia="黑体"/>
         <w:b/>
         <w:bCs/>
       </w:rPr>
@@ -12912,6 +13537,7 @@
       <w:spacing w:after="0" w:line="240" w:lineRule="auto"/>
     </w:pPr>
     <w:rPr>
+      <w:rFonts w:eastAsia="黑体"/>
       <w:color w:themeColor="background1" w:val="FFFFFF"/>
     </w:rPr>
     <w:tblPr>
@@ -12930,6 +13556,7 @@
     </w:tcPr>
     <w:tblStylePr w:type="firstRow">
       <w:rPr>
+        <w:rFonts w:eastAsia="黑体"/>
         <w:b/>
         <w:bCs/>
       </w:rPr>
@@ -13026,6 +13653,7 @@
       <w:spacing w:after="0" w:line="240" w:lineRule="auto"/>
     </w:pPr>
     <w:rPr>
+      <w:rFonts w:eastAsia="黑体"/>
       <w:color w:themeColor="background1" w:val="FFFFFF"/>
     </w:rPr>
     <w:tblPr>
@@ -13044,6 +13672,7 @@
     </w:tcPr>
     <w:tblStylePr w:type="firstRow">
       <w:rPr>
+        <w:rFonts w:eastAsia="黑体"/>
         <w:b/>
         <w:bCs/>
       </w:rPr>
@@ -13140,6 +13769,7 @@
       <w:spacing w:after="0" w:line="240" w:lineRule="auto"/>
     </w:pPr>
     <w:rPr>
+      <w:rFonts w:eastAsia="黑体"/>
       <w:color w:themeColor="background1" w:val="FFFFFF"/>
     </w:rPr>
     <w:tblPr>
@@ -13158,6 +13788,7 @@
     </w:tcPr>
     <w:tblStylePr w:type="firstRow">
       <w:rPr>
+        <w:rFonts w:eastAsia="黑体"/>
         <w:b/>
         <w:bCs/>
       </w:rPr>
@@ -13254,6 +13885,7 @@
       <w:spacing w:after="0" w:line="240" w:lineRule="auto"/>
     </w:pPr>
     <w:rPr>
+      <w:rFonts w:eastAsia="黑体"/>
       <w:color w:themeColor="background1" w:val="FFFFFF"/>
     </w:rPr>
     <w:tblPr>
@@ -13272,6 +13904,7 @@
     </w:tcPr>
     <w:tblStylePr w:type="firstRow">
       <w:rPr>
+        <w:rFonts w:eastAsia="黑体"/>
         <w:b/>
         <w:bCs/>
       </w:rPr>
@@ -13368,6 +14001,7 @@
       <w:spacing w:after="0" w:line="240" w:lineRule="auto"/>
     </w:pPr>
     <w:rPr>
+      <w:rFonts w:eastAsia="黑体"/>
       <w:color w:themeColor="background1" w:val="FFFFFF"/>
     </w:rPr>
     <w:tblPr>
@@ -13386,6 +14020,7 @@
     </w:tcPr>
     <w:tblStylePr w:type="firstRow">
       <w:rPr>
+        <w:rFonts w:eastAsia="黑体"/>
         <w:b/>
         <w:bCs/>
       </w:rPr>
@@ -13482,6 +14117,7 @@
       <w:spacing w:after="0" w:line="240" w:lineRule="auto"/>
     </w:pPr>
     <w:rPr>
+      <w:rFonts w:eastAsia="黑体"/>
       <w:color w:themeColor="text1" w:val="000000"/>
     </w:rPr>
     <w:tblPr>
@@ -13508,6 +14144,7 @@
     </w:tcPr>
     <w:tblStylePr w:type="firstRow">
       <w:rPr>
+        <w:rFonts w:eastAsia="黑体"/>
         <w:b/>
         <w:bCs/>
       </w:rPr>
@@ -13526,6 +14163,7 @@
     </w:tblStylePr>
     <w:tblStylePr w:type="lastRow">
       <w:rPr>
+        <w:rFonts w:eastAsia="黑体"/>
         <w:b/>
         <w:bCs/>
         <w:color w:themeColor="background1" w:val="FFFFFF"/>
@@ -13540,6 +14178,7 @@
     </w:tblStylePr>
     <w:tblStylePr w:type="firstCol">
       <w:rPr>
+        <w:rFonts w:eastAsia="黑体"/>
         <w:color w:themeColor="background1" w:val="FFFFFF"/>
       </w:rPr>
       <w:tblPr/>
@@ -13557,6 +14196,7 @@
     </w:tblStylePr>
     <w:tblStylePr w:type="lastCol">
       <w:rPr>
+        <w:rFonts w:eastAsia="黑体"/>
         <w:color w:themeColor="background1" w:val="FFFFFF"/>
       </w:rPr>
       <w:tblPr/>
@@ -13586,11 +14226,13 @@
     </w:tblStylePr>
     <w:tblStylePr w:type="neCell">
       <w:rPr>
+        <w:rFonts w:eastAsia="黑体"/>
         <w:color w:themeColor="text1" w:val="000000"/>
       </w:rPr>
     </w:tblStylePr>
     <w:tblStylePr w:type="nwCell">
       <w:rPr>
+        <w:rFonts w:eastAsia="黑体"/>
         <w:color w:themeColor="text1" w:val="000000"/>
       </w:rPr>
     </w:tblStylePr>
@@ -13604,6 +14246,7 @@
       <w:spacing w:after="0" w:line="240" w:lineRule="auto"/>
     </w:pPr>
     <w:rPr>
+      <w:rFonts w:eastAsia="黑体"/>
       <w:color w:themeColor="text1" w:val="000000"/>
     </w:rPr>
     <w:tblPr>
@@ -13630,6 +14273,7 @@
     </w:tcPr>
     <w:tblStylePr w:type="firstRow">
       <w:rPr>
+        <w:rFonts w:eastAsia="黑体"/>
         <w:b/>
         <w:bCs/>
       </w:rPr>
@@ -13648,6 +14292,7 @@
     </w:tblStylePr>
     <w:tblStylePr w:type="lastRow">
       <w:rPr>
+        <w:rFonts w:eastAsia="黑体"/>
         <w:b/>
         <w:bCs/>
         <w:color w:themeColor="background1" w:val="FFFFFF"/>
@@ -13662,6 +14307,7 @@
     </w:tblStylePr>
     <w:tblStylePr w:type="firstCol">
       <w:rPr>
+        <w:rFonts w:eastAsia="黑体"/>
         <w:color w:themeColor="background1" w:val="FFFFFF"/>
       </w:rPr>
       <w:tblPr/>
@@ -13679,6 +14325,7 @@
     </w:tblStylePr>
     <w:tblStylePr w:type="lastCol">
       <w:rPr>
+        <w:rFonts w:eastAsia="黑体"/>
         <w:color w:themeColor="background1" w:val="FFFFFF"/>
       </w:rPr>
       <w:tblPr/>
@@ -13708,11 +14355,13 @@
     </w:tblStylePr>
     <w:tblStylePr w:type="neCell">
       <w:rPr>
+        <w:rFonts w:eastAsia="黑体"/>
         <w:color w:themeColor="text1" w:val="000000"/>
       </w:rPr>
     </w:tblStylePr>
     <w:tblStylePr w:type="nwCell">
       <w:rPr>
+        <w:rFonts w:eastAsia="黑体"/>
         <w:color w:themeColor="text1" w:val="000000"/>
       </w:rPr>
     </w:tblStylePr>
@@ -13726,6 +14375,7 @@
       <w:spacing w:after="0" w:line="240" w:lineRule="auto"/>
     </w:pPr>
     <w:rPr>
+      <w:rFonts w:eastAsia="黑体"/>
       <w:color w:themeColor="text1" w:val="000000"/>
     </w:rPr>
     <w:tblPr>
@@ -13752,6 +14402,7 @@
     </w:tcPr>
     <w:tblStylePr w:type="firstRow">
       <w:rPr>
+        <w:rFonts w:eastAsia="黑体"/>
         <w:b/>
         <w:bCs/>
       </w:rPr>
@@ -13770,6 +14421,7 @@
     </w:tblStylePr>
     <w:tblStylePr w:type="lastRow">
       <w:rPr>
+        <w:rFonts w:eastAsia="黑体"/>
         <w:b/>
         <w:bCs/>
         <w:color w:themeColor="background1" w:val="FFFFFF"/>
@@ -13784,6 +14436,7 @@
     </w:tblStylePr>
     <w:tblStylePr w:type="firstCol">
       <w:rPr>
+        <w:rFonts w:eastAsia="黑体"/>
         <w:color w:themeColor="background1" w:val="FFFFFF"/>
       </w:rPr>
       <w:tblPr/>
@@ -13801,6 +14454,7 @@
     </w:tblStylePr>
     <w:tblStylePr w:type="lastCol">
       <w:rPr>
+        <w:rFonts w:eastAsia="黑体"/>
         <w:color w:themeColor="background1" w:val="FFFFFF"/>
       </w:rPr>
       <w:tblPr/>
@@ -13830,11 +14484,13 @@
     </w:tblStylePr>
     <w:tblStylePr w:type="neCell">
       <w:rPr>
+        <w:rFonts w:eastAsia="黑体"/>
         <w:color w:themeColor="text1" w:val="000000"/>
       </w:rPr>
     </w:tblStylePr>
     <w:tblStylePr w:type="nwCell">
       <w:rPr>
+        <w:rFonts w:eastAsia="黑体"/>
         <w:color w:themeColor="text1" w:val="000000"/>
       </w:rPr>
     </w:tblStylePr>
@@ -13848,6 +14504,7 @@
       <w:spacing w:after="0" w:line="240" w:lineRule="auto"/>
     </w:pPr>
     <w:rPr>
+      <w:rFonts w:eastAsia="黑体"/>
       <w:color w:themeColor="text1" w:val="000000"/>
     </w:rPr>
     <w:tblPr>
@@ -13874,6 +14531,7 @@
     </w:tcPr>
     <w:tblStylePr w:type="firstRow">
       <w:rPr>
+        <w:rFonts w:eastAsia="黑体"/>
         <w:b/>
         <w:bCs/>
       </w:rPr>
@@ -13892,6 +14550,7 @@
     </w:tblStylePr>
     <w:tblStylePr w:type="lastRow">
       <w:rPr>
+        <w:rFonts w:eastAsia="黑体"/>
         <w:b/>
         <w:bCs/>
         <w:color w:themeColor="background1" w:val="FFFFFF"/>
@@ -13906,6 +14565,7 @@
     </w:tblStylePr>
     <w:tblStylePr w:type="firstCol">
       <w:rPr>
+        <w:rFonts w:eastAsia="黑体"/>
         <w:color w:themeColor="background1" w:val="FFFFFF"/>
       </w:rPr>
       <w:tblPr/>
@@ -13923,6 +14583,7 @@
     </w:tblStylePr>
     <w:tblStylePr w:type="lastCol">
       <w:rPr>
+        <w:rFonts w:eastAsia="黑体"/>
         <w:color w:themeColor="background1" w:val="FFFFFF"/>
       </w:rPr>
       <w:tblPr/>
@@ -13960,6 +14621,7 @@
       <w:spacing w:after="0" w:line="240" w:lineRule="auto"/>
     </w:pPr>
     <w:rPr>
+      <w:rFonts w:eastAsia="黑体"/>
       <w:color w:themeColor="text1" w:val="000000"/>
     </w:rPr>
     <w:tblPr>
@@ -13986,6 +14648,7 @@
     </w:tcPr>
     <w:tblStylePr w:type="firstRow">
       <w:rPr>
+        <w:rFonts w:eastAsia="黑体"/>
         <w:b/>
         <w:bCs/>
       </w:rPr>
@@ -14004,6 +14667,7 @@
     </w:tblStylePr>
     <w:tblStylePr w:type="lastRow">
       <w:rPr>
+        <w:rFonts w:eastAsia="黑体"/>
         <w:b/>
         <w:bCs/>
         <w:color w:themeColor="background1" w:val="FFFFFF"/>
@@ -14018,6 +14682,7 @@
     </w:tblStylePr>
     <w:tblStylePr w:type="firstCol">
       <w:rPr>
+        <w:rFonts w:eastAsia="黑体"/>
         <w:color w:themeColor="background1" w:val="FFFFFF"/>
       </w:rPr>
       <w:tblPr/>
@@ -14035,6 +14700,7 @@
     </w:tblStylePr>
     <w:tblStylePr w:type="lastCol">
       <w:rPr>
+        <w:rFonts w:eastAsia="黑体"/>
         <w:color w:themeColor="background1" w:val="FFFFFF"/>
       </w:rPr>
       <w:tblPr/>
@@ -14064,11 +14730,13 @@
     </w:tblStylePr>
     <w:tblStylePr w:type="neCell">
       <w:rPr>
+        <w:rFonts w:eastAsia="黑体"/>
         <w:color w:themeColor="text1" w:val="000000"/>
       </w:rPr>
     </w:tblStylePr>
     <w:tblStylePr w:type="nwCell">
       <w:rPr>
+        <w:rFonts w:eastAsia="黑体"/>
         <w:color w:themeColor="text1" w:val="000000"/>
       </w:rPr>
     </w:tblStylePr>
@@ -14082,6 +14750,7 @@
       <w:spacing w:after="0" w:line="240" w:lineRule="auto"/>
     </w:pPr>
     <w:rPr>
+      <w:rFonts w:eastAsia="黑体"/>
       <w:color w:themeColor="text1" w:val="000000"/>
     </w:rPr>
     <w:tblPr>
@@ -14108,6 +14777,7 @@
     </w:tcPr>
     <w:tblStylePr w:type="firstRow">
       <w:rPr>
+        <w:rFonts w:eastAsia="黑体"/>
         <w:b/>
         <w:bCs/>
       </w:rPr>
@@ -14126,6 +14796,7 @@
     </w:tblStylePr>
     <w:tblStylePr w:type="lastRow">
       <w:rPr>
+        <w:rFonts w:eastAsia="黑体"/>
         <w:b/>
         <w:bCs/>
         <w:color w:themeColor="background1" w:val="FFFFFF"/>
@@ -14140,6 +14811,7 @@
     </w:tblStylePr>
     <w:tblStylePr w:type="firstCol">
       <w:rPr>
+        <w:rFonts w:eastAsia="黑体"/>
         <w:color w:themeColor="background1" w:val="FFFFFF"/>
       </w:rPr>
       <w:tblPr/>
@@ -14157,6 +14829,7 @@
     </w:tblStylePr>
     <w:tblStylePr w:type="lastCol">
       <w:rPr>
+        <w:rFonts w:eastAsia="黑体"/>
         <w:color w:themeColor="background1" w:val="FFFFFF"/>
       </w:rPr>
       <w:tblPr/>
@@ -14186,11 +14859,13 @@
     </w:tblStylePr>
     <w:tblStylePr w:type="neCell">
       <w:rPr>
+        <w:rFonts w:eastAsia="黑体"/>
         <w:color w:themeColor="text1" w:val="000000"/>
       </w:rPr>
     </w:tblStylePr>
     <w:tblStylePr w:type="nwCell">
       <w:rPr>
+        <w:rFonts w:eastAsia="黑体"/>
         <w:color w:themeColor="text1" w:val="000000"/>
       </w:rPr>
     </w:tblStylePr>
@@ -14204,6 +14879,7 @@
       <w:spacing w:after="0" w:line="240" w:lineRule="auto"/>
     </w:pPr>
     <w:rPr>
+      <w:rFonts w:eastAsia="黑体"/>
       <w:color w:themeColor="text1" w:val="000000"/>
     </w:rPr>
     <w:tblPr>
@@ -14230,6 +14906,7 @@
     </w:tcPr>
     <w:tblStylePr w:type="firstRow">
       <w:rPr>
+        <w:rFonts w:eastAsia="黑体"/>
         <w:b/>
         <w:bCs/>
       </w:rPr>
@@ -14248,6 +14925,7 @@
     </w:tblStylePr>
     <w:tblStylePr w:type="lastRow">
       <w:rPr>
+        <w:rFonts w:eastAsia="黑体"/>
         <w:b/>
         <w:bCs/>
         <w:color w:themeColor="background1" w:val="FFFFFF"/>
@@ -14262,6 +14940,7 @@
     </w:tblStylePr>
     <w:tblStylePr w:type="firstCol">
       <w:rPr>
+        <w:rFonts w:eastAsia="黑体"/>
         <w:color w:themeColor="background1" w:val="FFFFFF"/>
       </w:rPr>
       <w:tblPr/>
@@ -14279,6 +14958,7 @@
     </w:tblStylePr>
     <w:tblStylePr w:type="lastCol">
       <w:rPr>
+        <w:rFonts w:eastAsia="黑体"/>
         <w:color w:themeColor="background1" w:val="FFFFFF"/>
       </w:rPr>
       <w:tblPr/>
@@ -14308,11 +14988,13 @@
     </w:tblStylePr>
     <w:tblStylePr w:type="neCell">
       <w:rPr>
+        <w:rFonts w:eastAsia="黑体"/>
         <w:color w:themeColor="text1" w:val="000000"/>
       </w:rPr>
     </w:tblStylePr>
     <w:tblStylePr w:type="nwCell">
       <w:rPr>
+        <w:rFonts w:eastAsia="黑体"/>
         <w:color w:themeColor="text1" w:val="000000"/>
       </w:rPr>
     </w:tblStylePr>
@@ -14326,6 +15008,7 @@
       <w:spacing w:after="0" w:line="240" w:lineRule="auto"/>
     </w:pPr>
     <w:rPr>
+      <w:rFonts w:eastAsia="黑体"/>
       <w:color w:themeColor="text1" w:val="000000"/>
     </w:rPr>
     <w:tblPr>
@@ -14344,6 +15027,7 @@
     </w:tcPr>
     <w:tblStylePr w:type="firstRow">
       <w:rPr>
+        <w:rFonts w:eastAsia="黑体"/>
         <w:b/>
         <w:bCs/>
         <w:color w:themeColor="background1" w:val="FFFFFF"/>
@@ -14358,6 +15042,7 @@
     </w:tblStylePr>
     <w:tblStylePr w:type="lastRow">
       <w:rPr>
+        <w:rFonts w:eastAsia="黑体"/>
         <w:b/>
         <w:bCs/>
         <w:color w:themeColor="accent2" w:themeShade="CC" w:val="9E3A38"/>
@@ -14372,12 +15057,14 @@
     </w:tblStylePr>
     <w:tblStylePr w:type="firstCol">
       <w:rPr>
+        <w:rFonts w:eastAsia="黑体"/>
         <w:b/>
         <w:bCs/>
       </w:rPr>
     </w:tblStylePr>
     <w:tblStylePr w:type="lastCol">
       <w:rPr>
+        <w:rFonts w:eastAsia="黑体"/>
         <w:b/>
         <w:bCs/>
       </w:rPr>
@@ -14412,6 +15099,7 @@
       <w:spacing w:after="0" w:line="240" w:lineRule="auto"/>
     </w:pPr>
     <w:rPr>
+      <w:rFonts w:eastAsia="黑体"/>
       <w:color w:themeColor="text1" w:val="000000"/>
     </w:rPr>
     <w:tblPr>
@@ -14430,6 +15118,7 @@
     </w:tcPr>
     <w:tblStylePr w:type="firstRow">
       <w:rPr>
+        <w:rFonts w:eastAsia="黑体"/>
         <w:b/>
         <w:bCs/>
         <w:color w:themeColor="background1" w:val="FFFFFF"/>
@@ -14444,6 +15133,7 @@
     </w:tblStylePr>
     <w:tblStylePr w:type="lastRow">
       <w:rPr>
+        <w:rFonts w:eastAsia="黑体"/>
         <w:b/>
         <w:bCs/>
         <w:color w:themeColor="accent2" w:themeShade="CC" w:val="9E3A38"/>
@@ -14458,12 +15148,14 @@
     </w:tblStylePr>
     <w:tblStylePr w:type="firstCol">
       <w:rPr>
+        <w:rFonts w:eastAsia="黑体"/>
         <w:b/>
         <w:bCs/>
       </w:rPr>
     </w:tblStylePr>
     <w:tblStylePr w:type="lastCol">
       <w:rPr>
+        <w:rFonts w:eastAsia="黑体"/>
         <w:b/>
         <w:bCs/>
       </w:rPr>
@@ -14498,6 +15190,7 @@
       <w:spacing w:after="0" w:line="240" w:lineRule="auto"/>
     </w:pPr>
     <w:rPr>
+      <w:rFonts w:eastAsia="黑体"/>
       <w:color w:themeColor="text1" w:val="000000"/>
     </w:rPr>
     <w:tblPr>
@@ -14516,6 +15209,7 @@
     </w:tcPr>
     <w:tblStylePr w:type="firstRow">
       <w:rPr>
+        <w:rFonts w:eastAsia="黑体"/>
         <w:b/>
         <w:bCs/>
         <w:color w:themeColor="background1" w:val="FFFFFF"/>
@@ -14530,6 +15224,7 @@
     </w:tblStylePr>
     <w:tblStylePr w:type="lastRow">
       <w:rPr>
+        <w:rFonts w:eastAsia="黑体"/>
         <w:b/>
         <w:bCs/>
         <w:color w:themeColor="accent2" w:themeShade="CC" w:val="9E3A38"/>
@@ -14544,12 +15239,14 @@
     </w:tblStylePr>
     <w:tblStylePr w:type="firstCol">
       <w:rPr>
+        <w:rFonts w:eastAsia="黑体"/>
         <w:b/>
         <w:bCs/>
       </w:rPr>
     </w:tblStylePr>
     <w:tblStylePr w:type="lastCol">
       <w:rPr>
+        <w:rFonts w:eastAsia="黑体"/>
         <w:b/>
         <w:bCs/>
       </w:rPr>
@@ -14584,6 +15281,7 @@
       <w:spacing w:after="0" w:line="240" w:lineRule="auto"/>
     </w:pPr>
     <w:rPr>
+      <w:rFonts w:eastAsia="黑体"/>
       <w:color w:themeColor="text1" w:val="000000"/>
     </w:rPr>
     <w:tblPr>
@@ -14602,6 +15300,7 @@
     </w:tcPr>
     <w:tblStylePr w:type="firstRow">
       <w:rPr>
+        <w:rFonts w:eastAsia="黑体"/>
         <w:b/>
         <w:bCs/>
         <w:color w:themeColor="background1" w:val="FFFFFF"/>
@@ -14616,6 +15315,7 @@
     </w:tblStylePr>
     <w:tblStylePr w:type="lastRow">
       <w:rPr>
+        <w:rFonts w:eastAsia="黑体"/>
         <w:b/>
         <w:bCs/>
         <w:color w:themeColor="accent4" w:themeShade="CC" w:val="664E82"/>
@@ -14630,12 +15330,14 @@
     </w:tblStylePr>
     <w:tblStylePr w:type="firstCol">
       <w:rPr>
+        <w:rFonts w:eastAsia="黑体"/>
         <w:b/>
         <w:bCs/>
       </w:rPr>
     </w:tblStylePr>
     <w:tblStylePr w:type="lastCol">
       <w:rPr>
+        <w:rFonts w:eastAsia="黑体"/>
         <w:b/>
         <w:bCs/>
       </w:rPr>
@@ -14670,6 +15372,7 @@
       <w:spacing w:after="0" w:line="240" w:lineRule="auto"/>
     </w:pPr>
     <w:rPr>
+      <w:rFonts w:eastAsia="黑体"/>
       <w:color w:themeColor="text1" w:val="000000"/>
     </w:rPr>
     <w:tblPr>
@@ -14688,6 +15391,7 @@
     </w:tcPr>
     <w:tblStylePr w:type="firstRow">
       <w:rPr>
+        <w:rFonts w:eastAsia="黑体"/>
         <w:b/>
         <w:bCs/>
         <w:color w:themeColor="background1" w:val="FFFFFF"/>
@@ -14702,6 +15406,7 @@
     </w:tblStylePr>
     <w:tblStylePr w:type="lastRow">
       <w:rPr>
+        <w:rFonts w:eastAsia="黑体"/>
         <w:b/>
         <w:bCs/>
         <w:color w:themeColor="accent3" w:themeShade="CC" w:val="7E9C40"/>
@@ -14716,12 +15421,14 @@
     </w:tblStylePr>
     <w:tblStylePr w:type="firstCol">
       <w:rPr>
+        <w:rFonts w:eastAsia="黑体"/>
         <w:b/>
         <w:bCs/>
       </w:rPr>
     </w:tblStylePr>
     <w:tblStylePr w:type="lastCol">
       <w:rPr>
+        <w:rFonts w:eastAsia="黑体"/>
         <w:b/>
         <w:bCs/>
       </w:rPr>
@@ -14756,6 +15463,7 @@
       <w:spacing w:after="0" w:line="240" w:lineRule="auto"/>
     </w:pPr>
     <w:rPr>
+      <w:rFonts w:eastAsia="黑体"/>
       <w:color w:themeColor="text1" w:val="000000"/>
     </w:rPr>
     <w:tblPr>
@@ -14774,6 +15482,7 @@
     </w:tcPr>
     <w:tblStylePr w:type="firstRow">
       <w:rPr>
+        <w:rFonts w:eastAsia="黑体"/>
         <w:b/>
         <w:bCs/>
         <w:color w:themeColor="background1" w:val="FFFFFF"/>
@@ -14788,6 +15497,7 @@
     </w:tblStylePr>
     <w:tblStylePr w:type="lastRow">
       <w:rPr>
+        <w:rFonts w:eastAsia="黑体"/>
         <w:b/>
         <w:bCs/>
         <w:color w:themeColor="accent6" w:themeShade="CC" w:val="F2730A"/>
@@ -14802,12 +15512,14 @@
     </w:tblStylePr>
     <w:tblStylePr w:type="firstCol">
       <w:rPr>
+        <w:rFonts w:eastAsia="黑体"/>
         <w:b/>
         <w:bCs/>
       </w:rPr>
     </w:tblStylePr>
     <w:tblStylePr w:type="lastCol">
       <w:rPr>
+        <w:rFonts w:eastAsia="黑体"/>
         <w:b/>
         <w:bCs/>
       </w:rPr>
@@ -14842,6 +15554,7 @@
       <w:spacing w:after="0" w:line="240" w:lineRule="auto"/>
     </w:pPr>
     <w:rPr>
+      <w:rFonts w:eastAsia="黑体"/>
       <w:color w:themeColor="text1" w:val="000000"/>
     </w:rPr>
     <w:tblPr>
@@ -14860,6 +15573,7 @@
     </w:tcPr>
     <w:tblStylePr w:type="firstRow">
       <w:rPr>
+        <w:rFonts w:eastAsia="黑体"/>
         <w:b/>
         <w:bCs/>
         <w:color w:themeColor="background1" w:val="FFFFFF"/>
@@ -14874,6 +15588,7 @@
     </w:tblStylePr>
     <w:tblStylePr w:type="lastRow">
       <w:rPr>
+        <w:rFonts w:eastAsia="黑体"/>
         <w:b/>
         <w:bCs/>
         <w:color w:themeColor="accent5" w:themeShade="CC" w:val="348DA5"/>
@@ -14888,12 +15603,14 @@
     </w:tblStylePr>
     <w:tblStylePr w:type="firstCol">
       <w:rPr>
+        <w:rFonts w:eastAsia="黑体"/>
         <w:b/>
         <w:bCs/>
       </w:rPr>
     </w:tblStylePr>
     <w:tblStylePr w:type="lastCol">
       <w:rPr>
+        <w:rFonts w:eastAsia="黑体"/>
         <w:b/>
         <w:bCs/>
       </w:rPr>
@@ -14928,6 +15645,7 @@
       <w:spacing w:after="0" w:line="240" w:lineRule="auto"/>
     </w:pPr>
     <w:rPr>
+      <w:rFonts w:eastAsia="黑体"/>
       <w:color w:themeColor="text1" w:val="000000"/>
     </w:rPr>
     <w:tblPr>
@@ -14949,6 +15667,7 @@
     </w:tcPr>
     <w:tblStylePr w:type="firstRow">
       <w:rPr>
+        <w:rFonts w:eastAsia="黑体"/>
         <w:b/>
         <w:bCs/>
       </w:rPr>
@@ -14959,6 +15678,7 @@
     </w:tblStylePr>
     <w:tblStylePr w:type="lastRow">
       <w:rPr>
+        <w:rFonts w:eastAsia="黑体"/>
         <w:b/>
         <w:bCs/>
         <w:color w:themeColor="text1" w:val="000000"/>
@@ -14970,6 +15690,7 @@
     </w:tblStylePr>
     <w:tblStylePr w:type="firstCol">
       <w:rPr>
+        <w:rFonts w:eastAsia="黑体"/>
         <w:color w:themeColor="background1" w:val="FFFFFF"/>
       </w:rPr>
       <w:tblPr/>
@@ -14979,6 +15700,7 @@
     </w:tblStylePr>
     <w:tblStylePr w:type="lastCol">
       <w:rPr>
+        <w:rFonts w:eastAsia="黑体"/>
         <w:color w:themeColor="background1" w:val="FFFFFF"/>
       </w:rPr>
       <w:tblPr/>
@@ -15008,6 +15730,7 @@
       <w:spacing w:after="0" w:line="240" w:lineRule="auto"/>
     </w:pPr>
     <w:rPr>
+      <w:rFonts w:eastAsia="黑体"/>
       <w:color w:themeColor="text1" w:val="000000"/>
     </w:rPr>
     <w:tblPr>
@@ -15029,6 +15752,7 @@
     </w:tcPr>
     <w:tblStylePr w:type="firstRow">
       <w:rPr>
+        <w:rFonts w:eastAsia="黑体"/>
         <w:b/>
         <w:bCs/>
       </w:rPr>
@@ -15039,6 +15763,7 @@
     </w:tblStylePr>
     <w:tblStylePr w:type="lastRow">
       <w:rPr>
+        <w:rFonts w:eastAsia="黑体"/>
         <w:b/>
         <w:bCs/>
         <w:color w:themeColor="text1" w:val="000000"/>
@@ -15050,6 +15775,7 @@
     </w:tblStylePr>
     <w:tblStylePr w:type="firstCol">
       <w:rPr>
+        <w:rFonts w:eastAsia="黑体"/>
         <w:color w:themeColor="background1" w:val="FFFFFF"/>
       </w:rPr>
       <w:tblPr/>
@@ -15059,6 +15785,7 @@
     </w:tblStylePr>
     <w:tblStylePr w:type="lastCol">
       <w:rPr>
+        <w:rFonts w:eastAsia="黑体"/>
         <w:color w:themeColor="background1" w:val="FFFFFF"/>
       </w:rPr>
       <w:tblPr/>
@@ -15088,6 +15815,7 @@
       <w:spacing w:after="0" w:line="240" w:lineRule="auto"/>
     </w:pPr>
     <w:rPr>
+      <w:rFonts w:eastAsia="黑体"/>
       <w:color w:themeColor="text1" w:val="000000"/>
     </w:rPr>
     <w:tblPr>
@@ -15109,6 +15837,7 @@
     </w:tcPr>
     <w:tblStylePr w:type="firstRow">
       <w:rPr>
+        <w:rFonts w:eastAsia="黑体"/>
         <w:b/>
         <w:bCs/>
       </w:rPr>
@@ -15119,6 +15848,7 @@
     </w:tblStylePr>
     <w:tblStylePr w:type="lastRow">
       <w:rPr>
+        <w:rFonts w:eastAsia="黑体"/>
         <w:b/>
         <w:bCs/>
         <w:color w:themeColor="text1" w:val="000000"/>
@@ -15130,6 +15860,7 @@
     </w:tblStylePr>
     <w:tblStylePr w:type="firstCol">
       <w:rPr>
+        <w:rFonts w:eastAsia="黑体"/>
         <w:color w:themeColor="background1" w:val="FFFFFF"/>
       </w:rPr>
       <w:tblPr/>
@@ -15139,6 +15870,7 @@
     </w:tblStylePr>
     <w:tblStylePr w:type="lastCol">
       <w:rPr>
+        <w:rFonts w:eastAsia="黑体"/>
         <w:color w:themeColor="background1" w:val="FFFFFF"/>
       </w:rPr>
       <w:tblPr/>
@@ -15168,6 +15900,7 @@
       <w:spacing w:after="0" w:line="240" w:lineRule="auto"/>
     </w:pPr>
     <w:rPr>
+      <w:rFonts w:eastAsia="黑体"/>
       <w:color w:themeColor="text1" w:val="000000"/>
     </w:rPr>
     <w:tblPr>
@@ -15189,6 +15922,7 @@
     </w:tcPr>
     <w:tblStylePr w:type="firstRow">
       <w:rPr>
+        <w:rFonts w:eastAsia="黑体"/>
         <w:b/>
         <w:bCs/>
       </w:rPr>
@@ -15199,6 +15933,7 @@
     </w:tblStylePr>
     <w:tblStylePr w:type="lastRow">
       <w:rPr>
+        <w:rFonts w:eastAsia="黑体"/>
         <w:b/>
         <w:bCs/>
         <w:color w:themeColor="text1" w:val="000000"/>
@@ -15210,6 +15945,7 @@
     </w:tblStylePr>
     <w:tblStylePr w:type="firstCol">
       <w:rPr>
+        <w:rFonts w:eastAsia="黑体"/>
         <w:color w:themeColor="background1" w:val="FFFFFF"/>
       </w:rPr>
       <w:tblPr/>
@@ -15219,6 +15955,7 @@
     </w:tblStylePr>
     <w:tblStylePr w:type="lastCol">
       <w:rPr>
+        <w:rFonts w:eastAsia="黑体"/>
         <w:color w:themeColor="background1" w:val="FFFFFF"/>
       </w:rPr>
       <w:tblPr/>
@@ -15248,6 +15985,7 @@
       <w:spacing w:after="0" w:line="240" w:lineRule="auto"/>
     </w:pPr>
     <w:rPr>
+      <w:rFonts w:eastAsia="黑体"/>
       <w:color w:themeColor="text1" w:val="000000"/>
     </w:rPr>
     <w:tblPr>
@@ -15269,6 +16007,7 @@
     </w:tcPr>
     <w:tblStylePr w:type="firstRow">
       <w:rPr>
+        <w:rFonts w:eastAsia="黑体"/>
         <w:b/>
         <w:bCs/>
       </w:rPr>
@@ -15279,6 +16018,7 @@
     </w:tblStylePr>
     <w:tblStylePr w:type="lastRow">
       <w:rPr>
+        <w:rFonts w:eastAsia="黑体"/>
         <w:b/>
         <w:bCs/>
         <w:color w:themeColor="text1" w:val="000000"/>
@@ -15290,6 +16030,7 @@
     </w:tblStylePr>
     <w:tblStylePr w:type="firstCol">
       <w:rPr>
+        <w:rFonts w:eastAsia="黑体"/>
         <w:color w:themeColor="background1" w:val="FFFFFF"/>
       </w:rPr>
       <w:tblPr/>
@@ -15299,6 +16040,7 @@
     </w:tblStylePr>
     <w:tblStylePr w:type="lastCol">
       <w:rPr>
+        <w:rFonts w:eastAsia="黑体"/>
         <w:color w:themeColor="background1" w:val="FFFFFF"/>
       </w:rPr>
       <w:tblPr/>
@@ -15328,6 +16070,7 @@
       <w:spacing w:after="0" w:line="240" w:lineRule="auto"/>
     </w:pPr>
     <w:rPr>
+      <w:rFonts w:eastAsia="黑体"/>
       <w:color w:themeColor="text1" w:val="000000"/>
     </w:rPr>
     <w:tblPr>
@@ -15349,6 +16092,7 @@
     </w:tcPr>
     <w:tblStylePr w:type="firstRow">
       <w:rPr>
+        <w:rFonts w:eastAsia="黑体"/>
         <w:b/>
         <w:bCs/>
       </w:rPr>
@@ -15359,6 +16103,7 @@
     </w:tblStylePr>
     <w:tblStylePr w:type="lastRow">
       <w:rPr>
+        <w:rFonts w:eastAsia="黑体"/>
         <w:b/>
         <w:bCs/>
         <w:color w:themeColor="text1" w:val="000000"/>
@@ -15370,6 +16115,7 @@
     </w:tblStylePr>
     <w:tblStylePr w:type="firstCol">
       <w:rPr>
+        <w:rFonts w:eastAsia="黑体"/>
         <w:color w:themeColor="background1" w:val="FFFFFF"/>
       </w:rPr>
       <w:tblPr/>
@@ -15379,6 +16125,7 @@
     </w:tblStylePr>
     <w:tblStylePr w:type="lastCol">
       <w:rPr>
+        <w:rFonts w:eastAsia="黑体"/>
         <w:color w:themeColor="background1" w:val="FFFFFF"/>
       </w:rPr>
       <w:tblPr/>
@@ -15408,6 +16155,7 @@
       <w:spacing w:after="0" w:line="240" w:lineRule="auto"/>
     </w:pPr>
     <w:rPr>
+      <w:rFonts w:eastAsia="黑体"/>
       <w:color w:themeColor="text1" w:val="000000"/>
     </w:rPr>
     <w:tblPr>
@@ -15429,6 +16177,7 @@
     </w:tcPr>
     <w:tblStylePr w:type="firstRow">
       <w:rPr>
+        <w:rFonts w:eastAsia="黑体"/>
         <w:b/>
         <w:bCs/>
       </w:rPr>
@@ -15439,6 +16188,7 @@
     </w:tblStylePr>
     <w:tblStylePr w:type="lastRow">
       <w:rPr>
+        <w:rFonts w:eastAsia="黑体"/>
         <w:b/>
         <w:bCs/>
         <w:color w:themeColor="text1" w:val="000000"/>
@@ -15450,6 +16200,7 @@
     </w:tblStylePr>
     <w:tblStylePr w:type="firstCol">
       <w:rPr>
+        <w:rFonts w:eastAsia="黑体"/>
         <w:color w:themeColor="background1" w:val="FFFFFF"/>
       </w:rPr>
       <w:tblPr/>
@@ -15459,6 +16210,7 @@
     </w:tblStylePr>
     <w:tblStylePr w:type="lastCol">
       <w:rPr>
+        <w:rFonts w:eastAsia="黑体"/>
         <w:color w:themeColor="background1" w:val="FFFFFF"/>
       </w:rPr>
       <w:tblPr/>
@@ -15491,6 +16243,7 @@
     <w:name w:val="KeywordTok"/>
     <w:basedOn w:val="VerbatimChar"/>
     <w:rPr>
+      <w:rFonts w:eastAsia="黑体"/>
       <w:b/>
       <w:color w:val="007020"/>
     </w:rPr>
@@ -15499,6 +16252,7 @@
     <w:name w:val="DataTypeTok"/>
     <w:basedOn w:val="VerbatimChar"/>
     <w:rPr>
+      <w:rFonts w:eastAsia="黑体"/>
       <w:color w:val="902000"/>
     </w:rPr>
   </w:style>
@@ -15506,6 +16260,7 @@
     <w:name w:val="DecValTok"/>
     <w:basedOn w:val="VerbatimChar"/>
     <w:rPr>
+      <w:rFonts w:eastAsia="黑体"/>
       <w:color w:val="40a070"/>
     </w:rPr>
   </w:style>
@@ -15513,6 +16268,7 @@
     <w:name w:val="BaseNTok"/>
     <w:basedOn w:val="VerbatimChar"/>
     <w:rPr>
+      <w:rFonts w:eastAsia="黑体"/>
       <w:color w:val="40a070"/>
     </w:rPr>
   </w:style>
@@ -15520,6 +16276,7 @@
     <w:name w:val="FloatTok"/>
     <w:basedOn w:val="VerbatimChar"/>
     <w:rPr>
+      <w:rFonts w:eastAsia="黑体"/>
       <w:color w:val="40a070"/>
     </w:rPr>
   </w:style>
@@ -15527,6 +16284,7 @@
     <w:name w:val="ConstantTok"/>
     <w:basedOn w:val="VerbatimChar"/>
     <w:rPr>
+      <w:rFonts w:eastAsia="黑体"/>
       <w:color w:val="880000"/>
     </w:rPr>
   </w:style>
@@ -15534,6 +16292,7 @@
     <w:name w:val="CharTok"/>
     <w:basedOn w:val="VerbatimChar"/>
     <w:rPr>
+      <w:rFonts w:eastAsia="黑体"/>
       <w:color w:val="4070a0"/>
     </w:rPr>
   </w:style>
@@ -15541,6 +16300,7 @@
     <w:name w:val="SpecialCharTok"/>
     <w:basedOn w:val="VerbatimChar"/>
     <w:rPr>
+      <w:rFonts w:eastAsia="黑体"/>
       <w:color w:val="4070a0"/>
     </w:rPr>
   </w:style>
@@ -15548,6 +16308,7 @@
     <w:name w:val="StringTok"/>
     <w:basedOn w:val="VerbatimChar"/>
     <w:rPr>
+      <w:rFonts w:eastAsia="黑体"/>
       <w:color w:val="4070a0"/>
     </w:rPr>
   </w:style>
@@ -15555,6 +16316,7 @@
     <w:name w:val="VerbatimStringTok"/>
     <w:basedOn w:val="VerbatimChar"/>
     <w:rPr>
+      <w:rFonts w:eastAsia="黑体"/>
       <w:color w:val="4070a0"/>
     </w:rPr>
   </w:style>
@@ -15562,6 +16324,7 @@
     <w:name w:val="SpecialStringTok"/>
     <w:basedOn w:val="VerbatimChar"/>
     <w:rPr>
+      <w:rFonts w:eastAsia="黑体"/>
       <w:color w:val="bb6688"/>
     </w:rPr>
   </w:style>
@@ -15569,6 +16332,7 @@
     <w:name w:val="ImportTok"/>
     <w:basedOn w:val="VerbatimChar"/>
     <w:rPr>
+      <w:rFonts w:eastAsia="黑体"/>
       <w:b/>
       <w:color w:val="008000"/>
     </w:rPr>
@@ -15577,6 +16341,7 @@
     <w:name w:val="CommentTok"/>
     <w:basedOn w:val="VerbatimChar"/>
     <w:rPr>
+      <w:rFonts w:eastAsia="黑体"/>
       <w:i/>
       <w:color w:val="60a0b0"/>
     </w:rPr>
@@ -15585,6 +16350,7 @@
     <w:name w:val="DocumentationTok"/>
     <w:basedOn w:val="VerbatimChar"/>
     <w:rPr>
+      <w:rFonts w:eastAsia="黑体"/>
       <w:i/>
       <w:color w:val="ba2121"/>
     </w:rPr>
@@ -15593,6 +16359,7 @@
     <w:name w:val="AnnotationTok"/>
     <w:basedOn w:val="VerbatimChar"/>
     <w:rPr>
+      <w:rFonts w:eastAsia="黑体"/>
       <w:b/>
       <w:i/>
       <w:color w:val="60a0b0"/>
@@ -15602,6 +16369,7 @@
     <w:name w:val="CommentVarTok"/>
     <w:basedOn w:val="VerbatimChar"/>
     <w:rPr>
+      <w:rFonts w:eastAsia="黑体"/>
       <w:b/>
       <w:i/>
       <w:color w:val="60a0b0"/>
@@ -15611,6 +16379,7 @@
     <w:name w:val="OtherTok"/>
     <w:basedOn w:val="VerbatimChar"/>
     <w:rPr>
+      <w:rFonts w:eastAsia="黑体"/>
       <w:color w:val="007020"/>
     </w:rPr>
   </w:style>
@@ -15618,6 +16387,7 @@
     <w:name w:val="FunctionTok"/>
     <w:basedOn w:val="VerbatimChar"/>
     <w:rPr>
+      <w:rFonts w:eastAsia="黑体"/>
       <w:color w:val="06287e"/>
     </w:rPr>
   </w:style>
@@ -15625,6 +16395,7 @@
     <w:name w:val="VariableTok"/>
     <w:basedOn w:val="VerbatimChar"/>
     <w:rPr>
+      <w:rFonts w:eastAsia="黑体"/>
       <w:color w:val="19177c"/>
     </w:rPr>
   </w:style>
@@ -15632,6 +16403,7 @@
     <w:name w:val="ControlFlowTok"/>
     <w:basedOn w:val="VerbatimChar"/>
     <w:rPr>
+      <w:rFonts w:eastAsia="黑体"/>
       <w:b/>
       <w:color w:val="007020"/>
     </w:rPr>
@@ -15640,6 +16412,7 @@
     <w:name w:val="OperatorTok"/>
     <w:basedOn w:val="VerbatimChar"/>
     <w:rPr>
+      <w:rFonts w:eastAsia="黑体"/>
       <w:color w:val="666666"/>
     </w:rPr>
   </w:style>
@@ -15647,18 +16420,22 @@
     <w:name w:val="BuiltInTok"/>
     <w:basedOn w:val="VerbatimChar"/>
     <w:rPr>
+      <w:rFonts w:eastAsia="黑体"/>
       <w:color w:val="008000"/>
     </w:rPr>
   </w:style>
   <w:style w:type="character" w:customStyle="1" w:styleId="ExtensionTok">
     <w:name w:val="ExtensionTok"/>
     <w:basedOn w:val="VerbatimChar"/>
-    <w:rPr/>
+    <w:rPr>
+      <w:rFonts w:eastAsia="黑体"/>
+    </w:rPr>
   </w:style>
   <w:style w:type="character" w:customStyle="1" w:styleId="PreprocessorTok">
     <w:name w:val="PreprocessorTok"/>
     <w:basedOn w:val="VerbatimChar"/>
     <w:rPr>
+      <w:rFonts w:eastAsia="黑体"/>
       <w:color w:val="bc7a00"/>
     </w:rPr>
   </w:style>
@@ -15666,18 +16443,22 @@
     <w:name w:val="AttributeTok"/>
     <w:basedOn w:val="VerbatimChar"/>
     <w:rPr>
+      <w:rFonts w:eastAsia="黑体"/>
       <w:color w:val="7d9029"/>
     </w:rPr>
   </w:style>
   <w:style w:type="character" w:customStyle="1" w:styleId="RegionMarkerTok">
     <w:name w:val="RegionMarkerTok"/>
     <w:basedOn w:val="VerbatimChar"/>
-    <w:rPr/>
+    <w:rPr>
+      <w:rFonts w:eastAsia="黑体"/>
+    </w:rPr>
   </w:style>
   <w:style w:type="character" w:customStyle="1" w:styleId="InformationTok">
     <w:name w:val="InformationTok"/>
     <w:basedOn w:val="VerbatimChar"/>
     <w:rPr>
+      <w:rFonts w:eastAsia="黑体"/>
       <w:b/>
       <w:i/>
       <w:color w:val="60a0b0"/>
@@ -15687,6 +16468,7 @@
     <w:name w:val="WarningTok"/>
     <w:basedOn w:val="VerbatimChar"/>
     <w:rPr>
+      <w:rFonts w:eastAsia="黑体"/>
       <w:b/>
       <w:i/>
       <w:color w:val="60a0b0"/>
@@ -15696,6 +16478,7 @@
     <w:name w:val="AlertTok"/>
     <w:basedOn w:val="VerbatimChar"/>
     <w:rPr>
+      <w:rFonts w:eastAsia="黑体"/>
       <w:b/>
       <w:color w:val="ff0000"/>
     </w:rPr>
@@ -15704,6 +16487,7 @@
     <w:name w:val="ErrorTok"/>
     <w:basedOn w:val="VerbatimChar"/>
     <w:rPr>
+      <w:rFonts w:eastAsia="黑体"/>
       <w:b/>
       <w:color w:val="ff0000"/>
     </w:rPr>
@@ -15711,7 +16495,9 @@
   <w:style w:type="character" w:customStyle="1" w:styleId="NormalTok">
     <w:name w:val="NormalTok"/>
     <w:basedOn w:val="VerbatimChar"/>
-    <w:rPr/>
+    <w:rPr>
+      <w:rFonts w:eastAsia="黑体"/>
+    </w:rPr>
   </w:style>
 </w:styles>
 </file>
@@ -15760,12 +16546,12 @@
     <a:fontScheme name="Office">
       <a:majorFont>
         <a:latin typeface="Calibri"/>
-        <a:ea typeface=""/>
+        <a:ea typeface="黑体"/>
         <a:cs typeface=""/>
         <a:font script="Jpan" typeface="ＭＳ ゴシック"/>
         <a:font script="Hang" typeface="맑은 고딕"/>
-        <a:font script="Hans" typeface="宋体"/>
-        <a:font script="Hant" typeface="新細明體"/>
+        <a:font script="Hans" typeface="黑体"/>
+        <a:font script="Hant" typeface="黑体"/>
         <a:font script="Arab" typeface="Times New Roman"/>
         <a:font script="Hebr" typeface="Times New Roman"/>
         <a:font script="Thai" typeface="Angsana New"/>
@@ -15795,12 +16581,12 @@
       </a:majorFont>
       <a:minorFont>
         <a:latin typeface="Cambria"/>
-        <a:ea typeface=""/>
+        <a:ea typeface="黑体"/>
         <a:cs typeface=""/>
         <a:font script="Jpan" typeface="ＭＳ 明朝"/>
         <a:font script="Hang" typeface="맑은 고딕"/>
-        <a:font script="Hans" typeface="宋体"/>
-        <a:font script="Hant" typeface="新細明體"/>
+        <a:font script="Hans" typeface="黑体"/>
+        <a:font script="Hant" typeface="黑体"/>
         <a:font script="Arab" typeface="Arial"/>
         <a:font script="Hebr" typeface="Arial"/>
         <a:font script="Thai" typeface="Cordia New"/>

--- a/02-放大电路/03-音频放大电路/音调控制电路/音调控制电路.docx
+++ b/02-放大电路/03-音频放大电路/音调控制电路/音调控制电路.docx
@@ -3475,7 +3475,7 @@
           <w:color w:val="555555"/>
           <w:sz w:val="21"/>
         </w:rPr>
-        <w:t>材料收集者：杜文杰，WX手机：19519196569，QQ:3478827729</w:t>
+        <w:t>材料收集者：杜文杰，微信/手机：19519196569，QQ:3478827729</w:t>
       </w:r>
     </w:p>
     <w:sectPr>
